--- a/AI_Powered_Industry_Capstone_Customer_Shopping_Behavior_Analysis_intership_report.docx
+++ b/AI_Powered_Industry_Capstone_Customer_Shopping_Behavior_Analysis_intership_report.docx
@@ -4,27 +4,52 @@
   <w:body>
     <w:p>
       <w:pPr>
-        <w:spacing w:before="1500"/>
+        <w:spacing w:before="1500" w:line="240" w:lineRule="auto"/>
         <w:jc w:val="center"/>
+        <w:rPr>
+          <w:rFonts w:ascii="Aptos Display" w:hAnsi="Aptos Display"/>
+          <w:b/>
+          <w:bCs/>
+          <w:color w:val="17365D" w:themeColor="text2" w:themeShade="BF"/>
+          <w:sz w:val="54"/>
+          <w:lang w:val="en-IN"/>
+        </w:rPr>
+      </w:pPr>
+      <w:r>
+        <w:rPr>
+          <w:rFonts w:ascii="Aptos Display" w:hAnsi="Aptos Display"/>
+          <w:b/>
+          <w:bCs/>
+          <w:color w:val="17365D" w:themeColor="text2" w:themeShade="BF"/>
+          <w:sz w:val="54"/>
+          <w:lang w:val="en-IN"/>
+        </w:rPr>
+        <w:t>AI-POWERED INDUSTRY CAPSTONE PROJECT</w:t>
+      </w:r>
+    </w:p>
+    <w:p>
+      <w:pPr>
+        <w:spacing w:before="360" w:line="240" w:lineRule="auto"/>
+        <w:jc w:val="center"/>
+        <w:rPr>
+          <w:rFonts w:ascii="Aptos Display" w:hAnsi="Aptos Display"/>
+          <w:b/>
+          <w:bCs/>
+          <w:color w:val="17365D" w:themeColor="text2" w:themeShade="BF"/>
+          <w:sz w:val="42"/>
+          <w:szCs w:val="42"/>
+          <w:lang w:val="en-IN"/>
+        </w:rPr>
       </w:pPr>
       <w:r>
         <w:rPr>
           <w:rFonts w:ascii="Aptos Display" w:hAnsi="Aptos Display"/>
           <w:b/>
           <w:color w:val="17365D"/>
-          <w:sz w:val="54"/>
+          <w:sz w:val="42"/>
+          <w:szCs w:val="42"/>
         </w:rPr>
-        <w:t>AI-POWERED DATA ANALYTICS</w:t>
-      </w:r>
-      <w:r>
-        <w:rPr>
-          <w:rFonts w:ascii="Aptos Display" w:hAnsi="Aptos Display"/>
-          <w:b/>
-          <w:color w:val="17365D"/>
-          <w:sz w:val="54"/>
-        </w:rPr>
-        <w:br/>
-        <w:t>INTERNSHIP</w:t>
+        <w:t>CAPSTONE PROJECT REPORT</w:t>
       </w:r>
     </w:p>
     <w:p>
@@ -60,7 +85,7 @@
           <w:b/>
           <w:sz w:val="28"/>
         </w:rPr>
-        <w:t>FOUR-WEEK INTERNSHIP PROJECT REPORT</w:t>
+        <w:t>END-TO-END DATA ANALYTICS CAPSTONE</w:t>
       </w:r>
     </w:p>
     <w:p>
@@ -167,7 +192,7 @@
           <w:sz w:val="24"/>
           <w:lang w:val="en-IN"/>
         </w:rPr>
-        <w:t>Internship Organization</w:t>
+        <w:t>Project Organization</w:t>
       </w:r>
     </w:p>
     <w:p>
@@ -189,7 +214,7 @@
           <w:sz w:val="24"/>
         </w:rPr>
         <w:br/>
-        <w:t>Reporting period: Weeks 1–4 | October 2026</w:t>
+        <w:t>Project period: Four-week capstone | October 2026</w:t>
       </w:r>
     </w:p>
     <w:p>
@@ -219,20 +244,6 @@
         <w:spacing w:before="360"/>
         <w:jc w:val="center"/>
       </w:pPr>
-    </w:p>
-    <w:p>
-      <w:pPr>
-        <w:spacing w:before="1300"/>
-        <w:jc w:val="center"/>
-      </w:pPr>
-      <w:r>
-        <w:rPr>
-          <w:i/>
-          <w:color w:val="5A646E"/>
-          <w:sz w:val="20"/>
-        </w:rPr>
-        <w:t>Prepared for internship review and evaluation</w:t>
-      </w:r>
     </w:p>
     <w:p>
       <w:r>
@@ -321,7 +332,7 @@
               <w:rPr>
                 <w:sz w:val="16"/>
               </w:rPr>
-              <w:t>Internship</w:t>
+              <w:t>Capstone project</w:t>
             </w:r>
           </w:p>
         </w:tc>
@@ -331,14 +342,8 @@
             <w:vAlign w:val="center"/>
           </w:tcPr>
           <w:p>
-            <w:pPr>
-              <w:spacing w:after="20"/>
-            </w:pPr>
-            <w:r>
-              <w:rPr>
-                <w:sz w:val="16"/>
-              </w:rPr>
-              <w:t>AI-Powered Data Analytics Internship</w:t>
+            <w:r>
+              <w:t>AI-Powered Industry Capstone Project</w:t>
             </w:r>
           </w:p>
         </w:tc>
@@ -357,12 +362,14 @@
             <w:pPr>
               <w:spacing w:after="20"/>
             </w:pPr>
+            <w:proofErr w:type="spellStart"/>
             <w:r>
               <w:rPr>
                 <w:sz w:val="16"/>
               </w:rPr>
               <w:t>Organisation</w:t>
             </w:r>
+            <w:proofErr w:type="spellEnd"/>
           </w:p>
         </w:tc>
         <w:tc>
@@ -491,14 +498,8 @@
             <w:vAlign w:val="center"/>
           </w:tcPr>
           <w:p>
-            <w:pPr>
-              <w:spacing w:after="20"/>
-            </w:pPr>
-            <w:r>
-              <w:rPr>
-                <w:sz w:val="16"/>
-              </w:rPr>
-              <w:t>Four-week internship (October 2026)</w:t>
+            <w:r>
+              <w:t>Four-week capstone project | October 2026</w:t>
             </w:r>
           </w:p>
         </w:tc>
@@ -681,10 +682,7 @@
               <w:spacing w:after="20"/>
             </w:pPr>
             <w:r>
-              <w:rPr>
-                <w:sz w:val="16"/>
-              </w:rPr>
-              <w:t>Updated report based on the supplied internship plan, Excel workbook, SQL file, Python notebook, CSV and Power BI file, including the Week 4 activities described.</w:t>
+              <w:t>Updated report based on the supplied project plan, Excel workbook, SQL file, Python notebook, CSV and Power BI file, including the Week 4 activities described.</w:t>
             </w:r>
           </w:p>
         </w:tc>
@@ -824,7 +822,21 @@
               <w:rPr>
                 <w:sz w:val="15"/>
               </w:rPr>
-              <w:t>Three sheets: source data, Pivot_table, dashboard; KPI values and PivotTable summaries inspected.</w:t>
+              <w:t xml:space="preserve">Three sheets: source data, </w:t>
+            </w:r>
+            <w:proofErr w:type="spellStart"/>
+            <w:r>
+              <w:rPr>
+                <w:sz w:val="15"/>
+              </w:rPr>
+              <w:t>Pivot_table</w:t>
+            </w:r>
+            <w:proofErr w:type="spellEnd"/>
+            <w:r>
+              <w:rPr>
+                <w:sz w:val="15"/>
+              </w:rPr>
+              <w:t>, dashboard; KPI values and PivotTable summaries inspected.</w:t>
             </w:r>
           </w:p>
         </w:tc>
@@ -841,7 +853,21 @@
               <w:rPr>
                 <w:sz w:val="15"/>
               </w:rPr>
-              <w:t>Dashboard sheet contains KPI values; Excel visuals and slicer behaviour were not exhaustively tested interactively.</w:t>
+              <w:t xml:space="preserve">Dashboard sheet contains KPI values; Excel visuals and slicer </w:t>
+            </w:r>
+            <w:proofErr w:type="spellStart"/>
+            <w:r>
+              <w:rPr>
+                <w:sz w:val="15"/>
+              </w:rPr>
+              <w:t>behaviour</w:t>
+            </w:r>
+            <w:proofErr w:type="spellEnd"/>
+            <w:r>
+              <w:rPr>
+                <w:sz w:val="15"/>
+              </w:rPr>
+              <w:t xml:space="preserve"> were not exhaustively tested interactively.</w:t>
             </w:r>
           </w:p>
         </w:tc>
@@ -897,7 +923,21 @@
               <w:rPr>
                 <w:sz w:val="15"/>
               </w:rPr>
-              <w:t>99,457 rows; 15 source columns including index_no and region; no blank values in source fields; price/date fields stored as text in CSV.</w:t>
+              <w:t xml:space="preserve">99,457 rows; 15 source columns including </w:t>
+            </w:r>
+            <w:proofErr w:type="spellStart"/>
+            <w:r>
+              <w:rPr>
+                <w:sz w:val="15"/>
+              </w:rPr>
+              <w:t>index_no</w:t>
+            </w:r>
+            <w:proofErr w:type="spellEnd"/>
+            <w:r>
+              <w:rPr>
+                <w:sz w:val="15"/>
+              </w:rPr>
+              <w:t xml:space="preserve"> and region; no blank values in source fields; price/date fields stored as text in CSV.</w:t>
             </w:r>
           </w:p>
         </w:tc>
@@ -1066,7 +1106,21 @@
               <w:rPr>
                 <w:sz w:val="15"/>
               </w:rPr>
-              <w:t>Executed outputs, quality checks, derived fields, summaries, outlier analysis, eight principal EDA visualisations and business insights.</w:t>
+              <w:t xml:space="preserve">Executed outputs, quality checks, derived fields, summaries, outlier analysis, eight principal EDA </w:t>
+            </w:r>
+            <w:proofErr w:type="spellStart"/>
+            <w:r>
+              <w:rPr>
+                <w:sz w:val="15"/>
+              </w:rPr>
+              <w:t>visualisations</w:t>
+            </w:r>
+            <w:proofErr w:type="spellEnd"/>
+            <w:r>
+              <w:rPr>
+                <w:sz w:val="15"/>
+              </w:rPr>
+              <w:t xml:space="preserve"> and business insights.</w:t>
             </w:r>
           </w:p>
         </w:tc>
@@ -1146,7 +1200,7 @@
               <w:rPr>
                 <w:sz w:val="15"/>
               </w:rPr>
-              <w:t>File package metadata exposes four report pages—Dashboard, Analysis &amp; Recommentations, Business Analysis and Conclusion—with card visuals, bar/column charts, line chart, donut/pie charts, slicers, text and shapes.</w:t>
+              <w:t>File package metadata exposes four report pages—Dashboard, Analysis &amp; Recommendations, Business Analysis and Conclusion—with card visuals, bar/column charts, line chart, donut/pie charts, slicers, text and shapes.</w:t>
             </w:r>
           </w:p>
         </w:tc>
@@ -1163,7 +1217,21 @@
               <w:rPr>
                 <w:sz w:val="15"/>
               </w:rPr>
-              <w:t>The report definition was inspected structurally; visual rendering, data-model relationships, DAX formulas and live slicer behaviour could not be independently validated in Power BI Desktop in this environment.</w:t>
+              <w:t xml:space="preserve">The report definition was inspected structurally; visual rendering, data-model relationships, DAX formulas and live slicer </w:t>
+            </w:r>
+            <w:proofErr w:type="spellStart"/>
+            <w:r>
+              <w:rPr>
+                <w:sz w:val="15"/>
+              </w:rPr>
+              <w:t>behaviour</w:t>
+            </w:r>
+            <w:proofErr w:type="spellEnd"/>
+            <w:r>
+              <w:rPr>
+                <w:sz w:val="15"/>
+              </w:rPr>
+              <w:t xml:space="preserve"> could not be independently validated in Power BI Desktop in this environment.</w:t>
             </w:r>
           </w:p>
         </w:tc>
@@ -1184,7 +1252,7 @@
     </w:p>
     <w:p>
       <w:r>
-        <w:t>I completed the four-week AI-Powered Data Analytics Internship project at Brand Monk Academy using the Customer Shopping Dataset. The work covered business understanding and data inspection, Excel analysis, SQL business queries, Python exploratory data analysis and visualisation, Power BI reporting, and the final review of project findings and portfolio work.</w:t>
+        <w:t>This AI-Powered Industry Capstone Project at Brand Monk Academy analyses the Customer Shopping Dataset. The work covers business understanding and data inspection, Excel analysis, SQL business queries, Python exploratory data analysis and visualisation, Power BI reporting, and the final review of project findings and portfolio work.</w:t>
       </w:r>
     </w:p>
     <w:p>
@@ -1199,13 +1267,44 @@
     </w:p>
     <w:p>
       <w:r>
-        <w:lastRenderedPageBreak/>
-        <w:t>The Excel workbook contains KPI summaries and PivotTables; the SQL file contains data-validation and business-analysis queries; the Jupyter Notebook contains executed checks and visualisations; and the Power BI package contains four report pages. In Week 4, I completed my GitHub work and reviewed the SQL business questions, queries, documented outputs and findings for consistency with the project analysis.</w:t>
+        <w:t xml:space="preserve">The Excel workbook contains KPI summaries and PivotTables; the SQL file contains data-validation and business-analysis queries; the Jupyter Notebook contains executed checks and </w:t>
+      </w:r>
+      <w:proofErr w:type="spellStart"/>
+      <w:r>
+        <w:t>visualisations</w:t>
+      </w:r>
+      <w:proofErr w:type="spellEnd"/>
+      <w:r>
+        <w:t>; and the Power BI package contains four report pages. In Week 4, I completed my GitHub work and reviewed the SQL business questions, queries, documented outputs and findings for consistency with the project analysis.</w:t>
       </w:r>
     </w:p>
     <w:p>
       <w:r>
-        <w:t>Interpretation rule applied throughout this report: price is the recorded transaction value. Total sales/value is calculated as SUM(price), and quantity sold as SUM(quantity). Price is not multiplied by quantity. The source dataset's currency is not explicitly confirmed</w:t>
+        <w:t xml:space="preserve">Interpretation rule applied throughout this report: price is the recorded transaction value. Total sales/value </w:t>
+      </w:r>
+      <w:proofErr w:type="gramStart"/>
+      <w:r>
+        <w:t>is</w:t>
+      </w:r>
+      <w:proofErr w:type="gramEnd"/>
+      <w:r>
+        <w:t xml:space="preserve"> calculated as </w:t>
+      </w:r>
+      <w:proofErr w:type="gramStart"/>
+      <w:r>
+        <w:t>SUM(</w:t>
+      </w:r>
+      <w:proofErr w:type="gramEnd"/>
+      <w:r>
+        <w:t xml:space="preserve">price), and quantity sold as </w:t>
+      </w:r>
+      <w:proofErr w:type="gramStart"/>
+      <w:r>
+        <w:t>SUM(</w:t>
+      </w:r>
+      <w:proofErr w:type="gramEnd"/>
+      <w:r>
+        <w:t>quantity). Price is not multiplied by quantity. The source dataset's currency is not explicitly confirmed</w:t>
       </w:r>
       <w:r>
         <w:t>.</w:t>
@@ -1219,7 +1318,7 @@
         <w:pStyle w:val="Heading1"/>
       </w:pPr>
       <w:r>
-        <w:t>1. Internship Project Overview</w:t>
+        <w:t>1. Project Overview</w:t>
       </w:r>
     </w:p>
     <w:p>
@@ -1229,7 +1328,15 @@
     </w:p>
     <w:p>
       <w:r>
-        <w:t>I followed an end-to-end workflow: business problem understanding → data inspection and preparation → Excel and SQL analysis → Python EDA and visualisation → Power BI reporting → business findings and recommendations. The report distinguishes evidence present in the files from proposed improvements and tasks that remain unverified.</w:t>
+        <w:t xml:space="preserve">I followed an end-to-end workflow: business problem understanding → data inspection and preparation → Excel and SQL analysis → Python EDA and </w:t>
+      </w:r>
+      <w:proofErr w:type="spellStart"/>
+      <w:r>
+        <w:t>visualisation</w:t>
+      </w:r>
+      <w:proofErr w:type="spellEnd"/>
+      <w:r>
+        <w:t xml:space="preserve"> → Power BI reporting → business findings and recommendations. The report distinguishes evidence present in the files from proposed improvements and tasks that remain unverified.</w:t>
       </w:r>
     </w:p>
     <w:p>
@@ -1237,7 +1344,7 @@
         <w:pStyle w:val="Heading1"/>
       </w:pPr>
       <w:r>
-        <w:t>2. Internship Objectives</w:t>
+        <w:t>2. Project Objectives</w:t>
       </w:r>
     </w:p>
     <w:tbl>
@@ -1410,7 +1517,21 @@
               <w:rPr>
                 <w:sz w:val="16"/>
               </w:rPr>
-              <w:t>Workbook contains Pivot_table and dashboard sheets with KPI values and summary tables.</w:t>
+              <w:t xml:space="preserve">Workbook contains </w:t>
+            </w:r>
+            <w:proofErr w:type="spellStart"/>
+            <w:r>
+              <w:rPr>
+                <w:sz w:val="16"/>
+              </w:rPr>
+              <w:t>Pivot_table</w:t>
+            </w:r>
+            <w:proofErr w:type="spellEnd"/>
+            <w:r>
+              <w:rPr>
+                <w:sz w:val="16"/>
+              </w:rPr>
+              <w:t xml:space="preserve"> and dashboard sheets with KPI values and summary tables.</w:t>
             </w:r>
           </w:p>
         </w:tc>
@@ -1490,7 +1611,21 @@
               <w:rPr>
                 <w:sz w:val="16"/>
               </w:rPr>
-              <w:t>Executed Jupyter notebook includes Pandas/NumPy operations, data-quality checks, outlier review, group summaries and visualisations.</w:t>
+              <w:t xml:space="preserve">Executed Jupyter notebook includes Pandas/NumPy operations, data-quality checks, outlier review, group summaries and </w:t>
+            </w:r>
+            <w:proofErr w:type="spellStart"/>
+            <w:r>
+              <w:rPr>
+                <w:sz w:val="16"/>
+              </w:rPr>
+              <w:t>visualisations</w:t>
+            </w:r>
+            <w:proofErr w:type="spellEnd"/>
+            <w:r>
+              <w:rPr>
+                <w:sz w:val="16"/>
+              </w:rPr>
+              <w:t>.</w:t>
             </w:r>
           </w:p>
         </w:tc>
@@ -1632,7 +1767,23 @@
     </w:p>
     <w:p>
       <w:r>
-        <w:t>The source Excel/CSV dataset contains 99,457 transaction records. The Excel source sheet has 15 fields, including index_no as a record reference; the SQL file refers to a 14-column analytical table excluding index_no. The Python notebook selects 10 core fields for its initial analysis frame, then creates derived age-group, date, month and other analytical columns.</w:t>
+        <w:t xml:space="preserve">The source Excel/CSV dataset contains 99,457 transaction records. The Excel source sheet has 15 fields, including </w:t>
+      </w:r>
+      <w:proofErr w:type="spellStart"/>
+      <w:r>
+        <w:t>index_no</w:t>
+      </w:r>
+      <w:proofErr w:type="spellEnd"/>
+      <w:r>
+        <w:t xml:space="preserve"> as a record reference; the SQL file refers to a 14-column analytical table excluding </w:t>
+      </w:r>
+      <w:proofErr w:type="spellStart"/>
+      <w:r>
+        <w:t>index_no</w:t>
+      </w:r>
+      <w:proofErr w:type="spellEnd"/>
+      <w:r>
+        <w:t>. The Python notebook selects 10 core fields for its initial analysis frame, then creates derived age-group, date, month and other analytical columns.</w:t>
       </w:r>
     </w:p>
     <w:tbl>
@@ -1762,11 +1913,117 @@
             <w:pPr>
               <w:spacing w:after="20"/>
             </w:pPr>
+            <w:proofErr w:type="spellStart"/>
             <w:r>
               <w:rPr>
                 <w:sz w:val="16"/>
               </w:rPr>
-              <w:t>index_no, invoice_no, customer_id, gender, age, age_category, age_group, category, quantity, price, payment_method, invoice_date, day, shopping_mall, region</w:t>
+              <w:t>index_no</w:t>
+            </w:r>
+            <w:proofErr w:type="spellEnd"/>
+            <w:r>
+              <w:rPr>
+                <w:sz w:val="16"/>
+              </w:rPr>
+              <w:t xml:space="preserve">, </w:t>
+            </w:r>
+            <w:proofErr w:type="spellStart"/>
+            <w:r>
+              <w:rPr>
+                <w:sz w:val="16"/>
+              </w:rPr>
+              <w:t>invoice_no</w:t>
+            </w:r>
+            <w:proofErr w:type="spellEnd"/>
+            <w:r>
+              <w:rPr>
+                <w:sz w:val="16"/>
+              </w:rPr>
+              <w:t xml:space="preserve">, </w:t>
+            </w:r>
+            <w:proofErr w:type="spellStart"/>
+            <w:r>
+              <w:rPr>
+                <w:sz w:val="16"/>
+              </w:rPr>
+              <w:t>customer_id</w:t>
+            </w:r>
+            <w:proofErr w:type="spellEnd"/>
+            <w:r>
+              <w:rPr>
+                <w:sz w:val="16"/>
+              </w:rPr>
+              <w:t xml:space="preserve">, gender, age, </w:t>
+            </w:r>
+            <w:proofErr w:type="spellStart"/>
+            <w:r>
+              <w:rPr>
+                <w:sz w:val="16"/>
+              </w:rPr>
+              <w:t>age_category</w:t>
+            </w:r>
+            <w:proofErr w:type="spellEnd"/>
+            <w:r>
+              <w:rPr>
+                <w:sz w:val="16"/>
+              </w:rPr>
+              <w:t xml:space="preserve">, </w:t>
+            </w:r>
+            <w:proofErr w:type="spellStart"/>
+            <w:r>
+              <w:rPr>
+                <w:sz w:val="16"/>
+              </w:rPr>
+              <w:t>age_group</w:t>
+            </w:r>
+            <w:proofErr w:type="spellEnd"/>
+            <w:r>
+              <w:rPr>
+                <w:sz w:val="16"/>
+              </w:rPr>
+              <w:t xml:space="preserve">, category, quantity, price, </w:t>
+            </w:r>
+            <w:proofErr w:type="spellStart"/>
+            <w:r>
+              <w:rPr>
+                <w:sz w:val="16"/>
+              </w:rPr>
+              <w:t>payment_method</w:t>
+            </w:r>
+            <w:proofErr w:type="spellEnd"/>
+            <w:r>
+              <w:rPr>
+                <w:sz w:val="16"/>
+              </w:rPr>
+              <w:t xml:space="preserve">, </w:t>
+            </w:r>
+            <w:proofErr w:type="spellStart"/>
+            <w:r>
+              <w:rPr>
+                <w:sz w:val="16"/>
+              </w:rPr>
+              <w:t>invoice_date</w:t>
+            </w:r>
+            <w:proofErr w:type="spellEnd"/>
+            <w:r>
+              <w:rPr>
+                <w:sz w:val="16"/>
+              </w:rPr>
+              <w:t xml:space="preserve">, day, </w:t>
+            </w:r>
+            <w:proofErr w:type="spellStart"/>
+            <w:r>
+              <w:rPr>
+                <w:sz w:val="16"/>
+              </w:rPr>
+              <w:t>shopping_mall</w:t>
+            </w:r>
+            <w:proofErr w:type="spellEnd"/>
+            <w:r>
+              <w:rPr>
+                <w:sz w:val="16"/>
+              </w:rPr>
+              <w:t>, region</w:t>
             </w:r>
           </w:p>
         </w:tc>
@@ -2022,7 +2279,6 @@
         <w:pStyle w:val="Heading1"/>
       </w:pPr>
       <w:r>
-        <w:lastRenderedPageBreak/>
         <w:t>4. Dataset Description</w:t>
       </w:r>
     </w:p>
@@ -2116,12 +2372,14 @@
             <w:pPr>
               <w:spacing w:after="20"/>
             </w:pPr>
+            <w:proofErr w:type="spellStart"/>
             <w:r>
               <w:rPr>
                 <w:sz w:val="15"/>
               </w:rPr>
               <w:t>invoice_no</w:t>
             </w:r>
+            <w:proofErr w:type="spellEnd"/>
           </w:p>
         </w:tc>
         <w:tc>
@@ -2173,12 +2431,14 @@
             <w:pPr>
               <w:spacing w:after="20"/>
             </w:pPr>
+            <w:proofErr w:type="spellStart"/>
             <w:r>
               <w:rPr>
                 <w:sz w:val="15"/>
               </w:rPr>
               <w:t>customer_id</w:t>
             </w:r>
+            <w:proofErr w:type="spellEnd"/>
           </w:p>
         </w:tc>
         <w:tc>
@@ -2346,12 +2606,28 @@
             <w:pPr>
               <w:spacing w:after="20"/>
             </w:pPr>
-            <w:r>
-              <w:rPr>
-                <w:sz w:val="15"/>
-              </w:rPr>
-              <w:t>age_category / age_group</w:t>
-            </w:r>
+            <w:proofErr w:type="spellStart"/>
+            <w:r>
+              <w:rPr>
+                <w:sz w:val="15"/>
+              </w:rPr>
+              <w:t>age_category</w:t>
+            </w:r>
+            <w:proofErr w:type="spellEnd"/>
+            <w:r>
+              <w:rPr>
+                <w:sz w:val="15"/>
+              </w:rPr>
+              <w:t xml:space="preserve"> / </w:t>
+            </w:r>
+            <w:proofErr w:type="spellStart"/>
+            <w:r>
+              <w:rPr>
+                <w:sz w:val="15"/>
+              </w:rPr>
+              <w:t>age_group</w:t>
+            </w:r>
+            <w:proofErr w:type="spellEnd"/>
           </w:p>
         </w:tc>
         <w:tc>
@@ -2384,7 +2660,35 @@
               <w:rPr>
                 <w:sz w:val="15"/>
               </w:rPr>
-              <w:t>Excel/SQL use age_category/age_group supplied in source; notebook creates its own bins (18–25, 26–35, 36–45, 46–55, 56–69).</w:t>
+              <w:t xml:space="preserve">Excel/SQL use </w:t>
+            </w:r>
+            <w:proofErr w:type="spellStart"/>
+            <w:r>
+              <w:rPr>
+                <w:sz w:val="15"/>
+              </w:rPr>
+              <w:t>age_category</w:t>
+            </w:r>
+            <w:proofErr w:type="spellEnd"/>
+            <w:r>
+              <w:rPr>
+                <w:sz w:val="15"/>
+              </w:rPr>
+              <w:t>/</w:t>
+            </w:r>
+            <w:proofErr w:type="spellStart"/>
+            <w:r>
+              <w:rPr>
+                <w:sz w:val="15"/>
+              </w:rPr>
+              <w:t>age_group</w:t>
+            </w:r>
+            <w:proofErr w:type="spellEnd"/>
+            <w:r>
+              <w:rPr>
+                <w:sz w:val="15"/>
+              </w:rPr>
+              <w:t xml:space="preserve"> supplied in source; notebook creates its own bins (18–25, 26–35, 36–45, 46–55, 56–69).</w:t>
             </w:r>
           </w:p>
         </w:tc>
@@ -2576,12 +2880,14 @@
             <w:pPr>
               <w:spacing w:after="20"/>
             </w:pPr>
+            <w:proofErr w:type="spellStart"/>
             <w:r>
               <w:rPr>
                 <w:sz w:val="15"/>
               </w:rPr>
               <w:t>payment_method</w:t>
             </w:r>
+            <w:proofErr w:type="spellEnd"/>
           </w:p>
         </w:tc>
         <w:tc>
@@ -2633,11 +2939,19 @@
             <w:pPr>
               <w:spacing w:after="20"/>
             </w:pPr>
-            <w:r>
-              <w:rPr>
-                <w:sz w:val="15"/>
-              </w:rPr>
-              <w:t>invoice_date / day</w:t>
+            <w:proofErr w:type="spellStart"/>
+            <w:r>
+              <w:rPr>
+                <w:sz w:val="15"/>
+              </w:rPr>
+              <w:t>invoice_date</w:t>
+            </w:r>
+            <w:proofErr w:type="spellEnd"/>
+            <w:r>
+              <w:rPr>
+                <w:sz w:val="15"/>
+              </w:rPr>
+              <w:t xml:space="preserve"> / day</w:t>
             </w:r>
           </w:p>
         </w:tc>
@@ -2691,12 +3005,14 @@
             <w:pPr>
               <w:spacing w:after="20"/>
             </w:pPr>
+            <w:proofErr w:type="spellStart"/>
             <w:r>
               <w:rPr>
                 <w:sz w:val="15"/>
               </w:rPr>
               <w:t>shopping_mall</w:t>
             </w:r>
+            <w:proofErr w:type="spellEnd"/>
           </w:p>
         </w:tc>
         <w:tc>
@@ -2806,12 +3122,14 @@
             <w:pPr>
               <w:spacing w:after="20"/>
             </w:pPr>
+            <w:proofErr w:type="spellStart"/>
             <w:r>
               <w:rPr>
                 <w:sz w:val="15"/>
               </w:rPr>
               <w:t>index_no</w:t>
             </w:r>
+            <w:proofErr w:type="spellEnd"/>
           </w:p>
         </w:tc>
         <w:tc>
@@ -2860,7 +3178,7 @@
         <w:pStyle w:val="Heading1"/>
       </w:pPr>
       <w:r>
-        <w:t>5. Business Problem and Objectives</w:t>
+        <w:t>5. Business Problem and Key Questions</w:t>
       </w:r>
     </w:p>
     <w:p>
@@ -2950,7 +3268,7 @@
         <w:pStyle w:val="Heading1"/>
       </w:pPr>
       <w:r>
-        <w:t>6. Week 1: Excel Data Cleaning, Analysis and KPI Identification</w:t>
+        <w:t>6. Excel Data Preparation, Analysis and KPI Identification</w:t>
       </w:r>
     </w:p>
     <w:p>
@@ -2965,6 +3283,11 @@
       <w:r>
         <w:t>The reference report describes Excel preparation steps including checking missing values and duplicates, reviewing category/gender/payment/mall labels, checking age, quantity and price, preparing date formats, and preparing age categories for PivotTables and SQL import. The workbook's source-data sheet contains 99,457 data rows and 15 fields. Exact Excel-specific counts for each cleaning operation are not recorded in the workbook evidence reviewed, so these activities are described as documented in the reference report rather than independently re-performed.</w:t>
       </w:r>
+    </w:p>
+    <w:p>
+      <w:pPr>
+        <w:pStyle w:val="Heading2"/>
+      </w:pPr>
     </w:p>
     <w:p>
       <w:pPr>
@@ -3085,7 +3408,21 @@
               <w:rPr>
                 <w:sz w:val="15"/>
               </w:rPr>
-              <w:t>PivotTable: SUM(quantity) by category</w:t>
+              <w:t xml:space="preserve">PivotTable: </w:t>
+            </w:r>
+            <w:proofErr w:type="gramStart"/>
+            <w:r>
+              <w:rPr>
+                <w:sz w:val="15"/>
+              </w:rPr>
+              <w:t>SUM(</w:t>
+            </w:r>
+            <w:proofErr w:type="gramEnd"/>
+            <w:r>
+              <w:rPr>
+                <w:sz w:val="15"/>
+              </w:rPr>
+              <w:t>quantity) by category</w:t>
             </w:r>
           </w:p>
         </w:tc>
@@ -3125,7 +3462,6 @@
               <w:rPr>
                 <w:sz w:val="15"/>
               </w:rPr>
-              <w:lastRenderedPageBreak/>
               <w:t>Highest category sales</w:t>
             </w:r>
           </w:p>
@@ -3144,7 +3480,21 @@
               <w:rPr>
                 <w:sz w:val="15"/>
               </w:rPr>
-              <w:t>PivotTable: SUM(price) by category</w:t>
+              <w:t xml:space="preserve">PivotTable: </w:t>
+            </w:r>
+            <w:proofErr w:type="gramStart"/>
+            <w:r>
+              <w:rPr>
+                <w:sz w:val="15"/>
+              </w:rPr>
+              <w:t>SUM(</w:t>
+            </w:r>
+            <w:proofErr w:type="gramEnd"/>
+            <w:r>
+              <w:rPr>
+                <w:sz w:val="15"/>
+              </w:rPr>
+              <w:t>price) by category</w:t>
             </w:r>
           </w:p>
         </w:tc>
@@ -3267,12 +3617,28 @@
             <w:pPr>
               <w:spacing w:after="20"/>
             </w:pPr>
-            <w:r>
-              <w:rPr>
-                <w:sz w:val="15"/>
-              </w:rPr>
-              <w:t>SUM(price) by age_category</w:t>
-            </w:r>
+            <w:proofErr w:type="gramStart"/>
+            <w:r>
+              <w:rPr>
+                <w:sz w:val="15"/>
+              </w:rPr>
+              <w:t>SUM(</w:t>
+            </w:r>
+            <w:proofErr w:type="gramEnd"/>
+            <w:r>
+              <w:rPr>
+                <w:sz w:val="15"/>
+              </w:rPr>
+              <w:t xml:space="preserve">price) by </w:t>
+            </w:r>
+            <w:proofErr w:type="spellStart"/>
+            <w:r>
+              <w:rPr>
+                <w:sz w:val="15"/>
+              </w:rPr>
+              <w:t>age_category</w:t>
+            </w:r>
+            <w:proofErr w:type="spellEnd"/>
           </w:p>
         </w:tc>
         <w:tc>
@@ -3487,11 +3853,19 @@
             <w:pPr>
               <w:spacing w:after="20"/>
             </w:pPr>
-            <w:r>
-              <w:rPr>
-                <w:sz w:val="15"/>
-              </w:rPr>
-              <w:t>SUM(price) by payment method</w:t>
+            <w:proofErr w:type="gramStart"/>
+            <w:r>
+              <w:rPr>
+                <w:sz w:val="15"/>
+              </w:rPr>
+              <w:t>SUM(</w:t>
+            </w:r>
+            <w:proofErr w:type="gramEnd"/>
+            <w:r>
+              <w:rPr>
+                <w:sz w:val="15"/>
+              </w:rPr>
+              <w:t>price) by payment method</w:t>
             </w:r>
           </w:p>
         </w:tc>
@@ -3820,11 +4194,19 @@
             <w:pPr>
               <w:spacing w:after="20"/>
             </w:pPr>
+            <w:proofErr w:type="gramStart"/>
             <w:r>
               <w:rPr>
                 <w:sz w:val="16"/>
               </w:rPr>
-              <w:t>SUM(price)</w:t>
+              <w:t>SUM(</w:t>
+            </w:r>
+            <w:proofErr w:type="gramEnd"/>
+            <w:r>
+              <w:rPr>
+                <w:sz w:val="16"/>
+              </w:rPr>
+              <w:t>price)</w:t>
             </w:r>
           </w:p>
         </w:tc>
@@ -3878,11 +4260,27 @@
             <w:pPr>
               <w:spacing w:after="20"/>
             </w:pPr>
+            <w:proofErr w:type="gramStart"/>
             <w:r>
               <w:rPr>
                 <w:sz w:val="16"/>
               </w:rPr>
-              <w:t>COUNT(invoice_no)</w:t>
+              <w:t>COUNT(</w:t>
+            </w:r>
+            <w:proofErr w:type="spellStart"/>
+            <w:proofErr w:type="gramEnd"/>
+            <w:r>
+              <w:rPr>
+                <w:sz w:val="16"/>
+              </w:rPr>
+              <w:t>invoice_no</w:t>
+            </w:r>
+            <w:proofErr w:type="spellEnd"/>
+            <w:r>
+              <w:rPr>
+                <w:sz w:val="16"/>
+              </w:rPr>
+              <w:t>)</w:t>
             </w:r>
           </w:p>
         </w:tc>
@@ -3935,11 +4333,19 @@
             <w:pPr>
               <w:spacing w:after="20"/>
             </w:pPr>
+            <w:proofErr w:type="gramStart"/>
             <w:r>
               <w:rPr>
                 <w:sz w:val="16"/>
               </w:rPr>
-              <w:t>SUM(quantity)</w:t>
+              <w:t>SUM(</w:t>
+            </w:r>
+            <w:proofErr w:type="gramEnd"/>
+            <w:r>
+              <w:rPr>
+                <w:sz w:val="16"/>
+              </w:rPr>
+              <w:t>quantity)</w:t>
             </w:r>
           </w:p>
         </w:tc>
@@ -3993,11 +4399,19 @@
             <w:pPr>
               <w:spacing w:after="20"/>
             </w:pPr>
+            <w:proofErr w:type="gramStart"/>
             <w:r>
               <w:rPr>
                 <w:sz w:val="16"/>
               </w:rPr>
-              <w:t>AVG(price)</w:t>
+              <w:t>AVG(</w:t>
+            </w:r>
+            <w:proofErr w:type="gramEnd"/>
+            <w:r>
+              <w:rPr>
+                <w:sz w:val="16"/>
+              </w:rPr>
+              <w:t>price)</w:t>
             </w:r>
           </w:p>
         </w:tc>
@@ -4050,11 +4464,33 @@
             <w:pPr>
               <w:spacing w:after="20"/>
             </w:pPr>
+            <w:proofErr w:type="gramStart"/>
             <w:r>
               <w:rPr>
                 <w:sz w:val="16"/>
               </w:rPr>
-              <w:t>SUM(price) by category / overall SUM(price)</w:t>
+              <w:t>SUM(</w:t>
+            </w:r>
+            <w:proofErr w:type="gramEnd"/>
+            <w:r>
+              <w:rPr>
+                <w:sz w:val="16"/>
+              </w:rPr>
+              <w:t xml:space="preserve">price) by category / overall </w:t>
+            </w:r>
+            <w:proofErr w:type="gramStart"/>
+            <w:r>
+              <w:rPr>
+                <w:sz w:val="16"/>
+              </w:rPr>
+              <w:t>SUM(</w:t>
+            </w:r>
+            <w:proofErr w:type="gramEnd"/>
+            <w:r>
+              <w:rPr>
+                <w:sz w:val="16"/>
+              </w:rPr>
+              <w:t>price)</w:t>
             </w:r>
           </w:p>
         </w:tc>
@@ -4108,11 +4544,27 @@
             <w:pPr>
               <w:spacing w:after="20"/>
             </w:pPr>
+            <w:proofErr w:type="gramStart"/>
             <w:r>
               <w:rPr>
                 <w:sz w:val="16"/>
               </w:rPr>
-              <w:t>COUNT(invoice_no) grouped by segment</w:t>
+              <w:t>COUNT(</w:t>
+            </w:r>
+            <w:proofErr w:type="spellStart"/>
+            <w:proofErr w:type="gramEnd"/>
+            <w:r>
+              <w:rPr>
+                <w:sz w:val="16"/>
+              </w:rPr>
+              <w:t>invoice_no</w:t>
+            </w:r>
+            <w:proofErr w:type="spellEnd"/>
+            <w:r>
+              <w:rPr>
+                <w:sz w:val="16"/>
+              </w:rPr>
+              <w:t>) grouped by segment</w:t>
             </w:r>
           </w:p>
         </w:tc>
@@ -4165,12 +4617,28 @@
             <w:pPr>
               <w:spacing w:after="20"/>
             </w:pPr>
+            <w:proofErr w:type="gramStart"/>
             <w:r>
               <w:rPr>
                 <w:sz w:val="16"/>
               </w:rPr>
-              <w:t>SUM(price) by shopping_mall</w:t>
-            </w:r>
+              <w:t>SUM(</w:t>
+            </w:r>
+            <w:proofErr w:type="gramEnd"/>
+            <w:r>
+              <w:rPr>
+                <w:sz w:val="16"/>
+              </w:rPr>
+              <w:t xml:space="preserve">price) by </w:t>
+            </w:r>
+            <w:proofErr w:type="spellStart"/>
+            <w:r>
+              <w:rPr>
+                <w:sz w:val="16"/>
+              </w:rPr>
+              <w:t>shopping_mall</w:t>
+            </w:r>
+            <w:proofErr w:type="spellEnd"/>
           </w:p>
         </w:tc>
         <w:tc>
@@ -4235,12 +4703,28 @@
             <w:pPr>
               <w:spacing w:after="20"/>
             </w:pPr>
+            <w:proofErr w:type="gramStart"/>
             <w:r>
               <w:rPr>
                 <w:sz w:val="16"/>
               </w:rPr>
-              <w:t>SUM(price) by payment_method</w:t>
-            </w:r>
+              <w:t>SUM(</w:t>
+            </w:r>
+            <w:proofErr w:type="gramEnd"/>
+            <w:r>
+              <w:rPr>
+                <w:sz w:val="16"/>
+              </w:rPr>
+              <w:t xml:space="preserve">price) by </w:t>
+            </w:r>
+            <w:proofErr w:type="spellStart"/>
+            <w:r>
+              <w:rPr>
+                <w:sz w:val="16"/>
+              </w:rPr>
+              <w:t>payment_method</w:t>
+            </w:r>
+            <w:proofErr w:type="spellEnd"/>
           </w:p>
         </w:tc>
         <w:tc>
@@ -4290,7 +4774,23 @@
     </w:p>
     <w:p>
       <w:r>
-        <w:t>The supplied workbook includes the source-data sheet, a Pivot_table sheet and a dashboard sheet with KPI labels and values. This evidences a completed workbook deliverable. The main practical outcomes are summarising data with PivotTables, comparing business segments, defining KPIs and presenting figures in a dashboard-style worksheet.</w:t>
+        <w:t xml:space="preserve">The supplied workbook includes the source-data sheet, a </w:t>
+      </w:r>
+      <w:proofErr w:type="spellStart"/>
+      <w:r>
+        <w:t>Pivot_table</w:t>
+      </w:r>
+      <w:proofErr w:type="spellEnd"/>
+      <w:r>
+        <w:t xml:space="preserve"> sheet and a dashboard sheet with KPI labels and values. This evidences a completed workbook deliverable. The main practical outcomes are </w:t>
+      </w:r>
+      <w:proofErr w:type="spellStart"/>
+      <w:r>
+        <w:t>summarising</w:t>
+      </w:r>
+      <w:proofErr w:type="spellEnd"/>
+      <w:r>
+        <w:t xml:space="preserve"> data with PivotTables, comparing business segments, defining KPIs and presenting figures in a dashboard-style worksheet.</w:t>
       </w:r>
     </w:p>
     <w:p>
@@ -4311,7 +4811,39 @@
     </w:p>
     <w:p>
       <w:r>
-        <w:t>The SQL script creates and selects customer_shopping_db, checks table availability and structure, counts records, tests missing identifiers/categories/prices/dates, checks repeated invoice numbers and exact duplicate groups, and tests price/date convertibility. It then creates customer_shopping_analysis as a working table, converting price to DECIMAL(12,2) after removing commas and parsing invoice_date using the format %d-%m-%Y.</w:t>
+        <w:t xml:space="preserve">The SQL script creates and selects </w:t>
+      </w:r>
+      <w:proofErr w:type="spellStart"/>
+      <w:r>
+        <w:t>customer_shopping_db</w:t>
+      </w:r>
+      <w:proofErr w:type="spellEnd"/>
+      <w:r>
+        <w:t xml:space="preserve">, checks table availability and structure, counts records, tests missing identifiers/categories/prices/dates, checks repeated invoice numbers and exact duplicate groups, and tests price/date convertibility. It then creates </w:t>
+      </w:r>
+      <w:proofErr w:type="spellStart"/>
+      <w:r>
+        <w:t>customer_shopping_analysis</w:t>
+      </w:r>
+      <w:proofErr w:type="spellEnd"/>
+      <w:r>
+        <w:t xml:space="preserve"> as a working table, converting price to </w:t>
+      </w:r>
+      <w:proofErr w:type="gramStart"/>
+      <w:r>
+        <w:t>DECIMAL(</w:t>
+      </w:r>
+      <w:proofErr w:type="gramEnd"/>
+      <w:r>
+        <w:t xml:space="preserve">12,2) after removing commas and parsing </w:t>
+      </w:r>
+      <w:proofErr w:type="spellStart"/>
+      <w:r>
+        <w:t>invoice_date</w:t>
+      </w:r>
+      <w:proofErr w:type="spellEnd"/>
+      <w:r>
+        <w:t xml:space="preserve"> using the format %d-%m-%Y.</w:t>
       </w:r>
     </w:p>
     <w:p>
@@ -4325,7 +4857,23 @@
           <w:rFonts w:ascii="Consolas" w:hAnsi="Consolas"/>
           <w:sz w:val="16"/>
         </w:rPr>
-        <w:t>CREATE TABLE customer_shopping_analysis AS</w:t>
+        <w:t xml:space="preserve">CREATE TABLE </w:t>
+      </w:r>
+      <w:proofErr w:type="spellStart"/>
+      <w:r>
+        <w:rPr>
+          <w:rFonts w:ascii="Consolas" w:hAnsi="Consolas"/>
+          <w:sz w:val="16"/>
+        </w:rPr>
+        <w:t>customer_shopping_analysis</w:t>
+      </w:r>
+      <w:proofErr w:type="spellEnd"/>
+      <w:r>
+        <w:rPr>
+          <w:rFonts w:ascii="Consolas" w:hAnsi="Consolas"/>
+          <w:sz w:val="16"/>
+        </w:rPr>
+        <w:t xml:space="preserve"> AS</w:t>
       </w:r>
       <w:r>
         <w:rPr>
@@ -4333,7 +4881,71 @@
           <w:sz w:val="16"/>
         </w:rPr>
         <w:br/>
-        <w:t>SELECT invoice_no, customer_id, gender, age, age_category, age_group,</w:t>
+        <w:t xml:space="preserve">SELECT </w:t>
+      </w:r>
+      <w:proofErr w:type="spellStart"/>
+      <w:r>
+        <w:rPr>
+          <w:rFonts w:ascii="Consolas" w:hAnsi="Consolas"/>
+          <w:sz w:val="16"/>
+        </w:rPr>
+        <w:t>invoice_no</w:t>
+      </w:r>
+      <w:proofErr w:type="spellEnd"/>
+      <w:r>
+        <w:rPr>
+          <w:rFonts w:ascii="Consolas" w:hAnsi="Consolas"/>
+          <w:sz w:val="16"/>
+        </w:rPr>
+        <w:t xml:space="preserve">, </w:t>
+      </w:r>
+      <w:proofErr w:type="spellStart"/>
+      <w:r>
+        <w:rPr>
+          <w:rFonts w:ascii="Consolas" w:hAnsi="Consolas"/>
+          <w:sz w:val="16"/>
+        </w:rPr>
+        <w:t>customer_id</w:t>
+      </w:r>
+      <w:proofErr w:type="spellEnd"/>
+      <w:r>
+        <w:rPr>
+          <w:rFonts w:ascii="Consolas" w:hAnsi="Consolas"/>
+          <w:sz w:val="16"/>
+        </w:rPr>
+        <w:t xml:space="preserve">, gender, age, </w:t>
+      </w:r>
+      <w:proofErr w:type="spellStart"/>
+      <w:r>
+        <w:rPr>
+          <w:rFonts w:ascii="Consolas" w:hAnsi="Consolas"/>
+          <w:sz w:val="16"/>
+        </w:rPr>
+        <w:t>age_category</w:t>
+      </w:r>
+      <w:proofErr w:type="spellEnd"/>
+      <w:r>
+        <w:rPr>
+          <w:rFonts w:ascii="Consolas" w:hAnsi="Consolas"/>
+          <w:sz w:val="16"/>
+        </w:rPr>
+        <w:t xml:space="preserve">, </w:t>
+      </w:r>
+      <w:proofErr w:type="spellStart"/>
+      <w:r>
+        <w:rPr>
+          <w:rFonts w:ascii="Consolas" w:hAnsi="Consolas"/>
+          <w:sz w:val="16"/>
+        </w:rPr>
+        <w:t>age_group</w:t>
+      </w:r>
+      <w:proofErr w:type="spellEnd"/>
+      <w:r>
+        <w:rPr>
+          <w:rFonts w:ascii="Consolas" w:hAnsi="Consolas"/>
+          <w:sz w:val="16"/>
+        </w:rPr>
+        <w:t>,</w:t>
       </w:r>
       <w:r>
         <w:rPr>
@@ -4349,7 +4961,39 @@
           <w:sz w:val="16"/>
         </w:rPr>
         <w:br/>
-        <w:t xml:space="preserve">       CAST(REPLACE(TRIM(price), ',', '') AS DECIMAL(12,2)) AS price,</w:t>
+        <w:t xml:space="preserve">       CAST(REPLACE(</w:t>
+      </w:r>
+      <w:proofErr w:type="gramStart"/>
+      <w:r>
+        <w:rPr>
+          <w:rFonts w:ascii="Consolas" w:hAnsi="Consolas"/>
+          <w:sz w:val="16"/>
+        </w:rPr>
+        <w:t>TRIM(</w:t>
+      </w:r>
+      <w:proofErr w:type="gramEnd"/>
+      <w:r>
+        <w:rPr>
+          <w:rFonts w:ascii="Consolas" w:hAnsi="Consolas"/>
+          <w:sz w:val="16"/>
+        </w:rPr>
+        <w:t xml:space="preserve">price), ',', '') AS </w:t>
+      </w:r>
+      <w:proofErr w:type="gramStart"/>
+      <w:r>
+        <w:rPr>
+          <w:rFonts w:ascii="Consolas" w:hAnsi="Consolas"/>
+          <w:sz w:val="16"/>
+        </w:rPr>
+        <w:t>DECIMAL(</w:t>
+      </w:r>
+      <w:proofErr w:type="gramEnd"/>
+      <w:r>
+        <w:rPr>
+          <w:rFonts w:ascii="Consolas" w:hAnsi="Consolas"/>
+          <w:sz w:val="16"/>
+        </w:rPr>
+        <w:t>12,2)) AS price,</w:t>
       </w:r>
       <w:r>
         <w:rPr>
@@ -4357,7 +5001,23 @@
           <w:sz w:val="16"/>
         </w:rPr>
         <w:br/>
-        <w:t xml:space="preserve">       payment_method,</w:t>
+        <w:t xml:space="preserve">       </w:t>
+      </w:r>
+      <w:proofErr w:type="spellStart"/>
+      <w:r>
+        <w:rPr>
+          <w:rFonts w:ascii="Consolas" w:hAnsi="Consolas"/>
+          <w:sz w:val="16"/>
+        </w:rPr>
+        <w:t>payment_method</w:t>
+      </w:r>
+      <w:proofErr w:type="spellEnd"/>
+      <w:r>
+        <w:rPr>
+          <w:rFonts w:ascii="Consolas" w:hAnsi="Consolas"/>
+          <w:sz w:val="16"/>
+        </w:rPr>
+        <w:t>,</w:t>
       </w:r>
       <w:r>
         <w:rPr>
@@ -4365,7 +5025,48 @@
           <w:sz w:val="16"/>
         </w:rPr>
         <w:br/>
-        <w:t xml:space="preserve">       STR_TO_DATE(TRIM(invoice_date), '%d-%m-%Y') AS invoice_date,</w:t>
+        <w:t xml:space="preserve">       STR_TO_DATE(</w:t>
+      </w:r>
+      <w:proofErr w:type="gramStart"/>
+      <w:r>
+        <w:rPr>
+          <w:rFonts w:ascii="Consolas" w:hAnsi="Consolas"/>
+          <w:sz w:val="16"/>
+        </w:rPr>
+        <w:t>TRIM(</w:t>
+      </w:r>
+      <w:proofErr w:type="spellStart"/>
+      <w:proofErr w:type="gramEnd"/>
+      <w:r>
+        <w:rPr>
+          <w:rFonts w:ascii="Consolas" w:hAnsi="Consolas"/>
+          <w:sz w:val="16"/>
+        </w:rPr>
+        <w:t>invoice_date</w:t>
+      </w:r>
+      <w:proofErr w:type="spellEnd"/>
+      <w:r>
+        <w:rPr>
+          <w:rFonts w:ascii="Consolas" w:hAnsi="Consolas"/>
+          <w:sz w:val="16"/>
+        </w:rPr>
+        <w:t xml:space="preserve">), '%d-%m-%Y') AS </w:t>
+      </w:r>
+      <w:proofErr w:type="spellStart"/>
+      <w:r>
+        <w:rPr>
+          <w:rFonts w:ascii="Consolas" w:hAnsi="Consolas"/>
+          <w:sz w:val="16"/>
+        </w:rPr>
+        <w:t>invoice_date</w:t>
+      </w:r>
+      <w:proofErr w:type="spellEnd"/>
+      <w:r>
+        <w:rPr>
+          <w:rFonts w:ascii="Consolas" w:hAnsi="Consolas"/>
+          <w:sz w:val="16"/>
+        </w:rPr>
+        <w:t>,</w:t>
       </w:r>
       <w:r>
         <w:rPr>
@@ -4373,7 +5074,23 @@
           <w:sz w:val="16"/>
         </w:rPr>
         <w:br/>
-        <w:t xml:space="preserve">       day, shopping_mall, region</w:t>
+        <w:t xml:space="preserve">       day, </w:t>
+      </w:r>
+      <w:proofErr w:type="spellStart"/>
+      <w:r>
+        <w:rPr>
+          <w:rFonts w:ascii="Consolas" w:hAnsi="Consolas"/>
+          <w:sz w:val="16"/>
+        </w:rPr>
+        <w:t>shopping_mall</w:t>
+      </w:r>
+      <w:proofErr w:type="spellEnd"/>
+      <w:r>
+        <w:rPr>
+          <w:rFonts w:ascii="Consolas" w:hAnsi="Consolas"/>
+          <w:sz w:val="16"/>
+        </w:rPr>
+        <w:t>, region</w:t>
       </w:r>
       <w:r>
         <w:rPr>
@@ -4381,7 +5098,23 @@
           <w:sz w:val="16"/>
         </w:rPr>
         <w:br/>
-        <w:t>FROM customer_shopping;</w:t>
+        <w:t xml:space="preserve">FROM </w:t>
+      </w:r>
+      <w:proofErr w:type="spellStart"/>
+      <w:r>
+        <w:rPr>
+          <w:rFonts w:ascii="Consolas" w:hAnsi="Consolas"/>
+          <w:sz w:val="16"/>
+        </w:rPr>
+        <w:t>customer_shopping</w:t>
+      </w:r>
+      <w:proofErr w:type="spellEnd"/>
+      <w:r>
+        <w:rPr>
+          <w:rFonts w:ascii="Consolas" w:hAnsi="Consolas"/>
+          <w:sz w:val="16"/>
+        </w:rPr>
+        <w:t>;</w:t>
       </w:r>
     </w:p>
     <w:p>
@@ -4491,14 +5224,7 @@
               <w:rPr>
                 <w:sz w:val="15"/>
               </w:rPr>
-              <w:t xml:space="preserve">SELECT / WHERE / ORDER </w:t>
-            </w:r>
-            <w:r>
-              <w:rPr>
-                <w:sz w:val="15"/>
-              </w:rPr>
-              <w:lastRenderedPageBreak/>
-              <w:t>BY</w:t>
+              <w:t>SELECT / WHERE / ORDER BY</w:t>
             </w:r>
           </w:p>
         </w:tc>
@@ -4515,7 +5241,6 @@
               <w:rPr>
                 <w:sz w:val="15"/>
               </w:rPr>
-              <w:lastRenderedPageBreak/>
               <w:t>Filtering and sorting transaction and category results</w:t>
             </w:r>
           </w:p>
@@ -4570,11 +5295,33 @@
             <w:pPr>
               <w:spacing w:after="20"/>
             </w:pPr>
-            <w:r>
-              <w:rPr>
-                <w:sz w:val="15"/>
-              </w:rPr>
-              <w:t>SUM(price), SUM(quantity), COUNT, AVG</w:t>
+            <w:proofErr w:type="gramStart"/>
+            <w:r>
+              <w:rPr>
+                <w:sz w:val="15"/>
+              </w:rPr>
+              <w:t>SUM(</w:t>
+            </w:r>
+            <w:proofErr w:type="gramEnd"/>
+            <w:r>
+              <w:rPr>
+                <w:sz w:val="15"/>
+              </w:rPr>
+              <w:t xml:space="preserve">price), </w:t>
+            </w:r>
+            <w:proofErr w:type="gramStart"/>
+            <w:r>
+              <w:rPr>
+                <w:sz w:val="15"/>
+              </w:rPr>
+              <w:t>SUM(</w:t>
+            </w:r>
+            <w:proofErr w:type="gramEnd"/>
+            <w:r>
+              <w:rPr>
+                <w:sz w:val="15"/>
+              </w:rPr>
+              <w:t>quantity), COUNT, AVG</w:t>
             </w:r>
           </w:p>
         </w:tc>
@@ -4689,7 +5436,21 @@
               <w:rPr>
                 <w:sz w:val="15"/>
               </w:rPr>
-              <w:t>ROW_NUMBER() partitioned by mall and category; ranked prices</w:t>
+              <w:t>ROW_</w:t>
+            </w:r>
+            <w:proofErr w:type="gramStart"/>
+            <w:r>
+              <w:rPr>
+                <w:sz w:val="15"/>
+              </w:rPr>
+              <w:t>NUMBER(</w:t>
+            </w:r>
+            <w:proofErr w:type="gramEnd"/>
+            <w:r>
+              <w:rPr>
+                <w:sz w:val="15"/>
+              </w:rPr>
+              <w:t>) partitioned by mall and category; ranked prices</w:t>
             </w:r>
           </w:p>
         </w:tc>
@@ -4763,7 +5524,21 @@
               <w:rPr>
                 <w:sz w:val="15"/>
               </w:rPr>
-              <w:t>Combine related views using customer_id.</w:t>
+              <w:t xml:space="preserve">Combine related views using </w:t>
+            </w:r>
+            <w:proofErr w:type="spellStart"/>
+            <w:r>
+              <w:rPr>
+                <w:sz w:val="15"/>
+              </w:rPr>
+              <w:t>customer_id</w:t>
+            </w:r>
+            <w:proofErr w:type="spellEnd"/>
+            <w:r>
+              <w:rPr>
+                <w:sz w:val="15"/>
+              </w:rPr>
+              <w:t>.</w:t>
             </w:r>
           </w:p>
         </w:tc>
@@ -4818,11 +5593,19 @@
             <w:pPr>
               <w:spacing w:after="20"/>
             </w:pPr>
-            <w:r>
-              <w:rPr>
-                <w:sz w:val="15"/>
-              </w:rPr>
-              <w:t>Standardise numeric and date fields for analysis.</w:t>
+            <w:proofErr w:type="spellStart"/>
+            <w:r>
+              <w:rPr>
+                <w:sz w:val="15"/>
+              </w:rPr>
+              <w:t>Standardise</w:t>
+            </w:r>
+            <w:proofErr w:type="spellEnd"/>
+            <w:r>
+              <w:rPr>
+                <w:sz w:val="15"/>
+              </w:rPr>
+              <w:t xml:space="preserve"> numeric and date fields for analysis.</w:t>
             </w:r>
           </w:p>
         </w:tc>
@@ -4977,11 +5760,19 @@
             <w:pPr>
               <w:spacing w:after="20"/>
             </w:pPr>
+            <w:proofErr w:type="spellStart"/>
             <w:r>
               <w:rPr>
                 <w:sz w:val="14"/>
               </w:rPr>
-              <w:t>Prioritise stock monitoring and evaluate promotions; do not assume the result guarantees future demand.</w:t>
+              <w:t>Prioritise</w:t>
+            </w:r>
+            <w:proofErr w:type="spellEnd"/>
+            <w:r>
+              <w:rPr>
+                <w:sz w:val="14"/>
+              </w:rPr>
+              <w:t xml:space="preserve"> stock monitoring and evaluate promotions; do not assume the result guarantees future demand.</w:t>
             </w:r>
           </w:p>
         </w:tc>
@@ -5266,7 +6057,21 @@
               <w:rPr>
                 <w:sz w:val="14"/>
               </w:rPr>
-              <w:t>SQL comments: 35–40 age_group has highest total sales; 15–20 lowest; 40–45 highest average transaction value.</w:t>
+              <w:t xml:space="preserve">SQL comments: 35–40 </w:t>
+            </w:r>
+            <w:proofErr w:type="spellStart"/>
+            <w:r>
+              <w:rPr>
+                <w:sz w:val="14"/>
+              </w:rPr>
+              <w:t>age_group</w:t>
+            </w:r>
+            <w:proofErr w:type="spellEnd"/>
+            <w:r>
+              <w:rPr>
+                <w:sz w:val="14"/>
+              </w:rPr>
+              <w:t xml:space="preserve"> has highest total sales; 15–20 lowest; 40–45 highest average transaction value.</w:t>
             </w:r>
           </w:p>
         </w:tc>
@@ -5623,7 +6428,39 @@
           <w:sz w:val="16"/>
         </w:rPr>
         <w:br/>
-        <w:t xml:space="preserve">       ROUND(SUM(price), 2) AS total_sales,</w:t>
+        <w:t xml:space="preserve">       ROUND(</w:t>
+      </w:r>
+      <w:proofErr w:type="gramStart"/>
+      <w:r>
+        <w:rPr>
+          <w:rFonts w:ascii="Consolas" w:hAnsi="Consolas"/>
+          <w:sz w:val="16"/>
+        </w:rPr>
+        <w:t>SUM(</w:t>
+      </w:r>
+      <w:proofErr w:type="gramEnd"/>
+      <w:r>
+        <w:rPr>
+          <w:rFonts w:ascii="Consolas" w:hAnsi="Consolas"/>
+          <w:sz w:val="16"/>
+        </w:rPr>
+        <w:t xml:space="preserve">price), 2) AS </w:t>
+      </w:r>
+      <w:proofErr w:type="spellStart"/>
+      <w:r>
+        <w:rPr>
+          <w:rFonts w:ascii="Consolas" w:hAnsi="Consolas"/>
+          <w:sz w:val="16"/>
+        </w:rPr>
+        <w:t>total_sales</w:t>
+      </w:r>
+      <w:proofErr w:type="spellEnd"/>
+      <w:r>
+        <w:rPr>
+          <w:rFonts w:ascii="Consolas" w:hAnsi="Consolas"/>
+          <w:sz w:val="16"/>
+        </w:rPr>
+        <w:t>,</w:t>
       </w:r>
       <w:r>
         <w:rPr>
@@ -5631,16 +6468,50 @@
           <w:sz w:val="16"/>
         </w:rPr>
         <w:br/>
-        <w:t xml:space="preserve">       SUM(quantity) AS total_quantity_sold</w:t>
-      </w:r>
+        <w:t xml:space="preserve">       </w:t>
+      </w:r>
+      <w:proofErr w:type="gramStart"/>
+      <w:r>
+        <w:rPr>
+          <w:rFonts w:ascii="Consolas" w:hAnsi="Consolas"/>
+          <w:sz w:val="16"/>
+        </w:rPr>
+        <w:t>SUM(</w:t>
+      </w:r>
+      <w:proofErr w:type="gramEnd"/>
+      <w:r>
+        <w:rPr>
+          <w:rFonts w:ascii="Consolas" w:hAnsi="Consolas"/>
+          <w:sz w:val="16"/>
+        </w:rPr>
+        <w:t xml:space="preserve">quantity) AS </w:t>
+      </w:r>
+      <w:proofErr w:type="spellStart"/>
+      <w:r>
+        <w:rPr>
+          <w:rFonts w:ascii="Consolas" w:hAnsi="Consolas"/>
+          <w:sz w:val="16"/>
+        </w:rPr>
+        <w:t>total_quantity_sold</w:t>
+      </w:r>
+      <w:proofErr w:type="spellEnd"/>
       <w:r>
         <w:rPr>
           <w:rFonts w:ascii="Consolas" w:hAnsi="Consolas"/>
           <w:sz w:val="16"/>
         </w:rPr>
         <w:br/>
-        <w:t>FROM customer_shopping_analysis</w:t>
-      </w:r>
+        <w:t xml:space="preserve">FROM </w:t>
+      </w:r>
+      <w:proofErr w:type="spellStart"/>
+      <w:r>
+        <w:rPr>
+          <w:rFonts w:ascii="Consolas" w:hAnsi="Consolas"/>
+          <w:sz w:val="16"/>
+        </w:rPr>
+        <w:t>customer_shopping_analysis</w:t>
+      </w:r>
+      <w:proofErr w:type="spellEnd"/>
       <w:r>
         <w:rPr>
           <w:rFonts w:ascii="Consolas" w:hAnsi="Consolas"/>
@@ -5655,12 +6526,36 @@
           <w:sz w:val="16"/>
         </w:rPr>
         <w:br/>
-        <w:t>ORDER BY total_sales DESC;</w:t>
+        <w:t xml:space="preserve">ORDER BY </w:t>
+      </w:r>
+      <w:proofErr w:type="spellStart"/>
+      <w:r>
+        <w:rPr>
+          <w:rFonts w:ascii="Consolas" w:hAnsi="Consolas"/>
+          <w:sz w:val="16"/>
+        </w:rPr>
+        <w:t>total_sales</w:t>
+      </w:r>
+      <w:proofErr w:type="spellEnd"/>
+      <w:r>
+        <w:rPr>
+          <w:rFonts w:ascii="Consolas" w:hAnsi="Consolas"/>
+          <w:sz w:val="16"/>
+        </w:rPr>
+        <w:t xml:space="preserve"> DESC;</w:t>
       </w:r>
     </w:p>
     <w:p>
       <w:r>
-        <w:t>This query groups transaction rows by category and returns total recorded sales and total quantity. It follows the project rule that sales are calculated using SUM(price), not price multiplied by quantity.</w:t>
+        <w:t xml:space="preserve">This query groups transaction rows by category and returns total recorded sales and total quantity. It follows the project rule that sales are calculated using </w:t>
+      </w:r>
+      <w:proofErr w:type="gramStart"/>
+      <w:r>
+        <w:t>SUM(</w:t>
+      </w:r>
+      <w:proofErr w:type="gramEnd"/>
+      <w:r>
+        <w:t>price), not price multiplied by quantity.</w:t>
       </w:r>
     </w:p>
     <w:p>
@@ -5681,8 +6576,13 @@
         <w:pStyle w:val="Heading1"/>
       </w:pPr>
       <w:r>
-        <w:t>8. Week 2: Python Data Analysis, EDA and Visualisations</w:t>
-      </w:r>
+        <w:t xml:space="preserve">8. Python Data Analysis, EDA and </w:t>
+      </w:r>
+      <w:proofErr w:type="spellStart"/>
+      <w:r>
+        <w:t>Visualisations</w:t>
+      </w:r>
+      <w:proofErr w:type="spellEnd"/>
     </w:p>
     <w:p>
       <w:pPr>
@@ -5694,7 +6594,39 @@
     </w:p>
     <w:p>
       <w:r>
-        <w:t>The notebook imports Pandas, NumPy, Matplotlib and Seaborn. It reads the supplied Excel dataset into a DataFrame, selects core transaction fields for the analysis, creates age-group labels, inspects the DataFrame and produces descriptive statistics. The executed initial analytical frame contains 99,457 rows and 10 core columns; the source workbook itself has additional fields such as region, age_category, day and index_no.</w:t>
+        <w:t xml:space="preserve">The notebook imports Pandas, NumPy, Matplotlib and Seaborn. It reads the supplied Excel dataset into a </w:t>
+      </w:r>
+      <w:proofErr w:type="spellStart"/>
+      <w:r>
+        <w:t>DataFrame</w:t>
+      </w:r>
+      <w:proofErr w:type="spellEnd"/>
+      <w:r>
+        <w:t xml:space="preserve">, selects core transaction fields for the analysis, creates age-group labels, inspects the </w:t>
+      </w:r>
+      <w:proofErr w:type="spellStart"/>
+      <w:r>
+        <w:t>DataFrame</w:t>
+      </w:r>
+      <w:proofErr w:type="spellEnd"/>
+      <w:r>
+        <w:t xml:space="preserve"> and produces descriptive statistics. The executed initial analytical frame contains 99,457 rows and 10 core columns; the source workbook itself has additional fields such as region, </w:t>
+      </w:r>
+      <w:proofErr w:type="spellStart"/>
+      <w:r>
+        <w:t>age_category</w:t>
+      </w:r>
+      <w:proofErr w:type="spellEnd"/>
+      <w:r>
+        <w:t xml:space="preserve">, day and </w:t>
+      </w:r>
+      <w:proofErr w:type="spellStart"/>
+      <w:r>
+        <w:t>index_no</w:t>
+      </w:r>
+      <w:proofErr w:type="spellEnd"/>
+      <w:r>
+        <w:t>.</w:t>
       </w:r>
     </w:p>
     <w:p>
@@ -5702,7 +6634,6 @@
         <w:pStyle w:val="Heading2"/>
       </w:pPr>
       <w:r>
-        <w:lastRenderedPageBreak/>
         <w:t>8.2 Data quality and preprocessing</w:t>
       </w:r>
     </w:p>
@@ -5889,11 +6820,33 @@
             <w:pPr>
               <w:spacing w:after="20"/>
             </w:pPr>
+            <w:proofErr w:type="gramStart"/>
             <w:r>
               <w:rPr>
                 <w:sz w:val="14"/>
               </w:rPr>
-              <w:t>No fully duplicated rows reported by duplicated().</w:t>
+              <w:t>No</w:t>
+            </w:r>
+            <w:proofErr w:type="gramEnd"/>
+            <w:r>
+              <w:rPr>
+                <w:sz w:val="14"/>
+              </w:rPr>
+              <w:t xml:space="preserve"> fully duplicated rows reported by </w:t>
+            </w:r>
+            <w:proofErr w:type="gramStart"/>
+            <w:r>
+              <w:rPr>
+                <w:sz w:val="14"/>
+              </w:rPr>
+              <w:t>duplicated(</w:t>
+            </w:r>
+            <w:proofErr w:type="gramEnd"/>
+            <w:r>
+              <w:rPr>
+                <w:sz w:val="14"/>
+              </w:rPr>
+              <w:t>).</w:t>
             </w:r>
           </w:p>
         </w:tc>
@@ -5990,7 +6943,21 @@
               <w:rPr>
                 <w:sz w:val="14"/>
               </w:rPr>
-              <w:t>age and quantity integer; price numeric; invoice_date converted to datetime.</w:t>
+              <w:t xml:space="preserve">age and quantity integer; price numeric; </w:t>
+            </w:r>
+            <w:proofErr w:type="spellStart"/>
+            <w:r>
+              <w:rPr>
+                <w:sz w:val="14"/>
+              </w:rPr>
+              <w:t>invoice_date</w:t>
+            </w:r>
+            <w:proofErr w:type="spellEnd"/>
+            <w:r>
+              <w:rPr>
+                <w:sz w:val="14"/>
+              </w:rPr>
+              <w:t xml:space="preserve"> converted to datetime.</w:t>
             </w:r>
           </w:p>
         </w:tc>
@@ -6105,7 +7072,35 @@
               <w:rPr>
                 <w:sz w:val="14"/>
               </w:rPr>
-              <w:t>Notebook trims category text and standardises selected fields; creates age_group and year/month fields.</w:t>
+              <w:t xml:space="preserve">Notebook trims category text and </w:t>
+            </w:r>
+            <w:proofErr w:type="spellStart"/>
+            <w:r>
+              <w:rPr>
+                <w:sz w:val="14"/>
+              </w:rPr>
+              <w:t>standardises</w:t>
+            </w:r>
+            <w:proofErr w:type="spellEnd"/>
+            <w:r>
+              <w:rPr>
+                <w:sz w:val="14"/>
+              </w:rPr>
+              <w:t xml:space="preserve"> selected fields; creates </w:t>
+            </w:r>
+            <w:proofErr w:type="spellStart"/>
+            <w:r>
+              <w:rPr>
+                <w:sz w:val="14"/>
+              </w:rPr>
+              <w:t>age_group</w:t>
+            </w:r>
+            <w:proofErr w:type="spellEnd"/>
+            <w:r>
+              <w:rPr>
+                <w:sz w:val="14"/>
+              </w:rPr>
+              <w:t xml:space="preserve"> and year/month fields.</w:t>
             </w:r>
           </w:p>
         </w:tc>
@@ -6123,7 +7118,35 @@
               <w:rPr>
                 <w:sz w:val="14"/>
               </w:rPr>
-              <w:t>Derived age bins differ from age_category/age_group values in the Excel/SQL reference, so segment results need a common definition for direct comparison.</w:t>
+              <w:t xml:space="preserve">Derived age bins differ from </w:t>
+            </w:r>
+            <w:proofErr w:type="spellStart"/>
+            <w:r>
+              <w:rPr>
+                <w:sz w:val="14"/>
+              </w:rPr>
+              <w:t>age_category</w:t>
+            </w:r>
+            <w:proofErr w:type="spellEnd"/>
+            <w:r>
+              <w:rPr>
+                <w:sz w:val="14"/>
+              </w:rPr>
+              <w:t>/</w:t>
+            </w:r>
+            <w:proofErr w:type="spellStart"/>
+            <w:r>
+              <w:rPr>
+                <w:sz w:val="14"/>
+              </w:rPr>
+              <w:t>age_group</w:t>
+            </w:r>
+            <w:proofErr w:type="spellEnd"/>
+            <w:r>
+              <w:rPr>
+                <w:sz w:val="14"/>
+              </w:rPr>
+              <w:t xml:space="preserve"> values in the Excel/SQL reference, so segment results need a common definition for direct comparison.</w:t>
             </w:r>
           </w:p>
         </w:tc>
@@ -6261,7 +7284,31 @@
         <w:spacing w:after="40"/>
       </w:pPr>
       <w:r>
-        <w:t>Used isnull().sum() and duplicated() for data-quality checks.</w:t>
+        <w:t xml:space="preserve">Used </w:t>
+      </w:r>
+      <w:proofErr w:type="spellStart"/>
+      <w:r>
+        <w:t>isnull</w:t>
+      </w:r>
+      <w:proofErr w:type="spellEnd"/>
+      <w:r>
+        <w:t>(</w:t>
+      </w:r>
+      <w:proofErr w:type="gramStart"/>
+      <w:r>
+        <w:t>).sum</w:t>
+      </w:r>
+      <w:proofErr w:type="gramEnd"/>
+      <w:r>
+        <w:t xml:space="preserve">() and </w:t>
+      </w:r>
+      <w:proofErr w:type="gramStart"/>
+      <w:r>
+        <w:t>duplicated(</w:t>
+      </w:r>
+      <w:proofErr w:type="gramEnd"/>
+      <w:r>
+        <w:t>) for data-quality checks.</w:t>
       </w:r>
     </w:p>
     <w:p>
@@ -6270,7 +7317,15 @@
         <w:spacing w:after="40"/>
       </w:pPr>
       <w:r>
-        <w:t>Converted invoice_date to datetime and checked invalid date values.</w:t>
+        <w:t xml:space="preserve">Converted </w:t>
+      </w:r>
+      <w:proofErr w:type="spellStart"/>
+      <w:r>
+        <w:t>invoice_date</w:t>
+      </w:r>
+      <w:proofErr w:type="spellEnd"/>
+      <w:r>
+        <w:t xml:space="preserve"> to datetime and checked invalid date values.</w:t>
       </w:r>
     </w:p>
     <w:p>
@@ -6279,7 +7334,33 @@
         <w:spacing w:after="40"/>
       </w:pPr>
       <w:r>
-        <w:t>Used groupby(), agg(), sorting, filtering and pivot tables to compare category, gender, mall, payment method, age group and weekday.</w:t>
+        <w:t xml:space="preserve">Used </w:t>
+      </w:r>
+      <w:proofErr w:type="spellStart"/>
+      <w:proofErr w:type="gramStart"/>
+      <w:r>
+        <w:t>groupby</w:t>
+      </w:r>
+      <w:proofErr w:type="spellEnd"/>
+      <w:r>
+        <w:t>(</w:t>
+      </w:r>
+      <w:proofErr w:type="gramEnd"/>
+      <w:r>
+        <w:t xml:space="preserve">), </w:t>
+      </w:r>
+      <w:proofErr w:type="spellStart"/>
+      <w:proofErr w:type="gramStart"/>
+      <w:r>
+        <w:t>agg</w:t>
+      </w:r>
+      <w:proofErr w:type="spellEnd"/>
+      <w:r>
+        <w:t>(</w:t>
+      </w:r>
+      <w:proofErr w:type="gramEnd"/>
+      <w:r>
+        <w:t>), sorting, filtering and pivot tables to compare category, gender, mall, payment method, age group and weekday.</w:t>
       </w:r>
     </w:p>
     <w:p>
@@ -6299,10 +7380,12 @@
       <w:r>
         <w:t xml:space="preserve">Used NumPy </w:t>
       </w:r>
+      <w:proofErr w:type="spellStart"/>
       <w:proofErr w:type="gramStart"/>
       <w:r>
         <w:t>np.where</w:t>
       </w:r>
+      <w:proofErr w:type="spellEnd"/>
       <w:proofErr w:type="gramEnd"/>
       <w:r>
         <w:t xml:space="preserve">() to apply a rule-based high/low transaction label at </w:t>
@@ -7114,7 +8197,15 @@
         <w:pStyle w:val="Heading2"/>
       </w:pPr>
       <w:r>
-        <w:t>8.5 Visualisations created</w:t>
+        <w:t xml:space="preserve">8.5 </w:t>
+      </w:r>
+      <w:proofErr w:type="spellStart"/>
+      <w:r>
+        <w:t>Visualisations</w:t>
+      </w:r>
+      <w:proofErr w:type="spellEnd"/>
+      <w:r>
+        <w:t xml:space="preserve"> created</w:t>
       </w:r>
     </w:p>
     <w:p>
@@ -7127,7 +8218,6 @@
         <w:pStyle w:val="Heading2"/>
       </w:pPr>
       <w:r>
-        <w:lastRenderedPageBreak/>
         <w:t>8.6 Code example</w:t>
       </w:r>
     </w:p>
@@ -7137,12 +8227,71 @@
         <w:spacing w:before="60"/>
         <w:ind w:left="317" w:right="216"/>
       </w:pPr>
+      <w:proofErr w:type="spellStart"/>
       <w:r>
         <w:rPr>
           <w:rFonts w:ascii="Consolas" w:hAnsi="Consolas"/>
           <w:sz w:val="16"/>
         </w:rPr>
-        <w:t>gender_summary = customer_shopping_data.groupby("gender").agg(</w:t>
+        <w:t>gender_summary</w:t>
+      </w:r>
+      <w:proofErr w:type="spellEnd"/>
+      <w:r>
+        <w:rPr>
+          <w:rFonts w:ascii="Consolas" w:hAnsi="Consolas"/>
+          <w:sz w:val="16"/>
+        </w:rPr>
+        <w:t xml:space="preserve"> = </w:t>
+      </w:r>
+      <w:proofErr w:type="spellStart"/>
+      <w:r>
+        <w:rPr>
+          <w:rFonts w:ascii="Consolas" w:hAnsi="Consolas"/>
+          <w:sz w:val="16"/>
+        </w:rPr>
+        <w:t>customer_shopping_</w:t>
+      </w:r>
+      <w:proofErr w:type="gramStart"/>
+      <w:r>
+        <w:rPr>
+          <w:rFonts w:ascii="Consolas" w:hAnsi="Consolas"/>
+          <w:sz w:val="16"/>
+        </w:rPr>
+        <w:t>data.groupby</w:t>
+      </w:r>
+      <w:proofErr w:type="spellEnd"/>
+      <w:proofErr w:type="gramEnd"/>
+      <w:r>
+        <w:rPr>
+          <w:rFonts w:ascii="Consolas" w:hAnsi="Consolas"/>
+          <w:sz w:val="16"/>
+        </w:rPr>
+        <w:t>("gender"</w:t>
+      </w:r>
+      <w:proofErr w:type="gramStart"/>
+      <w:r>
+        <w:rPr>
+          <w:rFonts w:ascii="Consolas" w:hAnsi="Consolas"/>
+          <w:sz w:val="16"/>
+        </w:rPr>
+        <w:t>).</w:t>
+      </w:r>
+      <w:proofErr w:type="spellStart"/>
+      <w:r>
+        <w:rPr>
+          <w:rFonts w:ascii="Consolas" w:hAnsi="Consolas"/>
+          <w:sz w:val="16"/>
+        </w:rPr>
+        <w:t>agg</w:t>
+      </w:r>
+      <w:proofErr w:type="spellEnd"/>
+      <w:proofErr w:type="gramEnd"/>
+      <w:r>
+        <w:rPr>
+          <w:rFonts w:ascii="Consolas" w:hAnsi="Consolas"/>
+          <w:sz w:val="16"/>
+        </w:rPr>
+        <w:t>(</w:t>
       </w:r>
       <w:r>
         <w:rPr>
@@ -7150,7 +8299,32 @@
           <w:sz w:val="16"/>
         </w:rPr>
         <w:br/>
-        <w:t xml:space="preserve">    total_sales=("price", "sum"),</w:t>
+        <w:t xml:space="preserve">    </w:t>
+      </w:r>
+      <w:proofErr w:type="spellStart"/>
+      <w:r>
+        <w:rPr>
+          <w:rFonts w:ascii="Consolas" w:hAnsi="Consolas"/>
+          <w:sz w:val="16"/>
+        </w:rPr>
+        <w:t>total_sales</w:t>
+      </w:r>
+      <w:proofErr w:type="spellEnd"/>
+      <w:proofErr w:type="gramStart"/>
+      <w:r>
+        <w:rPr>
+          <w:rFonts w:ascii="Consolas" w:hAnsi="Consolas"/>
+          <w:sz w:val="16"/>
+        </w:rPr>
+        <w:t>=(</w:t>
+      </w:r>
+      <w:proofErr w:type="gramEnd"/>
+      <w:r>
+        <w:rPr>
+          <w:rFonts w:ascii="Consolas" w:hAnsi="Consolas"/>
+          <w:sz w:val="16"/>
+        </w:rPr>
+        <w:t>"price", "sum"),</w:t>
       </w:r>
       <w:r>
         <w:rPr>
@@ -7158,7 +8332,32 @@
           <w:sz w:val="16"/>
         </w:rPr>
         <w:br/>
-        <w:t xml:space="preserve">    average_transaction_value=("price", "mean"),</w:t>
+        <w:t xml:space="preserve">    </w:t>
+      </w:r>
+      <w:proofErr w:type="spellStart"/>
+      <w:r>
+        <w:rPr>
+          <w:rFonts w:ascii="Consolas" w:hAnsi="Consolas"/>
+          <w:sz w:val="16"/>
+        </w:rPr>
+        <w:t>average_transaction_value</w:t>
+      </w:r>
+      <w:proofErr w:type="spellEnd"/>
+      <w:proofErr w:type="gramStart"/>
+      <w:r>
+        <w:rPr>
+          <w:rFonts w:ascii="Consolas" w:hAnsi="Consolas"/>
+          <w:sz w:val="16"/>
+        </w:rPr>
+        <w:t>=(</w:t>
+      </w:r>
+      <w:proofErr w:type="gramEnd"/>
+      <w:r>
+        <w:rPr>
+          <w:rFonts w:ascii="Consolas" w:hAnsi="Consolas"/>
+          <w:sz w:val="16"/>
+        </w:rPr>
+        <w:t>"price", "mean"),</w:t>
       </w:r>
       <w:r>
         <w:rPr>
@@ -7166,7 +8365,48 @@
           <w:sz w:val="16"/>
         </w:rPr>
         <w:br/>
-        <w:t xml:space="preserve">    transaction_count=("invoice_no", "count")</w:t>
+        <w:t xml:space="preserve">    </w:t>
+      </w:r>
+      <w:proofErr w:type="spellStart"/>
+      <w:r>
+        <w:rPr>
+          <w:rFonts w:ascii="Consolas" w:hAnsi="Consolas"/>
+          <w:sz w:val="16"/>
+        </w:rPr>
+        <w:t>transaction_count</w:t>
+      </w:r>
+      <w:proofErr w:type="spellEnd"/>
+      <w:proofErr w:type="gramStart"/>
+      <w:r>
+        <w:rPr>
+          <w:rFonts w:ascii="Consolas" w:hAnsi="Consolas"/>
+          <w:sz w:val="16"/>
+        </w:rPr>
+        <w:t>=(</w:t>
+      </w:r>
+      <w:proofErr w:type="gramEnd"/>
+      <w:r>
+        <w:rPr>
+          <w:rFonts w:ascii="Consolas" w:hAnsi="Consolas"/>
+          <w:sz w:val="16"/>
+        </w:rPr>
+        <w:t>"</w:t>
+      </w:r>
+      <w:proofErr w:type="spellStart"/>
+      <w:r>
+        <w:rPr>
+          <w:rFonts w:ascii="Consolas" w:hAnsi="Consolas"/>
+          <w:sz w:val="16"/>
+        </w:rPr>
+        <w:t>invoice_no</w:t>
+      </w:r>
+      <w:proofErr w:type="spellEnd"/>
+      <w:r>
+        <w:rPr>
+          <w:rFonts w:ascii="Consolas" w:hAnsi="Consolas"/>
+          <w:sz w:val="16"/>
+        </w:rPr>
+        <w:t>", "count")</w:t>
       </w:r>
       <w:r>
         <w:rPr>
@@ -7174,7 +8414,54 @@
           <w:sz w:val="16"/>
         </w:rPr>
         <w:br/>
-        <w:t>).reset_index()</w:t>
+      </w:r>
+      <w:proofErr w:type="gramStart"/>
+      <w:r>
+        <w:rPr>
+          <w:rFonts w:ascii="Consolas" w:hAnsi="Consolas"/>
+          <w:sz w:val="16"/>
+        </w:rPr>
+        <w:t>).</w:t>
+      </w:r>
+      <w:proofErr w:type="spellStart"/>
+      <w:r>
+        <w:rPr>
+          <w:rFonts w:ascii="Consolas" w:hAnsi="Consolas"/>
+          <w:sz w:val="16"/>
+        </w:rPr>
+        <w:t>reset</w:t>
+      </w:r>
+      <w:proofErr w:type="gramEnd"/>
+      <w:r>
+        <w:rPr>
+          <w:rFonts w:ascii="Consolas" w:hAnsi="Consolas"/>
+          <w:sz w:val="16"/>
+        </w:rPr>
+        <w:t>_</w:t>
+      </w:r>
+      <w:proofErr w:type="gramStart"/>
+      <w:r>
+        <w:rPr>
+          <w:rFonts w:ascii="Consolas" w:hAnsi="Consolas"/>
+          <w:sz w:val="16"/>
+        </w:rPr>
+        <w:t>index</w:t>
+      </w:r>
+      <w:proofErr w:type="spellEnd"/>
+      <w:r>
+        <w:rPr>
+          <w:rFonts w:ascii="Consolas" w:hAnsi="Consolas"/>
+          <w:sz w:val="16"/>
+        </w:rPr>
+        <w:t>(</w:t>
+      </w:r>
+      <w:proofErr w:type="gramEnd"/>
+      <w:r>
+        <w:rPr>
+          <w:rFonts w:ascii="Consolas" w:hAnsi="Consolas"/>
+          <w:sz w:val="16"/>
+        </w:rPr>
+        <w:t>)</w:t>
       </w:r>
     </w:p>
     <w:p>
@@ -7192,7 +8479,15 @@
     </w:p>
     <w:p>
       <w:r>
-        <w:t>Strengths include saved executed outputs, multiple validation checks, readable Pandas aggregations and a broad set of EDA plots. Improvements include using a single documented age-band definition across Excel, SQL, Python and Power BI; avoiding unused or ambiguous derived columns; separating transaction-level thresholds from customer segments; and adding reproducible file paths and a final validation summary. The notebook's export cell reports a successful cleaned CSV save, but that exported CSV was not supplied separately for this review.</w:t>
+        <w:t xml:space="preserve">Strengths include saved executed outputs, multiple validation checks, readable </w:t>
+      </w:r>
+      <w:proofErr w:type="gramStart"/>
+      <w:r>
+        <w:t>Pandas</w:t>
+      </w:r>
+      <w:proofErr w:type="gramEnd"/>
+      <w:r>
+        <w:t xml:space="preserve"> aggregations and a broad set of EDA plots. Improvements include using a single documented age-band definition across Excel, SQL, Python and Power BI; avoiding unused or ambiguous derived columns; separating transaction-level thresholds from customer segments; and adding reproducible file paths and a final validation summary. The notebook's export cell reports a successful cleaned CSV save, but that exported CSV was not supplied separately for this review.</w:t>
       </w:r>
     </w:p>
     <w:p>
@@ -7200,7 +8495,7 @@
         <w:pStyle w:val="Heading1"/>
       </w:pPr>
       <w:r>
-        <w:t>9. Week 3: Power BI Dashboard and Business Intelligence Analysis</w:t>
+        <w:t>9. Power BI Dashboard and Business Intelligence Analysis</w:t>
       </w:r>
     </w:p>
     <w:p>
@@ -7213,7 +8508,7 @@
     </w:p>
     <w:p>
       <w:r>
-        <w:t>The supplied Power BI file is a report package with four pages: Dashboard, Analysis &amp; Recommentations, Business Analysis and Conclusion. The package contains KPI card visuals, clustered bar and column charts, line charts, donut/pie charts, slicers, text boxes and shapes. This is structural evidence that a Power BI report was created. The report pages could not be rendered interactively here, so exact visual titles, field mappings, slicer interactions and displayed values should be confirmed by opening the PBIX in Power BI Desktop.</w:t>
+        <w:t>The supplied Power BI file is a report package with four pages: Dashboard, Analysis &amp; Recommendations, Business Analysis and Conclusion. The package contains KPI card visuals, clustered bar and column charts, line charts, donut/pie charts, slicers, text boxes and shapes. This is structural evidence that a Power BI report was created. The report pages could not be rendered interactively here, so exact visual titles, field mappings, slicer interactions and displayed values should be confirmed by opening the PBIX in Power BI Desktop.</w:t>
       </w:r>
     </w:p>
     <w:p>
@@ -7335,7 +8630,21 @@
               <w:rPr>
                 <w:sz w:val="15"/>
               </w:rPr>
-              <w:t>PBIX contains four cardVisual objects; Excel dashboard lists Total Revenue, Total Transactions, Total Quantity Sold and Average Purchase Value.</w:t>
+              <w:t xml:space="preserve">PBIX contains four </w:t>
+            </w:r>
+            <w:proofErr w:type="spellStart"/>
+            <w:r>
+              <w:rPr>
+                <w:sz w:val="15"/>
+              </w:rPr>
+              <w:t>cardVisual</w:t>
+            </w:r>
+            <w:proofErr w:type="spellEnd"/>
+            <w:r>
+              <w:rPr>
+                <w:sz w:val="15"/>
+              </w:rPr>
+              <w:t xml:space="preserve"> objects; Excel dashboard lists Total Revenue, Total Transactions, Total Quantity Sold and Average Purchase Value.</w:t>
             </w:r>
           </w:p>
         </w:tc>
@@ -7450,7 +8759,35 @@
               <w:rPr>
                 <w:sz w:val="15"/>
               </w:rPr>
-              <w:t>PBIX contains donutChart and pieChart objects.</w:t>
+              <w:t xml:space="preserve">PBIX contains </w:t>
+            </w:r>
+            <w:proofErr w:type="spellStart"/>
+            <w:r>
+              <w:rPr>
+                <w:sz w:val="15"/>
+              </w:rPr>
+              <w:t>donutChart</w:t>
+            </w:r>
+            <w:proofErr w:type="spellEnd"/>
+            <w:r>
+              <w:rPr>
+                <w:sz w:val="15"/>
+              </w:rPr>
+              <w:t xml:space="preserve"> and </w:t>
+            </w:r>
+            <w:proofErr w:type="spellStart"/>
+            <w:r>
+              <w:rPr>
+                <w:sz w:val="15"/>
+              </w:rPr>
+              <w:t>pieChart</w:t>
+            </w:r>
+            <w:proofErr w:type="spellEnd"/>
+            <w:r>
+              <w:rPr>
+                <w:sz w:val="15"/>
+              </w:rPr>
+              <w:t xml:space="preserve"> objects.</w:t>
             </w:r>
           </w:p>
         </w:tc>
@@ -7508,7 +8845,21 @@
               <w:rPr>
                 <w:sz w:val="15"/>
               </w:rPr>
-              <w:t>PBIX contains lineChart objects; workbook/notebook contain date summaries.</w:t>
+              <w:t xml:space="preserve">PBIX contains </w:t>
+            </w:r>
+            <w:proofErr w:type="spellStart"/>
+            <w:r>
+              <w:rPr>
+                <w:sz w:val="15"/>
+              </w:rPr>
+              <w:t>lineChart</w:t>
+            </w:r>
+            <w:proofErr w:type="spellEnd"/>
+            <w:r>
+              <w:rPr>
+                <w:sz w:val="15"/>
+              </w:rPr>
+              <w:t xml:space="preserve"> objects; workbook/notebook contain date summaries.</w:t>
             </w:r>
           </w:p>
         </w:tc>
@@ -7582,7 +8933,21 @@
               <w:rPr>
                 <w:sz w:val="15"/>
               </w:rPr>
-              <w:t>Slicer objects verified; filtering behaviour not tested interactively.</w:t>
+              <w:t xml:space="preserve">Slicer objects verified; filtering </w:t>
+            </w:r>
+            <w:proofErr w:type="spellStart"/>
+            <w:r>
+              <w:rPr>
+                <w:sz w:val="15"/>
+              </w:rPr>
+              <w:t>behaviour</w:t>
+            </w:r>
+            <w:proofErr w:type="spellEnd"/>
+            <w:r>
+              <w:rPr>
+                <w:sz w:val="15"/>
+              </w:rPr>
+              <w:t xml:space="preserve"> not tested interactively.</w:t>
             </w:r>
           </w:p>
         </w:tc>
@@ -7623,7 +8988,7 @@
               <w:rPr>
                 <w:sz w:val="15"/>
               </w:rPr>
-              <w:t>Report pages include Analysis &amp; Recommentations, Business Analysis and Conclusion, with text/shape objects.</w:t>
+              <w:t>Report pages include Analysis &amp; Recommendations, Business Analysis and Conclusion, with text/shape objects.</w:t>
             </w:r>
           </w:p>
         </w:tc>
@@ -7823,11 +9188,19 @@
             <w:pPr>
               <w:spacing w:after="20"/>
             </w:pPr>
-            <w:r>
-              <w:rPr>
-                <w:sz w:val="15"/>
-              </w:rPr>
-              <w:t>SUM(price)</w:t>
+            <w:proofErr w:type="gramStart"/>
+            <w:r>
+              <w:rPr>
+                <w:sz w:val="15"/>
+              </w:rPr>
+              <w:t>SUM(</w:t>
+            </w:r>
+            <w:proofErr w:type="gramEnd"/>
+            <w:r>
+              <w:rPr>
+                <w:sz w:val="15"/>
+              </w:rPr>
+              <w:t>price)</w:t>
             </w:r>
           </w:p>
         </w:tc>
@@ -7881,11 +9254,27 @@
             <w:pPr>
               <w:spacing w:after="20"/>
             </w:pPr>
-            <w:r>
-              <w:rPr>
-                <w:sz w:val="15"/>
-              </w:rPr>
-              <w:t>COUNT(invoice_no)</w:t>
+            <w:proofErr w:type="gramStart"/>
+            <w:r>
+              <w:rPr>
+                <w:sz w:val="15"/>
+              </w:rPr>
+              <w:t>COUNT(</w:t>
+            </w:r>
+            <w:proofErr w:type="spellStart"/>
+            <w:proofErr w:type="gramEnd"/>
+            <w:r>
+              <w:rPr>
+                <w:sz w:val="15"/>
+              </w:rPr>
+              <w:t>invoice_no</w:t>
+            </w:r>
+            <w:proofErr w:type="spellEnd"/>
+            <w:r>
+              <w:rPr>
+                <w:sz w:val="15"/>
+              </w:rPr>
+              <w:t>)</w:t>
             </w:r>
           </w:p>
         </w:tc>
@@ -7938,11 +9327,19 @@
             <w:pPr>
               <w:spacing w:after="20"/>
             </w:pPr>
-            <w:r>
-              <w:rPr>
-                <w:sz w:val="15"/>
-              </w:rPr>
-              <w:t>SUM(quantity)</w:t>
+            <w:proofErr w:type="gramStart"/>
+            <w:r>
+              <w:rPr>
+                <w:sz w:val="15"/>
+              </w:rPr>
+              <w:t>SUM(</w:t>
+            </w:r>
+            <w:proofErr w:type="gramEnd"/>
+            <w:r>
+              <w:rPr>
+                <w:sz w:val="15"/>
+              </w:rPr>
+              <w:t>quantity)</w:t>
             </w:r>
           </w:p>
         </w:tc>
@@ -7996,11 +9393,19 @@
             <w:pPr>
               <w:spacing w:after="20"/>
             </w:pPr>
-            <w:r>
-              <w:rPr>
-                <w:sz w:val="15"/>
-              </w:rPr>
-              <w:t>AVG(price)</w:t>
+            <w:proofErr w:type="gramStart"/>
+            <w:r>
+              <w:rPr>
+                <w:sz w:val="15"/>
+              </w:rPr>
+              <w:t>AVG(</w:t>
+            </w:r>
+            <w:proofErr w:type="gramEnd"/>
+            <w:r>
+              <w:rPr>
+                <w:sz w:val="15"/>
+              </w:rPr>
+              <w:t>price)</w:t>
             </w:r>
           </w:p>
         </w:tc>
@@ -8057,7 +9462,35 @@
               <w:rPr>
                 <w:sz w:val="15"/>
               </w:rPr>
-              <w:t>Category with highest SUM(price) and SUM(quantity)</w:t>
+              <w:t xml:space="preserve">Category with highest </w:t>
+            </w:r>
+            <w:proofErr w:type="gramStart"/>
+            <w:r>
+              <w:rPr>
+                <w:sz w:val="15"/>
+              </w:rPr>
+              <w:t>SUM(</w:t>
+            </w:r>
+            <w:proofErr w:type="gramEnd"/>
+            <w:r>
+              <w:rPr>
+                <w:sz w:val="15"/>
+              </w:rPr>
+              <w:t xml:space="preserve">price) and </w:t>
+            </w:r>
+            <w:proofErr w:type="gramStart"/>
+            <w:r>
+              <w:rPr>
+                <w:sz w:val="15"/>
+              </w:rPr>
+              <w:t>SUM(</w:t>
+            </w:r>
+            <w:proofErr w:type="gramEnd"/>
+            <w:r>
+              <w:rPr>
+                <w:sz w:val="15"/>
+              </w:rPr>
+              <w:t>quantity)</w:t>
             </w:r>
           </w:p>
         </w:tc>
@@ -8127,7 +9560,21 @@
               <w:rPr>
                 <w:sz w:val="15"/>
               </w:rPr>
-              <w:t>Mall with highest SUM(price)</w:t>
+              <w:t xml:space="preserve">Mall with highest </w:t>
+            </w:r>
+            <w:proofErr w:type="gramStart"/>
+            <w:r>
+              <w:rPr>
+                <w:sz w:val="15"/>
+              </w:rPr>
+              <w:t>SUM(</w:t>
+            </w:r>
+            <w:proofErr w:type="gramEnd"/>
+            <w:r>
+              <w:rPr>
+                <w:sz w:val="15"/>
+              </w:rPr>
+              <w:t>price)</w:t>
             </w:r>
           </w:p>
         </w:tc>
@@ -8179,7 +9626,6 @@
               <w:rPr>
                 <w:sz w:val="15"/>
               </w:rPr>
-              <w:lastRenderedPageBreak/>
               <w:t>Leading payment method</w:t>
             </w:r>
           </w:p>
@@ -8197,7 +9643,21 @@
               <w:rPr>
                 <w:sz w:val="15"/>
               </w:rPr>
-              <w:t>Payment method with highest SUM(price)</w:t>
+              <w:t xml:space="preserve">Payment method with highest </w:t>
+            </w:r>
+            <w:proofErr w:type="gramStart"/>
+            <w:r>
+              <w:rPr>
+                <w:sz w:val="15"/>
+              </w:rPr>
+              <w:t>SUM(</w:t>
+            </w:r>
+            <w:proofErr w:type="gramEnd"/>
+            <w:r>
+              <w:rPr>
+                <w:sz w:val="15"/>
+              </w:rPr>
+              <w:t>price)</w:t>
             </w:r>
           </w:p>
         </w:tc>
@@ -8267,7 +9727,21 @@
               <w:rPr>
                 <w:sz w:val="15"/>
               </w:rPr>
-              <w:t>Day with highest SUM(price)</w:t>
+              <w:t xml:space="preserve">Day with highest </w:t>
+            </w:r>
+            <w:proofErr w:type="gramStart"/>
+            <w:r>
+              <w:rPr>
+                <w:sz w:val="15"/>
+              </w:rPr>
+              <w:t>SUM(</w:t>
+            </w:r>
+            <w:proofErr w:type="gramEnd"/>
+            <w:r>
+              <w:rPr>
+                <w:sz w:val="15"/>
+              </w:rPr>
+              <w:t>price)</w:t>
             </w:r>
           </w:p>
         </w:tc>
@@ -8336,7 +9810,21 @@
               <w:rPr>
                 <w:sz w:val="15"/>
               </w:rPr>
-              <w:t>Year-month with highest SUM(price)</w:t>
+              <w:t xml:space="preserve">Year-month with highest </w:t>
+            </w:r>
+            <w:proofErr w:type="gramStart"/>
+            <w:r>
+              <w:rPr>
+                <w:sz w:val="15"/>
+              </w:rPr>
+              <w:t>SUM(</w:t>
+            </w:r>
+            <w:proofErr w:type="gramEnd"/>
+            <w:r>
+              <w:rPr>
+                <w:sz w:val="15"/>
+              </w:rPr>
+              <w:t>price)</w:t>
             </w:r>
           </w:p>
         </w:tc>
@@ -8402,11 +9890,19 @@
             <w:pPr>
               <w:spacing w:after="20"/>
             </w:pPr>
-            <w:r>
-              <w:rPr>
-                <w:sz w:val="15"/>
-              </w:rPr>
-              <w:t>AVG(price) grouped by category</w:t>
+            <w:proofErr w:type="gramStart"/>
+            <w:r>
+              <w:rPr>
+                <w:sz w:val="15"/>
+              </w:rPr>
+              <w:t>AVG(</w:t>
+            </w:r>
+            <w:proofErr w:type="gramEnd"/>
+            <w:r>
+              <w:rPr>
+                <w:sz w:val="15"/>
+              </w:rPr>
+              <w:t>price) grouped by category</w:t>
             </w:r>
           </w:p>
         </w:tc>
@@ -9115,7 +10611,15 @@
     </w:p>
     <w:p>
       <w:r>
-        <w:t>The reference report states that AI tools supported learning SQL concepts, generating query suggestions, explaining syntax and errors, improving formulas, interpreting findings and organising documentation. This is recorded as a description in the reference report, not independently evidenced by a prompt log or tool transcript. I therefore describe AI as supporting work where reported, rather than claiming that AI generated or validated the final dashboard. The numerical findings in this report are grounded in the supplied workbook, SQL comments and executed notebook outputs.</w:t>
+        <w:t xml:space="preserve">The reference report states that AI tools supported learning SQL concepts, generating query suggestions, explaining syntax and errors, improving formulas, interpreting findings and </w:t>
+      </w:r>
+      <w:proofErr w:type="spellStart"/>
+      <w:r>
+        <w:t>organising</w:t>
+      </w:r>
+      <w:proofErr w:type="spellEnd"/>
+      <w:r>
+        <w:t xml:space="preserve"> documentation. This is recorded as a description in the reference report, not independently evidenced by a prompt log or tool transcript. I therefore describe AI as supporting work where reported, rather than claiming that AI generated or validated the final dashboard. The numerical findings in this report are grounded in the supplied workbook, SQL comments and executed notebook outputs.</w:t>
       </w:r>
     </w:p>
     <w:p>
@@ -9141,7 +10645,23 @@
         <w:spacing w:after="40"/>
       </w:pPr>
       <w:r>
-        <w:t>Confirm each card and chart uses SUM(price) for sales and SUM(quantity) for quantity; do not multiply price by quantity.</w:t>
+        <w:t xml:space="preserve">Confirm each card and chart uses </w:t>
+      </w:r>
+      <w:proofErr w:type="gramStart"/>
+      <w:r>
+        <w:t>SUM(</w:t>
+      </w:r>
+      <w:proofErr w:type="gramEnd"/>
+      <w:r>
+        <w:t xml:space="preserve">price) for sales and </w:t>
+      </w:r>
+      <w:proofErr w:type="gramStart"/>
+      <w:r>
+        <w:t>SUM(</w:t>
+      </w:r>
+      <w:proofErr w:type="gramEnd"/>
+      <w:r>
+        <w:t>quantity) for quantity; do not multiply price by quantity.</w:t>
       </w:r>
     </w:p>
     <w:p>
@@ -9194,1265 +10714,7 @@
         <w:pStyle w:val="Heading1"/>
       </w:pPr>
       <w:r>
-        <w:t>10. Consolidated Business Insights</w:t>
-      </w:r>
-    </w:p>
-    <w:tbl>
-      <w:tblPr>
-        <w:tblStyle w:val="TableGrid"/>
-        <w:tblW w:w="0" w:type="auto"/>
-        <w:jc w:val="center"/>
-        <w:tblLook w:val="04A0" w:firstRow="1" w:lastRow="0" w:firstColumn="1" w:lastColumn="0" w:noHBand="0" w:noVBand="1"/>
-      </w:tblPr>
-      <w:tblGrid>
-        <w:gridCol w:w="500"/>
-        <w:gridCol w:w="2008"/>
-        <w:gridCol w:w="2770"/>
-        <w:gridCol w:w="2770"/>
-        <w:gridCol w:w="2162"/>
-      </w:tblGrid>
-      <w:tr>
-        <w:trPr>
-          <w:jc w:val="center"/>
-        </w:trPr>
-        <w:tc>
-          <w:tcPr>
-            <w:tcW w:w="504" w:type="dxa"/>
-            <w:shd w:val="clear" w:color="auto" w:fill="17365D"/>
-            <w:vAlign w:val="center"/>
-          </w:tcPr>
-          <w:p>
-            <w:pPr>
-              <w:spacing w:after="20"/>
-            </w:pPr>
-            <w:r>
-              <w:rPr>
-                <w:b/>
-                <w:color w:val="FFFFFF"/>
-                <w:sz w:val="14"/>
-              </w:rPr>
-              <w:t>No.</w:t>
-            </w:r>
-          </w:p>
-        </w:tc>
-        <w:tc>
-          <w:tcPr>
-            <w:tcW w:w="2088" w:type="dxa"/>
-            <w:shd w:val="clear" w:color="auto" w:fill="17365D"/>
-            <w:vAlign w:val="center"/>
-          </w:tcPr>
-          <w:p>
-            <w:pPr>
-              <w:spacing w:after="20"/>
-            </w:pPr>
-            <w:r>
-              <w:rPr>
-                <w:b/>
-                <w:color w:val="FFFFFF"/>
-                <w:sz w:val="14"/>
-              </w:rPr>
-              <w:t>Business question</w:t>
-            </w:r>
-          </w:p>
-        </w:tc>
-        <w:tc>
-          <w:tcPr>
-            <w:tcW w:w="2880" w:type="dxa"/>
-            <w:shd w:val="clear" w:color="auto" w:fill="17365D"/>
-            <w:vAlign w:val="center"/>
-          </w:tcPr>
-          <w:p>
-            <w:pPr>
-              <w:spacing w:after="20"/>
-            </w:pPr>
-            <w:r>
-              <w:rPr>
-                <w:b/>
-                <w:color w:val="FFFFFF"/>
-                <w:sz w:val="14"/>
-              </w:rPr>
-              <w:t>Key finding</w:t>
-            </w:r>
-          </w:p>
-        </w:tc>
-        <w:tc>
-          <w:tcPr>
-            <w:tcW w:w="2880" w:type="dxa"/>
-            <w:shd w:val="clear" w:color="auto" w:fill="17365D"/>
-            <w:vAlign w:val="center"/>
-          </w:tcPr>
-          <w:p>
-            <w:pPr>
-              <w:spacing w:after="20"/>
-            </w:pPr>
-            <w:r>
-              <w:rPr>
-                <w:b/>
-                <w:color w:val="FFFFFF"/>
-                <w:sz w:val="14"/>
-              </w:rPr>
-              <w:t>Business interpretation</w:t>
-            </w:r>
-          </w:p>
-        </w:tc>
-        <w:tc>
-          <w:tcPr>
-            <w:tcW w:w="2232" w:type="dxa"/>
-            <w:shd w:val="clear" w:color="auto" w:fill="17365D"/>
-            <w:vAlign w:val="center"/>
-          </w:tcPr>
-          <w:p>
-            <w:pPr>
-              <w:spacing w:after="20"/>
-            </w:pPr>
-            <w:r>
-              <w:rPr>
-                <w:b/>
-                <w:color w:val="FFFFFF"/>
-                <w:sz w:val="14"/>
-              </w:rPr>
-              <w:t>Recommended action</w:t>
-            </w:r>
-          </w:p>
-        </w:tc>
-      </w:tr>
-      <w:tr>
-        <w:trPr>
-          <w:jc w:val="center"/>
-        </w:trPr>
-        <w:tc>
-          <w:tcPr>
-            <w:tcW w:w="504" w:type="dxa"/>
-            <w:vAlign w:val="center"/>
-          </w:tcPr>
-          <w:p>
-            <w:pPr>
-              <w:spacing w:after="20"/>
-            </w:pPr>
-            <w:r>
-              <w:rPr>
-                <w:sz w:val="14"/>
-              </w:rPr>
-              <w:t>1</w:t>
-            </w:r>
-          </w:p>
-        </w:tc>
-        <w:tc>
-          <w:tcPr>
-            <w:tcW w:w="2088" w:type="dxa"/>
-            <w:vAlign w:val="center"/>
-          </w:tcPr>
-          <w:p>
-            <w:pPr>
-              <w:spacing w:after="20"/>
-            </w:pPr>
-            <w:r>
-              <w:rPr>
-                <w:sz w:val="14"/>
-              </w:rPr>
-              <w:t>Which category leads?</w:t>
-            </w:r>
-          </w:p>
-        </w:tc>
-        <w:tc>
-          <w:tcPr>
-            <w:tcW w:w="2880" w:type="dxa"/>
-            <w:vAlign w:val="center"/>
-          </w:tcPr>
-          <w:p>
-            <w:pPr>
-              <w:spacing w:after="20"/>
-            </w:pPr>
-            <w:r>
-              <w:rPr>
-                <w:sz w:val="14"/>
-              </w:rPr>
-              <w:t xml:space="preserve">Clothing: </w:t>
-            </w:r>
-            <w:r>
-              <w:rPr>
-                <w:sz w:val="14"/>
-              </w:rPr>
-              <w:t>₺</w:t>
-            </w:r>
-            <w:r>
-              <w:rPr>
-                <w:sz w:val="14"/>
-              </w:rPr>
-              <w:t>3,10,75,684.64; 1,03,558 units; 45.33% sales share.</w:t>
-            </w:r>
-          </w:p>
-        </w:tc>
-        <w:tc>
-          <w:tcPr>
-            <w:tcW w:w="2880" w:type="dxa"/>
-            <w:vAlign w:val="center"/>
-          </w:tcPr>
-          <w:p>
-            <w:pPr>
-              <w:spacing w:after="20"/>
-            </w:pPr>
-            <w:r>
-              <w:rPr>
-                <w:sz w:val="14"/>
-              </w:rPr>
-              <w:t>Strongest category by sales and quantity.</w:t>
-            </w:r>
-          </w:p>
-        </w:tc>
-        <w:tc>
-          <w:tcPr>
-            <w:tcW w:w="2232" w:type="dxa"/>
-            <w:vAlign w:val="center"/>
-          </w:tcPr>
-          <w:p>
-            <w:pPr>
-              <w:spacing w:after="20"/>
-            </w:pPr>
-            <w:r>
-              <w:rPr>
-                <w:sz w:val="14"/>
-              </w:rPr>
-              <w:t>Monitor inventory and promotion effectiveness.</w:t>
-            </w:r>
-          </w:p>
-        </w:tc>
-      </w:tr>
-      <w:tr>
-        <w:trPr>
-          <w:jc w:val="center"/>
-        </w:trPr>
-        <w:tc>
-          <w:tcPr>
-            <w:tcW w:w="504" w:type="dxa"/>
-            <w:shd w:val="clear" w:color="auto" w:fill="F1F5F9"/>
-            <w:vAlign w:val="center"/>
-          </w:tcPr>
-          <w:p>
-            <w:pPr>
-              <w:spacing w:after="20"/>
-            </w:pPr>
-            <w:r>
-              <w:rPr>
-                <w:sz w:val="14"/>
-              </w:rPr>
-              <w:t>2</w:t>
-            </w:r>
-          </w:p>
-        </w:tc>
-        <w:tc>
-          <w:tcPr>
-            <w:tcW w:w="2088" w:type="dxa"/>
-            <w:shd w:val="clear" w:color="auto" w:fill="F1F5F9"/>
-            <w:vAlign w:val="center"/>
-          </w:tcPr>
-          <w:p>
-            <w:pPr>
-              <w:spacing w:after="20"/>
-            </w:pPr>
-            <w:r>
-              <w:rPr>
-                <w:sz w:val="14"/>
-              </w:rPr>
-              <w:t>Which mall leads sales?</w:t>
-            </w:r>
-          </w:p>
-        </w:tc>
-        <w:tc>
-          <w:tcPr>
-            <w:tcW w:w="2880" w:type="dxa"/>
-            <w:shd w:val="clear" w:color="auto" w:fill="F1F5F9"/>
-            <w:vAlign w:val="center"/>
-          </w:tcPr>
-          <w:p>
-            <w:pPr>
-              <w:spacing w:after="20"/>
-            </w:pPr>
-            <w:r>
-              <w:rPr>
-                <w:sz w:val="14"/>
-              </w:rPr>
-              <w:t xml:space="preserve">Mall of Istanbul: </w:t>
-            </w:r>
-            <w:r>
-              <w:rPr>
-                <w:sz w:val="14"/>
-              </w:rPr>
-              <w:t>₺</w:t>
-            </w:r>
-            <w:r>
-              <w:rPr>
-                <w:sz w:val="14"/>
-              </w:rPr>
-              <w:t>1,38,51,737.62.</w:t>
-            </w:r>
-          </w:p>
-        </w:tc>
-        <w:tc>
-          <w:tcPr>
-            <w:tcW w:w="2880" w:type="dxa"/>
-            <w:shd w:val="clear" w:color="auto" w:fill="F1F5F9"/>
-            <w:vAlign w:val="center"/>
-          </w:tcPr>
-          <w:p>
-            <w:pPr>
-              <w:spacing w:after="20"/>
-            </w:pPr>
-            <w:r>
-              <w:rPr>
-                <w:sz w:val="14"/>
-              </w:rPr>
-              <w:t>Highest aggregate mall sales.</w:t>
-            </w:r>
-          </w:p>
-        </w:tc>
-        <w:tc>
-          <w:tcPr>
-            <w:tcW w:w="2232" w:type="dxa"/>
-            <w:shd w:val="clear" w:color="auto" w:fill="F1F5F9"/>
-            <w:vAlign w:val="center"/>
-          </w:tcPr>
-          <w:p>
-            <w:pPr>
-              <w:spacing w:after="20"/>
-            </w:pPr>
-            <w:r>
-              <w:rPr>
-                <w:sz w:val="14"/>
-              </w:rPr>
-              <w:t>Compare product mix, availability and traffic indicators.</w:t>
-            </w:r>
-          </w:p>
-        </w:tc>
-      </w:tr>
-      <w:tr>
-        <w:trPr>
-          <w:jc w:val="center"/>
-        </w:trPr>
-        <w:tc>
-          <w:tcPr>
-            <w:tcW w:w="504" w:type="dxa"/>
-            <w:vAlign w:val="center"/>
-          </w:tcPr>
-          <w:p>
-            <w:pPr>
-              <w:spacing w:after="20"/>
-            </w:pPr>
-            <w:r>
-              <w:rPr>
-                <w:sz w:val="14"/>
-              </w:rPr>
-              <w:t>3</w:t>
-            </w:r>
-          </w:p>
-        </w:tc>
-        <w:tc>
-          <w:tcPr>
-            <w:tcW w:w="2088" w:type="dxa"/>
-            <w:vAlign w:val="center"/>
-          </w:tcPr>
-          <w:p>
-            <w:pPr>
-              <w:spacing w:after="20"/>
-            </w:pPr>
-            <w:r>
-              <w:rPr>
-                <w:sz w:val="14"/>
-              </w:rPr>
-              <w:t>Which payment method leads?</w:t>
-            </w:r>
-          </w:p>
-        </w:tc>
-        <w:tc>
-          <w:tcPr>
-            <w:tcW w:w="2880" w:type="dxa"/>
-            <w:vAlign w:val="center"/>
-          </w:tcPr>
-          <w:p>
-            <w:pPr>
-              <w:spacing w:after="20"/>
-            </w:pPr>
-            <w:r>
-              <w:rPr>
-                <w:sz w:val="14"/>
-              </w:rPr>
-              <w:t xml:space="preserve">Cash: </w:t>
-            </w:r>
-            <w:r>
-              <w:rPr>
-                <w:sz w:val="14"/>
-              </w:rPr>
-              <w:t>₺</w:t>
-            </w:r>
-            <w:r>
-              <w:rPr>
-                <w:sz w:val="14"/>
-              </w:rPr>
-              <w:t>3,07,05,030.98; 44.79% of sales.</w:t>
-            </w:r>
-          </w:p>
-        </w:tc>
-        <w:tc>
-          <w:tcPr>
-            <w:tcW w:w="2880" w:type="dxa"/>
-            <w:vAlign w:val="center"/>
-          </w:tcPr>
-          <w:p>
-            <w:pPr>
-              <w:spacing w:after="20"/>
-            </w:pPr>
-            <w:r>
-              <w:rPr>
-                <w:sz w:val="14"/>
-              </w:rPr>
-              <w:t>Largest recorded payment channel.</w:t>
-            </w:r>
-          </w:p>
-        </w:tc>
-        <w:tc>
-          <w:tcPr>
-            <w:tcW w:w="2232" w:type="dxa"/>
-            <w:vAlign w:val="center"/>
-          </w:tcPr>
-          <w:p>
-            <w:pPr>
-              <w:spacing w:after="20"/>
-            </w:pPr>
-            <w:r>
-              <w:rPr>
-                <w:sz w:val="14"/>
-              </w:rPr>
-              <w:t>Maintain choice and assess operational costs.</w:t>
-            </w:r>
-          </w:p>
-        </w:tc>
-      </w:tr>
-      <w:tr>
-        <w:trPr>
-          <w:jc w:val="center"/>
-        </w:trPr>
-        <w:tc>
-          <w:tcPr>
-            <w:tcW w:w="504" w:type="dxa"/>
-            <w:shd w:val="clear" w:color="auto" w:fill="F1F5F9"/>
-            <w:vAlign w:val="center"/>
-          </w:tcPr>
-          <w:p>
-            <w:pPr>
-              <w:spacing w:after="20"/>
-            </w:pPr>
-            <w:r>
-              <w:rPr>
-                <w:sz w:val="14"/>
-              </w:rPr>
-              <w:t>4</w:t>
-            </w:r>
-          </w:p>
-        </w:tc>
-        <w:tc>
-          <w:tcPr>
-            <w:tcW w:w="2088" w:type="dxa"/>
-            <w:shd w:val="clear" w:color="auto" w:fill="F1F5F9"/>
-            <w:vAlign w:val="center"/>
-          </w:tcPr>
-          <w:p>
-            <w:pPr>
-              <w:spacing w:after="20"/>
-            </w:pPr>
-            <w:r>
-              <w:rPr>
-                <w:sz w:val="14"/>
-              </w:rPr>
-              <w:t>How does gender compare?</w:t>
-            </w:r>
-          </w:p>
-        </w:tc>
-        <w:tc>
-          <w:tcPr>
-            <w:tcW w:w="2880" w:type="dxa"/>
-            <w:shd w:val="clear" w:color="auto" w:fill="F1F5F9"/>
-            <w:vAlign w:val="center"/>
-          </w:tcPr>
-          <w:p>
-            <w:pPr>
-              <w:spacing w:after="20"/>
-            </w:pPr>
-            <w:r>
-              <w:rPr>
-                <w:sz w:val="14"/>
-              </w:rPr>
-              <w:t xml:space="preserve">Female sales </w:t>
-            </w:r>
-            <w:r>
-              <w:rPr>
-                <w:sz w:val="14"/>
-              </w:rPr>
-              <w:t>₺</w:t>
-            </w:r>
-            <w:r>
-              <w:rPr>
-                <w:sz w:val="14"/>
-              </w:rPr>
-              <w:t xml:space="preserve">4,09,31,801.62; male </w:t>
-            </w:r>
-            <w:r>
-              <w:rPr>
-                <w:sz w:val="14"/>
-              </w:rPr>
-              <w:t>₺</w:t>
-            </w:r>
-            <w:r>
-              <w:rPr>
-                <w:sz w:val="14"/>
-              </w:rPr>
-              <w:t xml:space="preserve">2,76,19,564.29; male average </w:t>
-            </w:r>
-            <w:r>
-              <w:rPr>
-                <w:sz w:val="14"/>
-              </w:rPr>
-              <w:t>₺</w:t>
-            </w:r>
-            <w:r>
-              <w:rPr>
-                <w:sz w:val="14"/>
-              </w:rPr>
-              <w:t xml:space="preserve">690.92 vs female </w:t>
-            </w:r>
-            <w:r>
-              <w:rPr>
-                <w:sz w:val="14"/>
-              </w:rPr>
-              <w:t>₺</w:t>
-            </w:r>
-            <w:r>
-              <w:rPr>
-                <w:sz w:val="14"/>
-              </w:rPr>
-              <w:t>688.14.</w:t>
-            </w:r>
-          </w:p>
-        </w:tc>
-        <w:tc>
-          <w:tcPr>
-            <w:tcW w:w="2880" w:type="dxa"/>
-            <w:shd w:val="clear" w:color="auto" w:fill="F1F5F9"/>
-            <w:vAlign w:val="center"/>
-          </w:tcPr>
-          <w:p>
-            <w:pPr>
-              <w:spacing w:after="20"/>
-            </w:pPr>
-            <w:r>
-              <w:rPr>
-                <w:sz w:val="14"/>
-              </w:rPr>
-              <w:t>Total value follows transaction volume; average difference is small.</w:t>
-            </w:r>
-          </w:p>
-        </w:tc>
-        <w:tc>
-          <w:tcPr>
-            <w:tcW w:w="2232" w:type="dxa"/>
-            <w:shd w:val="clear" w:color="auto" w:fill="F1F5F9"/>
-            <w:vAlign w:val="center"/>
-          </w:tcPr>
-          <w:p>
-            <w:pPr>
-              <w:spacing w:after="20"/>
-            </w:pPr>
-            <w:r>
-              <w:rPr>
-                <w:sz w:val="14"/>
-              </w:rPr>
-              <w:t>Evaluate targeted campaigns with controlled tests.</w:t>
-            </w:r>
-          </w:p>
-        </w:tc>
-      </w:tr>
-      <w:tr>
-        <w:trPr>
-          <w:jc w:val="center"/>
-        </w:trPr>
-        <w:tc>
-          <w:tcPr>
-            <w:tcW w:w="504" w:type="dxa"/>
-            <w:vAlign w:val="center"/>
-          </w:tcPr>
-          <w:p>
-            <w:pPr>
-              <w:spacing w:after="20"/>
-            </w:pPr>
-            <w:r>
-              <w:rPr>
-                <w:sz w:val="14"/>
-              </w:rPr>
-              <w:t>5</w:t>
-            </w:r>
-          </w:p>
-        </w:tc>
-        <w:tc>
-          <w:tcPr>
-            <w:tcW w:w="2088" w:type="dxa"/>
-            <w:vAlign w:val="center"/>
-          </w:tcPr>
-          <w:p>
-            <w:pPr>
-              <w:spacing w:after="20"/>
-            </w:pPr>
-            <w:r>
-              <w:rPr>
-                <w:sz w:val="14"/>
-              </w:rPr>
-              <w:t>Which category has highest average value?</w:t>
-            </w:r>
-          </w:p>
-        </w:tc>
-        <w:tc>
-          <w:tcPr>
-            <w:tcW w:w="2880" w:type="dxa"/>
-            <w:vAlign w:val="center"/>
-          </w:tcPr>
-          <w:p>
-            <w:pPr>
-              <w:spacing w:after="20"/>
-            </w:pPr>
-            <w:r>
-              <w:rPr>
-                <w:sz w:val="14"/>
-              </w:rPr>
-              <w:t xml:space="preserve">Technology: </w:t>
-            </w:r>
-            <w:r>
-              <w:rPr>
-                <w:sz w:val="14"/>
-              </w:rPr>
-              <w:t>₺</w:t>
-            </w:r>
-            <w:r>
-              <w:rPr>
-                <w:sz w:val="14"/>
-              </w:rPr>
-              <w:t>3,156.94 average.</w:t>
-            </w:r>
-          </w:p>
-        </w:tc>
-        <w:tc>
-          <w:tcPr>
-            <w:tcW w:w="2880" w:type="dxa"/>
-            <w:vAlign w:val="center"/>
-          </w:tcPr>
-          <w:p>
-            <w:pPr>
-              <w:spacing w:after="20"/>
-            </w:pPr>
-            <w:r>
-              <w:rPr>
-                <w:sz w:val="14"/>
-              </w:rPr>
-              <w:t>Higher average transaction value than other categories.</w:t>
-            </w:r>
-          </w:p>
-        </w:tc>
-        <w:tc>
-          <w:tcPr>
-            <w:tcW w:w="2232" w:type="dxa"/>
-            <w:vAlign w:val="center"/>
-          </w:tcPr>
-          <w:p>
-            <w:pPr>
-              <w:spacing w:after="20"/>
-            </w:pPr>
-            <w:r>
-              <w:rPr>
-                <w:sz w:val="14"/>
-              </w:rPr>
-              <w:t>Explore bundles and cross-selling with margin checks.</w:t>
-            </w:r>
-          </w:p>
-        </w:tc>
-      </w:tr>
-      <w:tr>
-        <w:trPr>
-          <w:jc w:val="center"/>
-        </w:trPr>
-        <w:tc>
-          <w:tcPr>
-            <w:tcW w:w="504" w:type="dxa"/>
-            <w:shd w:val="clear" w:color="auto" w:fill="F1F5F9"/>
-            <w:vAlign w:val="center"/>
-          </w:tcPr>
-          <w:p>
-            <w:pPr>
-              <w:spacing w:after="20"/>
-            </w:pPr>
-            <w:r>
-              <w:rPr>
-                <w:sz w:val="14"/>
-              </w:rPr>
-              <w:t>6</w:t>
-            </w:r>
-          </w:p>
-        </w:tc>
-        <w:tc>
-          <w:tcPr>
-            <w:tcW w:w="2088" w:type="dxa"/>
-            <w:shd w:val="clear" w:color="auto" w:fill="F1F5F9"/>
-            <w:vAlign w:val="center"/>
-          </w:tcPr>
-          <w:p>
-            <w:pPr>
-              <w:spacing w:after="20"/>
-            </w:pPr>
-            <w:r>
-              <w:rPr>
-                <w:sz w:val="14"/>
-              </w:rPr>
-              <w:t>Which age segment leads?</w:t>
-            </w:r>
-          </w:p>
-        </w:tc>
-        <w:tc>
-          <w:tcPr>
-            <w:tcW w:w="2880" w:type="dxa"/>
-            <w:shd w:val="clear" w:color="auto" w:fill="F1F5F9"/>
-            <w:vAlign w:val="center"/>
-          </w:tcPr>
-          <w:p>
-            <w:pPr>
-              <w:spacing w:after="20"/>
-            </w:pPr>
-            <w:r>
-              <w:rPr>
-                <w:sz w:val="14"/>
-              </w:rPr>
-              <w:t xml:space="preserve">Excel </w:t>
-            </w:r>
-            <w:proofErr w:type="spellStart"/>
-            <w:r>
-              <w:rPr>
-                <w:sz w:val="14"/>
-              </w:rPr>
-              <w:t>age_category</w:t>
-            </w:r>
-            <w:proofErr w:type="spellEnd"/>
-            <w:r>
-              <w:rPr>
-                <w:sz w:val="14"/>
-              </w:rPr>
-              <w:t xml:space="preserve"> 'Adult': </w:t>
-            </w:r>
-            <w:r>
-              <w:rPr>
-                <w:sz w:val="14"/>
-              </w:rPr>
-              <w:lastRenderedPageBreak/>
-              <w:t>₺</w:t>
-            </w:r>
-            <w:r>
-              <w:rPr>
-                <w:sz w:val="14"/>
-              </w:rPr>
-              <w:t xml:space="preserve">3,99,47,000.75; Python-created 56–69 band: </w:t>
-            </w:r>
-            <w:r>
-              <w:rPr>
-                <w:sz w:val="14"/>
-              </w:rPr>
-              <w:t>₺</w:t>
-            </w:r>
-            <w:r>
-              <w:rPr>
-                <w:sz w:val="14"/>
-              </w:rPr>
-              <w:t>1,82,44,422.23.</w:t>
-            </w:r>
-          </w:p>
-        </w:tc>
-        <w:tc>
-          <w:tcPr>
-            <w:tcW w:w="2880" w:type="dxa"/>
-            <w:shd w:val="clear" w:color="auto" w:fill="F1F5F9"/>
-            <w:vAlign w:val="center"/>
-          </w:tcPr>
-          <w:p>
-            <w:pPr>
-              <w:spacing w:after="20"/>
-            </w:pPr>
-            <w:r>
-              <w:rPr>
-                <w:sz w:val="14"/>
-              </w:rPr>
-              <w:lastRenderedPageBreak/>
-              <w:t xml:space="preserve">Different group definitions answer </w:t>
-            </w:r>
-            <w:r>
-              <w:rPr>
-                <w:sz w:val="14"/>
-              </w:rPr>
-              <w:lastRenderedPageBreak/>
-              <w:t>different questions; not directly interchangeable.</w:t>
-            </w:r>
-          </w:p>
-        </w:tc>
-        <w:tc>
-          <w:tcPr>
-            <w:tcW w:w="2232" w:type="dxa"/>
-            <w:shd w:val="clear" w:color="auto" w:fill="F1F5F9"/>
-            <w:vAlign w:val="center"/>
-          </w:tcPr>
-          <w:p>
-            <w:pPr>
-              <w:spacing w:after="20"/>
-            </w:pPr>
-            <w:r>
-              <w:rPr>
-                <w:sz w:val="14"/>
-              </w:rPr>
-              <w:lastRenderedPageBreak/>
-              <w:t xml:space="preserve">Standardise segment </w:t>
-            </w:r>
-            <w:r>
-              <w:rPr>
-                <w:sz w:val="14"/>
-              </w:rPr>
-              <w:lastRenderedPageBreak/>
-              <w:t>definitions before cross-tool comparison.</w:t>
-            </w:r>
-          </w:p>
-        </w:tc>
-      </w:tr>
-      <w:tr>
-        <w:trPr>
-          <w:jc w:val="center"/>
-        </w:trPr>
-        <w:tc>
-          <w:tcPr>
-            <w:tcW w:w="504" w:type="dxa"/>
-            <w:vAlign w:val="center"/>
-          </w:tcPr>
-          <w:p>
-            <w:pPr>
-              <w:spacing w:after="20"/>
-            </w:pPr>
-            <w:r>
-              <w:rPr>
-                <w:sz w:val="14"/>
-              </w:rPr>
-              <w:lastRenderedPageBreak/>
-              <w:t>7</w:t>
-            </w:r>
-          </w:p>
-        </w:tc>
-        <w:tc>
-          <w:tcPr>
-            <w:tcW w:w="2088" w:type="dxa"/>
-            <w:vAlign w:val="center"/>
-          </w:tcPr>
-          <w:p>
-            <w:pPr>
-              <w:spacing w:after="20"/>
-            </w:pPr>
-            <w:r>
-              <w:rPr>
-                <w:sz w:val="14"/>
-              </w:rPr>
-              <w:t>Which weekday leads?</w:t>
-            </w:r>
-          </w:p>
-        </w:tc>
-        <w:tc>
-          <w:tcPr>
-            <w:tcW w:w="2880" w:type="dxa"/>
-            <w:vAlign w:val="center"/>
-          </w:tcPr>
-          <w:p>
-            <w:pPr>
-              <w:spacing w:after="20"/>
-            </w:pPr>
-            <w:r>
-              <w:rPr>
-                <w:sz w:val="14"/>
-              </w:rPr>
-              <w:t xml:space="preserve">Monday: </w:t>
-            </w:r>
-            <w:r>
-              <w:rPr>
-                <w:sz w:val="14"/>
-              </w:rPr>
-              <w:t>₺</w:t>
-            </w:r>
-            <w:r>
-              <w:rPr>
-                <w:sz w:val="14"/>
-              </w:rPr>
-              <w:t xml:space="preserve">1,01,19,164.19; Saturday: </w:t>
-            </w:r>
-            <w:r>
-              <w:rPr>
-                <w:sz w:val="14"/>
-              </w:rPr>
-              <w:t>₺</w:t>
-            </w:r>
-            <w:r>
-              <w:rPr>
-                <w:sz w:val="14"/>
-              </w:rPr>
-              <w:t>96,44,341.36.</w:t>
-            </w:r>
-          </w:p>
-        </w:tc>
-        <w:tc>
-          <w:tcPr>
-            <w:tcW w:w="2880" w:type="dxa"/>
-            <w:vAlign w:val="center"/>
-          </w:tcPr>
-          <w:p>
-            <w:pPr>
-              <w:spacing w:after="20"/>
-            </w:pPr>
-            <w:r>
-              <w:rPr>
-                <w:sz w:val="14"/>
-              </w:rPr>
-              <w:t>Recorded weekday totals differ.</w:t>
-            </w:r>
-          </w:p>
-        </w:tc>
-        <w:tc>
-          <w:tcPr>
-            <w:tcW w:w="2232" w:type="dxa"/>
-            <w:vAlign w:val="center"/>
-          </w:tcPr>
-          <w:p>
-            <w:pPr>
-              <w:spacing w:after="20"/>
-            </w:pPr>
-            <w:r>
-              <w:rPr>
-                <w:sz w:val="14"/>
-              </w:rPr>
-              <w:t>Investigate staffing and promotional opportunities.</w:t>
-            </w:r>
-          </w:p>
-        </w:tc>
-      </w:tr>
-      <w:tr>
-        <w:trPr>
-          <w:jc w:val="center"/>
-        </w:trPr>
-        <w:tc>
-          <w:tcPr>
-            <w:tcW w:w="504" w:type="dxa"/>
-            <w:shd w:val="clear" w:color="auto" w:fill="F1F5F9"/>
-            <w:vAlign w:val="center"/>
-          </w:tcPr>
-          <w:p>
-            <w:pPr>
-              <w:spacing w:after="20"/>
-            </w:pPr>
-            <w:r>
-              <w:rPr>
-                <w:sz w:val="14"/>
-              </w:rPr>
-              <w:t>8</w:t>
-            </w:r>
-          </w:p>
-        </w:tc>
-        <w:tc>
-          <w:tcPr>
-            <w:tcW w:w="2088" w:type="dxa"/>
-            <w:shd w:val="clear" w:color="auto" w:fill="F1F5F9"/>
-            <w:vAlign w:val="center"/>
-          </w:tcPr>
-          <w:p>
-            <w:pPr>
-              <w:spacing w:after="20"/>
-            </w:pPr>
-            <w:r>
-              <w:rPr>
-                <w:sz w:val="14"/>
-              </w:rPr>
-              <w:t>Which month leads?</w:t>
-            </w:r>
-          </w:p>
-        </w:tc>
-        <w:tc>
-          <w:tcPr>
-            <w:tcW w:w="2880" w:type="dxa"/>
-            <w:shd w:val="clear" w:color="auto" w:fill="F1F5F9"/>
-            <w:vAlign w:val="center"/>
-          </w:tcPr>
-          <w:p>
-            <w:pPr>
-              <w:spacing w:after="20"/>
-            </w:pPr>
-            <w:r>
-              <w:rPr>
-                <w:sz w:val="14"/>
-              </w:rPr>
-              <w:t xml:space="preserve">July 2021: </w:t>
-            </w:r>
-            <w:r>
-              <w:rPr>
-                <w:sz w:val="14"/>
-              </w:rPr>
-              <w:t>₺</w:t>
-            </w:r>
-            <w:r>
-              <w:rPr>
-                <w:sz w:val="14"/>
-              </w:rPr>
-              <w:t>28,02,468.58; March 2023 is lowest recorded month but partial.</w:t>
-            </w:r>
-          </w:p>
-        </w:tc>
-        <w:tc>
-          <w:tcPr>
-            <w:tcW w:w="2880" w:type="dxa"/>
-            <w:shd w:val="clear" w:color="auto" w:fill="F1F5F9"/>
-            <w:vAlign w:val="center"/>
-          </w:tcPr>
-          <w:p>
-            <w:pPr>
-              <w:spacing w:after="20"/>
-            </w:pPr>
-            <w:r>
-              <w:rPr>
-                <w:sz w:val="14"/>
-              </w:rPr>
-              <w:t>Partial-month comparison understates a full month.</w:t>
-            </w:r>
-          </w:p>
-        </w:tc>
-        <w:tc>
-          <w:tcPr>
-            <w:tcW w:w="2232" w:type="dxa"/>
-            <w:shd w:val="clear" w:color="auto" w:fill="F1F5F9"/>
-            <w:vAlign w:val="center"/>
-          </w:tcPr>
-          <w:p>
-            <w:pPr>
-              <w:spacing w:after="20"/>
-            </w:pPr>
-            <w:r>
-              <w:rPr>
-                <w:sz w:val="14"/>
-              </w:rPr>
-              <w:t>Use complete periods or annotate incomplete months.</w:t>
-            </w:r>
-          </w:p>
-        </w:tc>
-      </w:tr>
-      <w:tr>
-        <w:trPr>
-          <w:jc w:val="center"/>
-        </w:trPr>
-        <w:tc>
-          <w:tcPr>
-            <w:tcW w:w="504" w:type="dxa"/>
-            <w:vAlign w:val="center"/>
-          </w:tcPr>
-          <w:p>
-            <w:pPr>
-              <w:spacing w:after="20"/>
-            </w:pPr>
-            <w:r>
-              <w:rPr>
-                <w:sz w:val="14"/>
-              </w:rPr>
-              <w:t>9</w:t>
-            </w:r>
-          </w:p>
-        </w:tc>
-        <w:tc>
-          <w:tcPr>
-            <w:tcW w:w="2088" w:type="dxa"/>
-            <w:vAlign w:val="center"/>
-          </w:tcPr>
-          <w:p>
-            <w:pPr>
-              <w:spacing w:after="20"/>
-            </w:pPr>
-            <w:r>
-              <w:rPr>
-                <w:sz w:val="14"/>
-              </w:rPr>
-              <w:t>Which category is low in sales?</w:t>
-            </w:r>
-          </w:p>
-        </w:tc>
-        <w:tc>
-          <w:tcPr>
-            <w:tcW w:w="2880" w:type="dxa"/>
-            <w:vAlign w:val="center"/>
-          </w:tcPr>
-          <w:p>
-            <w:pPr>
-              <w:spacing w:after="20"/>
-            </w:pPr>
-            <w:r>
-              <w:rPr>
-                <w:sz w:val="14"/>
-              </w:rPr>
-              <w:t xml:space="preserve">Souvenir: </w:t>
-            </w:r>
-            <w:r>
-              <w:rPr>
-                <w:sz w:val="14"/>
-              </w:rPr>
-              <w:t>₺</w:t>
-            </w:r>
-            <w:r>
-              <w:rPr>
-                <w:sz w:val="14"/>
-              </w:rPr>
-              <w:t>1,74,436.83 (0.25%); Books: 14,982 units and 4,981 transactions.</w:t>
-            </w:r>
-          </w:p>
-        </w:tc>
-        <w:tc>
-          <w:tcPr>
-            <w:tcW w:w="2880" w:type="dxa"/>
-            <w:vAlign w:val="center"/>
-          </w:tcPr>
-          <w:p>
-            <w:pPr>
-              <w:spacing w:after="20"/>
-            </w:pPr>
-            <w:r>
-              <w:rPr>
-                <w:sz w:val="14"/>
-              </w:rPr>
-              <w:t>Lower totals may reflect price, volume or assortment.</w:t>
-            </w:r>
-          </w:p>
-        </w:tc>
-        <w:tc>
-          <w:tcPr>
-            <w:tcW w:w="2232" w:type="dxa"/>
-            <w:vAlign w:val="center"/>
-          </w:tcPr>
-          <w:p>
-            <w:pPr>
-              <w:spacing w:after="20"/>
-            </w:pPr>
-            <w:r>
-              <w:rPr>
-                <w:sz w:val="14"/>
-              </w:rPr>
-              <w:t>Review demand, margin and stock before reducing assortment.</w:t>
-            </w:r>
-          </w:p>
-        </w:tc>
-      </w:tr>
-      <w:tr>
-        <w:trPr>
-          <w:jc w:val="center"/>
-        </w:trPr>
-        <w:tc>
-          <w:tcPr>
-            <w:tcW w:w="504" w:type="dxa"/>
-            <w:shd w:val="clear" w:color="auto" w:fill="F1F5F9"/>
-            <w:vAlign w:val="center"/>
-          </w:tcPr>
-          <w:p>
-            <w:pPr>
-              <w:spacing w:after="20"/>
-            </w:pPr>
-            <w:r>
-              <w:rPr>
-                <w:sz w:val="14"/>
-              </w:rPr>
-              <w:t>10</w:t>
-            </w:r>
-          </w:p>
-        </w:tc>
-        <w:tc>
-          <w:tcPr>
-            <w:tcW w:w="2088" w:type="dxa"/>
-            <w:shd w:val="clear" w:color="auto" w:fill="F1F5F9"/>
-            <w:vAlign w:val="center"/>
-          </w:tcPr>
-          <w:p>
-            <w:pPr>
-              <w:spacing w:after="20"/>
-            </w:pPr>
-            <w:r>
-              <w:rPr>
-                <w:sz w:val="14"/>
-              </w:rPr>
-              <w:t>Can repeat purchase be measured?</w:t>
-            </w:r>
-          </w:p>
-        </w:tc>
-        <w:tc>
-          <w:tcPr>
-            <w:tcW w:w="2880" w:type="dxa"/>
-            <w:shd w:val="clear" w:color="auto" w:fill="F1F5F9"/>
-            <w:vAlign w:val="center"/>
-          </w:tcPr>
-          <w:p>
-            <w:pPr>
-              <w:spacing w:after="20"/>
-            </w:pPr>
-            <w:r>
-              <w:rPr>
-                <w:sz w:val="14"/>
-              </w:rPr>
-              <w:t>99,457 customer IDs for 99,457 records; no customer appears more than once in notebook checks.</w:t>
-            </w:r>
-          </w:p>
-        </w:tc>
-        <w:tc>
-          <w:tcPr>
-            <w:tcW w:w="2880" w:type="dxa"/>
-            <w:shd w:val="clear" w:color="auto" w:fill="F1F5F9"/>
-            <w:vAlign w:val="center"/>
-          </w:tcPr>
-          <w:p>
-            <w:pPr>
-              <w:spacing w:after="20"/>
-            </w:pPr>
-            <w:r>
-              <w:rPr>
-                <w:sz w:val="14"/>
-              </w:rPr>
-              <w:t>Repeat frequency and retention are not measurable from this extract.</w:t>
-            </w:r>
-          </w:p>
-        </w:tc>
-        <w:tc>
-          <w:tcPr>
-            <w:tcW w:w="2232" w:type="dxa"/>
-            <w:shd w:val="clear" w:color="auto" w:fill="F1F5F9"/>
-            <w:vAlign w:val="center"/>
-          </w:tcPr>
-          <w:p>
-            <w:pPr>
-              <w:spacing w:after="20"/>
-            </w:pPr>
-            <w:r>
-              <w:rPr>
-                <w:sz w:val="14"/>
-              </w:rPr>
-              <w:t>Obtain linked multi-period customer records for retention analysis.</w:t>
-            </w:r>
-          </w:p>
-        </w:tc>
-      </w:tr>
-    </w:tbl>
-    <w:p>
-      <w:pPr>
-        <w:spacing w:after="20"/>
-      </w:pPr>
-    </w:p>
-    <w:p>
-      <w:pPr>
-        <w:pStyle w:val="Heading1"/>
-      </w:pPr>
-      <w:r>
-        <w:t>11. Data Quality and Validation</w:t>
+        <w:t>10. Data Quality and Validation</w:t>
       </w:r>
     </w:p>
     <w:tbl>
@@ -10739,7 +11001,21 @@
               <w:rPr>
                 <w:sz w:val="14"/>
               </w:rPr>
-              <w:t>Notebook converts invoice_date to datetime and price is numeric in analysis frame; SQL converts price to DECIMAL and date with STR_TO_DATE.</w:t>
+              <w:t xml:space="preserve">Notebook converts </w:t>
+            </w:r>
+            <w:proofErr w:type="spellStart"/>
+            <w:r>
+              <w:rPr>
+                <w:sz w:val="14"/>
+              </w:rPr>
+              <w:t>invoice_date</w:t>
+            </w:r>
+            <w:proofErr w:type="spellEnd"/>
+            <w:r>
+              <w:rPr>
+                <w:sz w:val="14"/>
+              </w:rPr>
+              <w:t xml:space="preserve"> to datetime and price is numeric in analysis frame; SQL converts price to DECIMAL and date with STR_TO_DATE.</w:t>
             </w:r>
           </w:p>
         </w:tc>
@@ -10993,7 +11269,49 @@
               <w:rPr>
                 <w:sz w:val="14"/>
               </w:rPr>
-              <w:t>Excel/SQL use existing age_category/age_group; notebook constructs its own age_group bins.</w:t>
+              <w:t xml:space="preserve">Excel/SQL use existing </w:t>
+            </w:r>
+            <w:proofErr w:type="spellStart"/>
+            <w:r>
+              <w:rPr>
+                <w:sz w:val="14"/>
+              </w:rPr>
+              <w:t>age_category</w:t>
+            </w:r>
+            <w:proofErr w:type="spellEnd"/>
+            <w:r>
+              <w:rPr>
+                <w:sz w:val="14"/>
+              </w:rPr>
+              <w:t>/</w:t>
+            </w:r>
+            <w:proofErr w:type="spellStart"/>
+            <w:r>
+              <w:rPr>
+                <w:sz w:val="14"/>
+              </w:rPr>
+              <w:t>age_group</w:t>
+            </w:r>
+            <w:proofErr w:type="spellEnd"/>
+            <w:r>
+              <w:rPr>
+                <w:sz w:val="14"/>
+              </w:rPr>
+              <w:t xml:space="preserve">; notebook constructs its own </w:t>
+            </w:r>
+            <w:proofErr w:type="spellStart"/>
+            <w:r>
+              <w:rPr>
+                <w:sz w:val="14"/>
+              </w:rPr>
+              <w:t>age_group</w:t>
+            </w:r>
+            <w:proofErr w:type="spellEnd"/>
+            <w:r>
+              <w:rPr>
+                <w:sz w:val="14"/>
+              </w:rPr>
+              <w:t xml:space="preserve"> bins.</w:t>
             </w:r>
           </w:p>
         </w:tc>
@@ -11100,7 +11418,7 @@
         <w:pStyle w:val="Heading1"/>
       </w:pPr>
       <w:r>
-        <w:t>12. Technical Skills Developed</w:t>
+        <w:t>11. Technical Skills and Tools</w:t>
       </w:r>
     </w:p>
     <w:tbl>
@@ -11314,7 +11632,23 @@
               <w:rPr>
                 <w:sz w:val="16"/>
               </w:rPr>
-              <w:t>Rule-based transaction labelling with np.where().</w:t>
+              <w:t xml:space="preserve">Rule-based transaction labelling with </w:t>
+            </w:r>
+            <w:proofErr w:type="spellStart"/>
+            <w:proofErr w:type="gramStart"/>
+            <w:r>
+              <w:rPr>
+                <w:sz w:val="16"/>
+              </w:rPr>
+              <w:t>np.where</w:t>
+            </w:r>
+            <w:proofErr w:type="spellEnd"/>
+            <w:proofErr w:type="gramEnd"/>
+            <w:r>
+              <w:rPr>
+                <w:sz w:val="16"/>
+              </w:rPr>
+              <w:t>().</w:t>
             </w:r>
           </w:p>
         </w:tc>
@@ -11394,7 +11728,21 @@
               <w:rPr>
                 <w:sz w:val="16"/>
               </w:rPr>
-              <w:t>Report package with four pages, cards, bar/column, line, donut/pie visuals, slicers and narrative elements; interactive behaviour still needs Desktop verification.</w:t>
+              <w:t xml:space="preserve">Report package with four pages, cards, bar/column, line, donut/pie visuals, slicers and narrative elements; interactive </w:t>
+            </w:r>
+            <w:proofErr w:type="spellStart"/>
+            <w:r>
+              <w:rPr>
+                <w:sz w:val="16"/>
+              </w:rPr>
+              <w:t>behaviour</w:t>
+            </w:r>
+            <w:proofErr w:type="spellEnd"/>
+            <w:r>
+              <w:rPr>
+                <w:sz w:val="16"/>
+              </w:rPr>
+              <w:t xml:space="preserve"> still needs Desktop verification.</w:t>
             </w:r>
           </w:p>
         </w:tc>
@@ -11490,12 +11838,12 @@
         <w:pStyle w:val="Heading1"/>
       </w:pPr>
       <w:r>
-        <w:t>13. Challenges and Improvements</w:t>
+        <w:t>12. Challenges and Improvement Opportunities</w:t>
       </w:r>
     </w:p>
     <w:p>
       <w:r>
-        <w:t>The following are improvement opportunities identified from the files, rather than claims that these problems necessarily occurred during the internship.</w:t>
+        <w:t>The following are improvement opportunities identified from the files, rather than claims that these problems necessarily occurred during the project.</w:t>
       </w:r>
     </w:p>
     <w:p>
@@ -11503,9 +11851,29 @@
         <w:pStyle w:val="ListBullet"/>
         <w:spacing w:after="40"/>
       </w:pPr>
-      <w:r>
-        <w:lastRenderedPageBreak/>
-        <w:t>Standardise age bands across Excel, SQL, Python and Power BI. The notebook's 18–25, 26–35, 36–45, 46–55 and 56–69 bins differ from the source's age_category and age_group fields.</w:t>
+      <w:proofErr w:type="spellStart"/>
+      <w:r>
+        <w:t>Standardise</w:t>
+      </w:r>
+      <w:proofErr w:type="spellEnd"/>
+      <w:r>
+        <w:t xml:space="preserve"> age bands across Excel, SQL, Python and Power BI. The notebook's 18–25, 26–35, 36–45, 46–55 and 56–69 bins differ from the source's </w:t>
+      </w:r>
+      <w:proofErr w:type="spellStart"/>
+      <w:r>
+        <w:t>age_category</w:t>
+      </w:r>
+      <w:proofErr w:type="spellEnd"/>
+      <w:r>
+        <w:t xml:space="preserve"> and </w:t>
+      </w:r>
+      <w:proofErr w:type="spellStart"/>
+      <w:r>
+        <w:t>age_group</w:t>
+      </w:r>
+      <w:proofErr w:type="spellEnd"/>
+      <w:r>
+        <w:t xml:space="preserve"> fields.</w:t>
       </w:r>
     </w:p>
     <w:p>
@@ -11514,7 +11882,15 @@
         <w:spacing w:after="40"/>
       </w:pPr>
       <w:r>
-        <w:t>Make data conversion reproducible. The CSV uses a price header with surrounding spaces and stores price/date as text; normalise column names and explicitly convert both fields.</w:t>
+        <w:t xml:space="preserve">Make data conversion reproducible. The CSV uses a price header with surrounding spaces and stores price/date as text; </w:t>
+      </w:r>
+      <w:proofErr w:type="spellStart"/>
+      <w:r>
+        <w:t>normalise</w:t>
+      </w:r>
+      <w:proofErr w:type="spellEnd"/>
+      <w:r>
+        <w:t xml:space="preserve"> column names and explicitly convert both fields.</w:t>
       </w:r>
     </w:p>
     <w:p>
@@ -11523,7 +11899,23 @@
         <w:spacing w:after="40"/>
       </w:pPr>
       <w:r>
-        <w:t>Keep transaction value and quantity separate. Use SUM(price) for total recorded sales and SUM(quantity) for units; do not multiply price by quantity.</w:t>
+        <w:t xml:space="preserve">Keep transaction value and quantity separate. Use </w:t>
+      </w:r>
+      <w:proofErr w:type="gramStart"/>
+      <w:r>
+        <w:t>SUM(</w:t>
+      </w:r>
+      <w:proofErr w:type="gramEnd"/>
+      <w:r>
+        <w:t xml:space="preserve">price) for total recorded sales and </w:t>
+      </w:r>
+      <w:proofErr w:type="gramStart"/>
+      <w:r>
+        <w:t>SUM(</w:t>
+      </w:r>
+      <w:proofErr w:type="gramEnd"/>
+      <w:r>
+        <w:t>quantity) for units; do not multiply price by quantity.</w:t>
       </w:r>
     </w:p>
     <w:p>
@@ -11532,7 +11924,15 @@
         <w:spacing w:after="40"/>
       </w:pPr>
       <w:r>
-        <w:t>Document currency and business definitions. Confirm the currency represented by price and whether 'sales', 'revenue' or 'transaction value' is the organisation's preferred term.</w:t>
+        <w:t xml:space="preserve">Document currency and business definitions. Confirm the currency represented by price and whether 'sales', 'revenue' or 'transaction value' is the </w:t>
+      </w:r>
+      <w:proofErr w:type="spellStart"/>
+      <w:r>
+        <w:t>organisation's</w:t>
+      </w:r>
+      <w:proofErr w:type="spellEnd"/>
+      <w:r>
+        <w:t xml:space="preserve"> preferred term.</w:t>
       </w:r>
     </w:p>
     <w:p>
@@ -11585,17 +11985,33 @@
         <w:pStyle w:val="Heading1"/>
       </w:pPr>
       <w:r>
-        <w:t>14. Overall Learning Outcomes</w:t>
+        <w:t>13. Key Learning Outcomes</w:t>
       </w:r>
     </w:p>
     <w:p>
       <w:r>
-        <w:t>Through this project, I practised the complete analytical workflow: understanding the business problem, inspecting a dataset, checking data quality, creating useful summaries, answering business questions with SQL, conducting EDA in Python, and arranging KPI and visual elements in a Power BI report. I also learned to distinguish transaction counts from unique customers, total sales from quantity, aggregate totals from average transaction value, and observed associations from causal explanations.</w:t>
+        <w:t xml:space="preserve">Through this project, I </w:t>
+      </w:r>
+      <w:proofErr w:type="spellStart"/>
+      <w:r>
+        <w:t>practised</w:t>
+      </w:r>
+      <w:proofErr w:type="spellEnd"/>
+      <w:r>
+        <w:t xml:space="preserve"> the complete analytical workflow: understanding the business problem, inspecting a dataset, checking data quality, creating useful summaries, answering business questions with SQL, conducting EDA in Python, and arranging KPI and visual elements in a Power BI report. I also learned to distinguish transaction counts from unique customers, total sales from quantity, aggregate totals from average transaction value, and observed associations from causal explanations.</w:t>
       </w:r>
     </w:p>
     <w:p>
       <w:r>
-        <w:t>The most important analytical limitation is that each customer identifier appears once. The data can describe recorded transaction behaviour but cannot establish repeat purchasing, retention or customer lifetime value. I also learned that inconsistent segment definitions and incomplete date periods can make comparisons misleading if they are not documented.</w:t>
+        <w:t xml:space="preserve">The most important analytical limitation is that each customer identifier appears once. The data can describe recorded transaction </w:t>
+      </w:r>
+      <w:proofErr w:type="spellStart"/>
+      <w:r>
+        <w:t>behaviour</w:t>
+      </w:r>
+      <w:proofErr w:type="spellEnd"/>
+      <w:r>
+        <w:t xml:space="preserve"> but cannot establish repeat purchasing, retention or customer lifetime value. I also learned that inconsistent segment definitions and incomplete date periods can make comparisons misleading if they are not documented.</w:t>
       </w:r>
     </w:p>
     <w:p>
@@ -11603,1255 +12019,28 @@
         <w:pStyle w:val="Heading1"/>
       </w:pPr>
       <w:r>
-        <w:t>15. Internship Progress Evaluation</w:t>
-      </w:r>
-    </w:p>
-    <w:tbl>
-      <w:tblPr>
-        <w:tblStyle w:val="TableGrid"/>
-        <w:tblW w:w="0" w:type="auto"/>
-        <w:jc w:val="center"/>
-        <w:tblLook w:val="04A0" w:firstRow="1" w:lastRow="0" w:firstColumn="1" w:lastColumn="0" w:noHBand="0" w:noVBand="1"/>
-      </w:tblPr>
-      <w:tblGrid>
-        <w:gridCol w:w="3041"/>
-        <w:gridCol w:w="3046"/>
-        <w:gridCol w:w="1918"/>
-        <w:gridCol w:w="2205"/>
-      </w:tblGrid>
-      <w:tr>
-        <w:trPr>
-          <w:jc w:val="center"/>
-        </w:trPr>
-        <w:tc>
-          <w:tcPr>
-            <w:tcW w:w="3096" w:type="dxa"/>
-            <w:shd w:val="clear" w:color="auto" w:fill="17365D"/>
-            <w:vAlign w:val="center"/>
-          </w:tcPr>
-          <w:p>
-            <w:pPr>
-              <w:spacing w:after="20"/>
-            </w:pPr>
-            <w:r>
-              <w:rPr>
-                <w:b/>
-                <w:color w:val="FFFFFF"/>
-                <w:sz w:val="14"/>
-              </w:rPr>
-              <w:t>Planned activity / deliverable</w:t>
-            </w:r>
-          </w:p>
-        </w:tc>
-        <w:tc>
-          <w:tcPr>
-            <w:tcW w:w="3096" w:type="dxa"/>
-            <w:shd w:val="clear" w:color="auto" w:fill="17365D"/>
-            <w:vAlign w:val="center"/>
-          </w:tcPr>
-          <w:p>
-            <w:pPr>
-              <w:spacing w:after="20"/>
-            </w:pPr>
-            <w:r>
-              <w:rPr>
-                <w:b/>
-                <w:color w:val="FFFFFF"/>
-                <w:sz w:val="14"/>
-              </w:rPr>
-              <w:t>Evidence reviewed</w:t>
-            </w:r>
-          </w:p>
-        </w:tc>
-        <w:tc>
-          <w:tcPr>
-            <w:tcW w:w="1944" w:type="dxa"/>
-            <w:shd w:val="clear" w:color="auto" w:fill="17365D"/>
-            <w:vAlign w:val="center"/>
-          </w:tcPr>
-          <w:p>
-            <w:pPr>
-              <w:spacing w:after="20"/>
-            </w:pPr>
-            <w:r>
-              <w:rPr>
-                <w:b/>
-                <w:color w:val="FFFFFF"/>
-                <w:sz w:val="14"/>
-              </w:rPr>
-              <w:t>Status after Week 3</w:t>
-            </w:r>
-          </w:p>
-        </w:tc>
-        <w:tc>
-          <w:tcPr>
-            <w:tcW w:w="2232" w:type="dxa"/>
-            <w:shd w:val="clear" w:color="auto" w:fill="17365D"/>
-            <w:vAlign w:val="center"/>
-          </w:tcPr>
-          <w:p>
-            <w:pPr>
-              <w:spacing w:after="20"/>
-            </w:pPr>
-            <w:r>
-              <w:rPr>
-                <w:b/>
-                <w:color w:val="FFFFFF"/>
-                <w:sz w:val="14"/>
-              </w:rPr>
-              <w:t>Remaining work</w:t>
-            </w:r>
-          </w:p>
-        </w:tc>
-      </w:tr>
-      <w:tr>
-        <w:trPr>
-          <w:jc w:val="center"/>
-        </w:trPr>
-        <w:tc>
-          <w:tcPr>
-            <w:tcW w:w="3096" w:type="dxa"/>
-            <w:vAlign w:val="center"/>
-          </w:tcPr>
-          <w:p>
-            <w:pPr>
-              <w:spacing w:after="20"/>
-            </w:pPr>
-            <w:r>
-              <w:rPr>
-                <w:sz w:val="14"/>
-              </w:rPr>
-              <w:t>Week 1: business problem and dataset understanding</w:t>
-            </w:r>
-          </w:p>
-        </w:tc>
-        <w:tc>
-          <w:tcPr>
-            <w:tcW w:w="3096" w:type="dxa"/>
-            <w:vAlign w:val="center"/>
-          </w:tcPr>
-          <w:p>
-            <w:pPr>
-              <w:spacing w:after="20"/>
-            </w:pPr>
-            <w:r>
-              <w:rPr>
-                <w:sz w:val="14"/>
-              </w:rPr>
-              <w:t>Reference report and analytical files describe project questions and variables.</w:t>
-            </w:r>
-          </w:p>
-        </w:tc>
-        <w:tc>
-          <w:tcPr>
-            <w:tcW w:w="1944" w:type="dxa"/>
-            <w:vAlign w:val="center"/>
-          </w:tcPr>
-          <w:p>
-            <w:pPr>
-              <w:spacing w:after="20"/>
-            </w:pPr>
-            <w:r>
-              <w:rPr>
-                <w:sz w:val="14"/>
-              </w:rPr>
-              <w:t>Completed</w:t>
-            </w:r>
-          </w:p>
-        </w:tc>
-        <w:tc>
-          <w:tcPr>
-            <w:tcW w:w="2232" w:type="dxa"/>
-            <w:vAlign w:val="center"/>
-          </w:tcPr>
-          <w:p>
-            <w:pPr>
-              <w:spacing w:after="20"/>
-            </w:pPr>
-            <w:r>
-              <w:rPr>
-                <w:sz w:val="14"/>
-              </w:rPr>
-              <w:t>Confirm mentor feedback, if any.</w:t>
-            </w:r>
-          </w:p>
-        </w:tc>
-      </w:tr>
-      <w:tr>
-        <w:trPr>
-          <w:jc w:val="center"/>
-        </w:trPr>
-        <w:tc>
-          <w:tcPr>
-            <w:tcW w:w="3096" w:type="dxa"/>
-            <w:shd w:val="clear" w:color="auto" w:fill="F1F5F9"/>
-            <w:vAlign w:val="center"/>
-          </w:tcPr>
-          <w:p>
-            <w:pPr>
-              <w:spacing w:after="20"/>
-            </w:pPr>
-            <w:r>
-              <w:rPr>
-                <w:sz w:val="14"/>
-              </w:rPr>
-              <w:t>Week 1: Excel cleaning, PivotTables, charts and KPIs</w:t>
-            </w:r>
-          </w:p>
-        </w:tc>
-        <w:tc>
-          <w:tcPr>
-            <w:tcW w:w="3096" w:type="dxa"/>
-            <w:shd w:val="clear" w:color="auto" w:fill="F1F5F9"/>
-            <w:vAlign w:val="center"/>
-          </w:tcPr>
-          <w:p>
-            <w:pPr>
-              <w:spacing w:after="20"/>
-            </w:pPr>
-            <w:r>
-              <w:rPr>
-                <w:sz w:val="14"/>
-              </w:rPr>
-              <w:t>Excel workbook includes source data, Pivot_table and dashboard sheets; reference report documents cleaning and charts.</w:t>
-            </w:r>
-          </w:p>
-        </w:tc>
-        <w:tc>
-          <w:tcPr>
-            <w:tcW w:w="1944" w:type="dxa"/>
-            <w:shd w:val="clear" w:color="auto" w:fill="F1F5F9"/>
-            <w:vAlign w:val="center"/>
-          </w:tcPr>
-          <w:p>
-            <w:pPr>
-              <w:spacing w:after="20"/>
-            </w:pPr>
-            <w:r>
-              <w:rPr>
-                <w:sz w:val="14"/>
-              </w:rPr>
-              <w:t>Completed (workbook evidence); cleaning counts not independently quantified</w:t>
-            </w:r>
-          </w:p>
-        </w:tc>
-        <w:tc>
-          <w:tcPr>
-            <w:tcW w:w="2232" w:type="dxa"/>
-            <w:shd w:val="clear" w:color="auto" w:fill="F1F5F9"/>
-            <w:vAlign w:val="center"/>
-          </w:tcPr>
-          <w:p>
-            <w:pPr>
-              <w:spacing w:after="20"/>
-            </w:pPr>
-            <w:r>
-              <w:rPr>
-                <w:sz w:val="14"/>
-              </w:rPr>
-              <w:t>Keep a brief cleaning log and capture key workbook screenshots if required.</w:t>
-            </w:r>
-          </w:p>
-        </w:tc>
-      </w:tr>
-      <w:tr>
-        <w:trPr>
-          <w:jc w:val="center"/>
-        </w:trPr>
-        <w:tc>
-          <w:tcPr>
-            <w:tcW w:w="3096" w:type="dxa"/>
-            <w:vAlign w:val="center"/>
-          </w:tcPr>
-          <w:p>
-            <w:pPr>
-              <w:spacing w:after="20"/>
-            </w:pPr>
-            <w:r>
-              <w:rPr>
-                <w:sz w:val="14"/>
-              </w:rPr>
-              <w:t>Week 1: MySQL validation and business queries</w:t>
-            </w:r>
-          </w:p>
-        </w:tc>
-        <w:tc>
-          <w:tcPr>
-            <w:tcW w:w="3096" w:type="dxa"/>
-            <w:vAlign w:val="center"/>
-          </w:tcPr>
-          <w:p>
-            <w:pPr>
-              <w:spacing w:after="20"/>
-            </w:pPr>
-            <w:r>
-              <w:rPr>
-                <w:sz w:val="14"/>
-              </w:rPr>
-              <w:t>SQL file contains validation/conversion queries, aggregations, joins, subqueries and documented findings.</w:t>
-            </w:r>
-          </w:p>
-        </w:tc>
-        <w:tc>
-          <w:tcPr>
-            <w:tcW w:w="1944" w:type="dxa"/>
-            <w:vAlign w:val="center"/>
-          </w:tcPr>
-          <w:p>
-            <w:pPr>
-              <w:spacing w:after="20"/>
-            </w:pPr>
-            <w:r>
-              <w:rPr>
-                <w:sz w:val="14"/>
-              </w:rPr>
-              <w:t>Completed (query file prepared); live execution not verified in this review</w:t>
-            </w:r>
-          </w:p>
-        </w:tc>
-        <w:tc>
-          <w:tcPr>
-            <w:tcW w:w="2232" w:type="dxa"/>
-            <w:vAlign w:val="center"/>
-          </w:tcPr>
-          <w:p>
-            <w:pPr>
-              <w:spacing w:after="20"/>
-            </w:pPr>
-            <w:r>
-              <w:rPr>
-                <w:sz w:val="14"/>
-              </w:rPr>
-              <w:t>Run script in MySQL Workbench and retain output evidence.</w:t>
-            </w:r>
-          </w:p>
-        </w:tc>
-      </w:tr>
-      <w:tr>
-        <w:trPr>
-          <w:jc w:val="center"/>
-        </w:trPr>
-        <w:tc>
-          <w:tcPr>
-            <w:tcW w:w="3096" w:type="dxa"/>
-            <w:shd w:val="clear" w:color="auto" w:fill="F1F5F9"/>
-            <w:vAlign w:val="center"/>
-          </w:tcPr>
-          <w:p>
-            <w:pPr>
-              <w:spacing w:after="20"/>
-            </w:pPr>
-            <w:r>
-              <w:rPr>
-                <w:sz w:val="14"/>
-              </w:rPr>
-              <w:t>Week 1: AI-assisted query/formula support</w:t>
-            </w:r>
-          </w:p>
-        </w:tc>
-        <w:tc>
-          <w:tcPr>
-            <w:tcW w:w="3096" w:type="dxa"/>
-            <w:shd w:val="clear" w:color="auto" w:fill="F1F5F9"/>
-            <w:vAlign w:val="center"/>
-          </w:tcPr>
-          <w:p>
-            <w:pPr>
-              <w:spacing w:after="20"/>
-            </w:pPr>
-            <w:r>
-              <w:rPr>
-                <w:sz w:val="14"/>
-              </w:rPr>
-              <w:t>Reference report describes AI support; no prompt log supplied.</w:t>
-            </w:r>
-          </w:p>
-        </w:tc>
-        <w:tc>
-          <w:tcPr>
-            <w:tcW w:w="1944" w:type="dxa"/>
-            <w:shd w:val="clear" w:color="auto" w:fill="F1F5F9"/>
-            <w:vAlign w:val="center"/>
-          </w:tcPr>
-          <w:p>
-            <w:pPr>
-              <w:spacing w:after="20"/>
-            </w:pPr>
-            <w:r>
-              <w:rPr>
-                <w:sz w:val="14"/>
-              </w:rPr>
-              <w:t>Partially Completed / Not independently verified</w:t>
-            </w:r>
-          </w:p>
-        </w:tc>
-        <w:tc>
-          <w:tcPr>
-            <w:tcW w:w="2232" w:type="dxa"/>
-            <w:shd w:val="clear" w:color="auto" w:fill="F1F5F9"/>
-            <w:vAlign w:val="center"/>
-          </w:tcPr>
-          <w:p>
-            <w:pPr>
-              <w:spacing w:after="20"/>
-            </w:pPr>
-            <w:r>
-              <w:rPr>
-                <w:sz w:val="14"/>
-              </w:rPr>
-              <w:t>Document examples and validate final outputs.</w:t>
-            </w:r>
-          </w:p>
-        </w:tc>
-      </w:tr>
-      <w:tr>
-        <w:trPr>
-          <w:jc w:val="center"/>
-        </w:trPr>
-        <w:tc>
-          <w:tcPr>
-            <w:tcW w:w="3096" w:type="dxa"/>
-            <w:vAlign w:val="center"/>
-          </w:tcPr>
-          <w:p>
-            <w:pPr>
-              <w:spacing w:after="20"/>
-            </w:pPr>
-            <w:r>
-              <w:rPr>
-                <w:sz w:val="14"/>
-              </w:rPr>
-              <w:t>Week 2: Python EDA notebook</w:t>
-            </w:r>
-          </w:p>
-        </w:tc>
-        <w:tc>
-          <w:tcPr>
-            <w:tcW w:w="3096" w:type="dxa"/>
-            <w:vAlign w:val="center"/>
-          </w:tcPr>
-          <w:p>
-            <w:pPr>
-              <w:spacing w:after="20"/>
-            </w:pPr>
-            <w:r>
-              <w:rPr>
-                <w:sz w:val="14"/>
-              </w:rPr>
-              <w:t>Notebook has executed outputs, checks, summaries and visualisations.</w:t>
-            </w:r>
-          </w:p>
-        </w:tc>
-        <w:tc>
-          <w:tcPr>
-            <w:tcW w:w="1944" w:type="dxa"/>
-            <w:vAlign w:val="center"/>
-          </w:tcPr>
-          <w:p>
-            <w:pPr>
-              <w:spacing w:after="20"/>
-            </w:pPr>
-            <w:r>
-              <w:rPr>
-                <w:sz w:val="14"/>
-              </w:rPr>
-              <w:t>Completed</w:t>
-            </w:r>
-          </w:p>
-        </w:tc>
-        <w:tc>
-          <w:tcPr>
-            <w:tcW w:w="2232" w:type="dxa"/>
-            <w:vAlign w:val="center"/>
-          </w:tcPr>
-          <w:p>
-            <w:pPr>
-              <w:spacing w:after="20"/>
-            </w:pPr>
-            <w:r>
-              <w:rPr>
-                <w:sz w:val="14"/>
-              </w:rPr>
-              <w:t>Confirm notebook runs from a clean kernel and paths are portable.</w:t>
-            </w:r>
-          </w:p>
-        </w:tc>
-      </w:tr>
-      <w:tr>
-        <w:trPr>
-          <w:jc w:val="center"/>
-        </w:trPr>
-        <w:tc>
-          <w:tcPr>
-            <w:tcW w:w="3096" w:type="dxa"/>
-            <w:shd w:val="clear" w:color="auto" w:fill="F1F5F9"/>
-            <w:vAlign w:val="center"/>
-          </w:tcPr>
-          <w:p>
-            <w:pPr>
-              <w:spacing w:after="20"/>
-            </w:pPr>
-            <w:r>
-              <w:rPr>
-                <w:sz w:val="14"/>
-              </w:rPr>
-              <w:t>Week 2: cleaned/processed dataset</w:t>
-            </w:r>
-          </w:p>
-        </w:tc>
-        <w:tc>
-          <w:tcPr>
-            <w:tcW w:w="3096" w:type="dxa"/>
-            <w:shd w:val="clear" w:color="auto" w:fill="F1F5F9"/>
-            <w:vAlign w:val="center"/>
-          </w:tcPr>
-          <w:p>
-            <w:pPr>
-              <w:spacing w:after="20"/>
-            </w:pPr>
-            <w:r>
-              <w:rPr>
-                <w:sz w:val="14"/>
-              </w:rPr>
-              <w:t>Notebook output shows a cleaned CSV save succeeded; exported file was not separately supplied.</w:t>
-            </w:r>
-          </w:p>
-        </w:tc>
-        <w:tc>
-          <w:tcPr>
-            <w:tcW w:w="1944" w:type="dxa"/>
-            <w:shd w:val="clear" w:color="auto" w:fill="F1F5F9"/>
-            <w:vAlign w:val="center"/>
-          </w:tcPr>
-          <w:p>
-            <w:pPr>
-              <w:spacing w:after="20"/>
-            </w:pPr>
-            <w:r>
-              <w:rPr>
-                <w:sz w:val="14"/>
-              </w:rPr>
-              <w:t>Partially Completed</w:t>
-            </w:r>
-          </w:p>
-        </w:tc>
-        <w:tc>
-          <w:tcPr>
-            <w:tcW w:w="2232" w:type="dxa"/>
-            <w:shd w:val="clear" w:color="auto" w:fill="F1F5F9"/>
-            <w:vAlign w:val="center"/>
-          </w:tcPr>
-          <w:p>
-            <w:pPr>
-              <w:spacing w:after="20"/>
-            </w:pPr>
-            <w:r>
-              <w:rPr>
-                <w:sz w:val="14"/>
-              </w:rPr>
-              <w:t>Attach the exported dataset or rerun export and verify it.</w:t>
-            </w:r>
-          </w:p>
-        </w:tc>
-      </w:tr>
-      <w:tr>
-        <w:trPr>
-          <w:jc w:val="center"/>
-        </w:trPr>
-        <w:tc>
-          <w:tcPr>
-            <w:tcW w:w="3096" w:type="dxa"/>
-            <w:vAlign w:val="center"/>
-          </w:tcPr>
-          <w:p>
-            <w:pPr>
-              <w:spacing w:after="20"/>
-            </w:pPr>
-            <w:r>
-              <w:rPr>
-                <w:sz w:val="14"/>
-              </w:rPr>
-              <w:t>Week 2: EDA visualisations and business insights</w:t>
-            </w:r>
-          </w:p>
-        </w:tc>
-        <w:tc>
-          <w:tcPr>
-            <w:tcW w:w="3096" w:type="dxa"/>
-            <w:vAlign w:val="center"/>
-          </w:tcPr>
-          <w:p>
-            <w:pPr>
-              <w:spacing w:after="20"/>
-            </w:pPr>
-            <w:r>
-              <w:rPr>
-                <w:sz w:val="14"/>
-              </w:rPr>
-              <w:t>Saved notebook includes multiple chart outputs and summary findings.</w:t>
-            </w:r>
-          </w:p>
-        </w:tc>
-        <w:tc>
-          <w:tcPr>
-            <w:tcW w:w="1944" w:type="dxa"/>
-            <w:vAlign w:val="center"/>
-          </w:tcPr>
-          <w:p>
-            <w:pPr>
-              <w:spacing w:after="20"/>
-            </w:pPr>
-            <w:r>
-              <w:rPr>
-                <w:sz w:val="14"/>
-              </w:rPr>
-              <w:t>Completed</w:t>
-            </w:r>
-          </w:p>
-        </w:tc>
-        <w:tc>
-          <w:tcPr>
-            <w:tcW w:w="2232" w:type="dxa"/>
-            <w:vAlign w:val="center"/>
-          </w:tcPr>
-          <w:p>
-            <w:pPr>
-              <w:spacing w:after="20"/>
-            </w:pPr>
-            <w:r>
-              <w:rPr>
-                <w:sz w:val="14"/>
-              </w:rPr>
-              <w:t>Use consistent age bands and note partial March 2023.</w:t>
-            </w:r>
-          </w:p>
-        </w:tc>
-      </w:tr>
-      <w:tr>
-        <w:trPr>
-          <w:jc w:val="center"/>
-        </w:trPr>
-        <w:tc>
-          <w:tcPr>
-            <w:tcW w:w="3096" w:type="dxa"/>
-            <w:shd w:val="clear" w:color="auto" w:fill="F1F5F9"/>
-            <w:vAlign w:val="center"/>
-          </w:tcPr>
-          <w:p>
-            <w:pPr>
-              <w:spacing w:after="20"/>
-            </w:pPr>
-            <w:r>
-              <w:rPr>
-                <w:sz w:val="14"/>
-              </w:rPr>
-              <w:t>Week 3: Power BI dashboard</w:t>
-            </w:r>
-          </w:p>
-        </w:tc>
-        <w:tc>
-          <w:tcPr>
-            <w:tcW w:w="3096" w:type="dxa"/>
-            <w:shd w:val="clear" w:color="auto" w:fill="F1F5F9"/>
-            <w:vAlign w:val="center"/>
-          </w:tcPr>
-          <w:p>
-            <w:pPr>
-              <w:spacing w:after="20"/>
-            </w:pPr>
-            <w:r>
-              <w:rPr>
-                <w:sz w:val="14"/>
-              </w:rPr>
-              <w:t>PBIX contains four pages and chart/card/slicer objects.</w:t>
-            </w:r>
-          </w:p>
-        </w:tc>
-        <w:tc>
-          <w:tcPr>
-            <w:tcW w:w="1944" w:type="dxa"/>
-            <w:shd w:val="clear" w:color="auto" w:fill="F1F5F9"/>
-            <w:vAlign w:val="center"/>
-          </w:tcPr>
-          <w:p>
-            <w:pPr>
-              <w:spacing w:after="20"/>
-            </w:pPr>
-            <w:r>
-              <w:rPr>
-                <w:sz w:val="14"/>
-              </w:rPr>
-              <w:t>Completed as a report file; visual/function verification pending</w:t>
-            </w:r>
-          </w:p>
-        </w:tc>
-        <w:tc>
-          <w:tcPr>
-            <w:tcW w:w="2232" w:type="dxa"/>
-            <w:shd w:val="clear" w:color="auto" w:fill="F1F5F9"/>
-            <w:vAlign w:val="center"/>
-          </w:tcPr>
-          <w:p>
-            <w:pPr>
-              <w:spacing w:after="20"/>
-            </w:pPr>
-            <w:r>
-              <w:rPr>
-                <w:sz w:val="14"/>
-              </w:rPr>
-              <w:t>Open in Desktop, test slicers, validate fields and export screenshots.</w:t>
-            </w:r>
-          </w:p>
-        </w:tc>
-      </w:tr>
-      <w:tr>
-        <w:trPr>
-          <w:jc w:val="center"/>
-        </w:trPr>
-        <w:tc>
-          <w:tcPr>
-            <w:tcW w:w="3096" w:type="dxa"/>
-            <w:vAlign w:val="center"/>
-          </w:tcPr>
-          <w:p>
-            <w:pPr>
-              <w:spacing w:after="20"/>
-            </w:pPr>
-            <w:r>
-              <w:rPr>
-                <w:sz w:val="14"/>
-              </w:rPr>
-              <w:t>Week 3: KPI summary and business recommendations</w:t>
-            </w:r>
-          </w:p>
-        </w:tc>
-        <w:tc>
-          <w:tcPr>
-            <w:tcW w:w="3096" w:type="dxa"/>
-            <w:vAlign w:val="center"/>
-          </w:tcPr>
-          <w:p>
-            <w:pPr>
-              <w:spacing w:after="20"/>
-            </w:pPr>
-            <w:r>
-              <w:rPr>
-                <w:sz w:val="14"/>
-              </w:rPr>
-              <w:t>Excel/SQL/Python findings and Power BI narrative page structure are present.</w:t>
-            </w:r>
-          </w:p>
-        </w:tc>
-        <w:tc>
-          <w:tcPr>
-            <w:tcW w:w="1944" w:type="dxa"/>
-            <w:vAlign w:val="center"/>
-          </w:tcPr>
-          <w:p>
-            <w:pPr>
-              <w:spacing w:after="20"/>
-            </w:pPr>
-            <w:r>
-              <w:rPr>
-                <w:sz w:val="14"/>
-              </w:rPr>
-              <w:t>Partially Completed / verify in PBIX</w:t>
-            </w:r>
-          </w:p>
-        </w:tc>
-        <w:tc>
-          <w:tcPr>
-            <w:tcW w:w="2232" w:type="dxa"/>
-            <w:vAlign w:val="center"/>
-          </w:tcPr>
-          <w:p>
-            <w:pPr>
-              <w:spacing w:after="20"/>
-            </w:pPr>
-            <w:r>
-              <w:rPr>
-                <w:sz w:val="14"/>
-              </w:rPr>
-              <w:t>Confirm displayed values and document final recommendations.</w:t>
-            </w:r>
-          </w:p>
-        </w:tc>
-      </w:tr>
-      <w:tr>
-        <w:trPr>
-          <w:jc w:val="center"/>
-        </w:trPr>
-        <w:tc>
-          <w:tcPr>
-            <w:tcW w:w="3096" w:type="dxa"/>
-            <w:shd w:val="clear" w:color="auto" w:fill="F1F5F9"/>
-            <w:vAlign w:val="center"/>
-          </w:tcPr>
-          <w:p>
-            <w:pPr>
-              <w:spacing w:after="20"/>
-            </w:pPr>
-            <w:r>
-              <w:rPr>
-                <w:sz w:val="14"/>
-              </w:rPr>
-              <w:t>Week 3: AI-assisted insights and executive summary</w:t>
-            </w:r>
-          </w:p>
-        </w:tc>
-        <w:tc>
-          <w:tcPr>
-            <w:tcW w:w="3096" w:type="dxa"/>
-            <w:shd w:val="clear" w:color="auto" w:fill="F1F5F9"/>
-            <w:vAlign w:val="center"/>
-          </w:tcPr>
-          <w:p>
-            <w:pPr>
-              <w:spacing w:after="20"/>
-            </w:pPr>
-            <w:r>
-              <w:rPr>
-                <w:sz w:val="14"/>
-              </w:rPr>
-              <w:t>AI assistance is described in reference report; PBIX includes Conclusion page.</w:t>
-            </w:r>
-          </w:p>
-        </w:tc>
-        <w:tc>
-          <w:tcPr>
-            <w:tcW w:w="1944" w:type="dxa"/>
-            <w:shd w:val="clear" w:color="auto" w:fill="F1F5F9"/>
-            <w:vAlign w:val="center"/>
-          </w:tcPr>
-          <w:p>
-            <w:pPr>
-              <w:spacing w:after="20"/>
-            </w:pPr>
-            <w:r>
-              <w:rPr>
-                <w:sz w:val="14"/>
-              </w:rPr>
-              <w:t>Partially Completed / not independently verified</w:t>
-            </w:r>
-          </w:p>
-        </w:tc>
-        <w:tc>
-          <w:tcPr>
-            <w:tcW w:w="2232" w:type="dxa"/>
-            <w:shd w:val="clear" w:color="auto" w:fill="F1F5F9"/>
-            <w:vAlign w:val="center"/>
-          </w:tcPr>
-          <w:p>
-            <w:pPr>
-              <w:spacing w:after="20"/>
-            </w:pPr>
-            <w:r>
-              <w:rPr>
-                <w:sz w:val="14"/>
-              </w:rPr>
-              <w:t xml:space="preserve">Add prompt/use notes and confirm final executive summary </w:t>
-            </w:r>
-            <w:r>
-              <w:rPr>
-                <w:sz w:val="14"/>
-              </w:rPr>
-              <w:lastRenderedPageBreak/>
-              <w:t>page.</w:t>
-            </w:r>
-          </w:p>
-        </w:tc>
-      </w:tr>
-      <w:tr>
-        <w:trPr>
-          <w:jc w:val="center"/>
-        </w:trPr>
-        <w:tc>
-          <w:tcPr>
-            <w:tcW w:w="3096" w:type="dxa"/>
-            <w:vAlign w:val="center"/>
-          </w:tcPr>
-          <w:p>
-            <w:pPr>
-              <w:spacing w:after="20"/>
-            </w:pPr>
-            <w:r>
-              <w:rPr>
-                <w:sz w:val="14"/>
-              </w:rPr>
-              <w:lastRenderedPageBreak/>
-              <w:t>Weekly review and doubt-clearing sessions</w:t>
-            </w:r>
-          </w:p>
-        </w:tc>
-        <w:tc>
-          <w:tcPr>
-            <w:tcW w:w="3096" w:type="dxa"/>
-            <w:vAlign w:val="center"/>
-          </w:tcPr>
-          <w:p>
-            <w:pPr>
-              <w:spacing w:after="20"/>
-            </w:pPr>
-            <w:r>
-              <w:rPr>
-                <w:sz w:val="14"/>
-              </w:rPr>
-              <w:t>Plan mentions weekly reviews; no meeting record or feedback supplied.</w:t>
-            </w:r>
-          </w:p>
-        </w:tc>
-        <w:tc>
-          <w:tcPr>
-            <w:tcW w:w="1944" w:type="dxa"/>
-            <w:vAlign w:val="center"/>
-          </w:tcPr>
-          <w:p>
-            <w:pPr>
-              <w:spacing w:after="20"/>
-            </w:pPr>
-            <w:r>
-              <w:rPr>
-                <w:sz w:val="14"/>
-              </w:rPr>
-              <w:t>Not Verified</w:t>
-            </w:r>
-          </w:p>
-        </w:tc>
-        <w:tc>
-          <w:tcPr>
-            <w:tcW w:w="2232" w:type="dxa"/>
-            <w:vAlign w:val="center"/>
-          </w:tcPr>
-          <w:p>
-            <w:pPr>
-              <w:spacing w:after="20"/>
-            </w:pPr>
-            <w:r>
-              <w:rPr>
-                <w:sz w:val="14"/>
-              </w:rPr>
-              <w:t>Add dates/mentor feedback only if actually received.</w:t>
-            </w:r>
-          </w:p>
-        </w:tc>
-      </w:tr>
-      <w:tr>
-        <w:trPr>
-          <w:jc w:val="center"/>
-        </w:trPr>
-        <w:tc>
-          <w:tcPr>
-            <w:tcW w:w="3096" w:type="dxa"/>
-            <w:shd w:val="clear" w:color="auto" w:fill="F1F5F9"/>
-            <w:vAlign w:val="center"/>
-          </w:tcPr>
-          <w:p>
-            <w:pPr>
-              <w:spacing w:after="20"/>
-            </w:pPr>
-            <w:r>
-              <w:rPr>
-                <w:sz w:val="14"/>
-              </w:rPr>
-              <w:t>Week 4: industry capstone</w:t>
-            </w:r>
-          </w:p>
-        </w:tc>
-        <w:tc>
-          <w:tcPr>
-            <w:tcW w:w="3096" w:type="dxa"/>
-            <w:shd w:val="clear" w:color="auto" w:fill="F1F5F9"/>
-            <w:vAlign w:val="center"/>
-          </w:tcPr>
-          <w:p>
-            <w:pPr>
-              <w:spacing w:after="20"/>
-            </w:pPr>
-            <w:r>
-              <w:rPr>
-                <w:sz w:val="14"/>
-              </w:rPr>
-              <w:t>Only listed in the internship plan; no completion was reported for this update.</w:t>
-            </w:r>
-          </w:p>
-        </w:tc>
-        <w:tc>
-          <w:tcPr>
-            <w:tcW w:w="1944" w:type="dxa"/>
-            <w:shd w:val="clear" w:color="auto" w:fill="F1F5F9"/>
-            <w:vAlign w:val="center"/>
-          </w:tcPr>
-          <w:p>
-            <w:pPr>
-              <w:spacing w:after="20"/>
-            </w:pPr>
-            <w:r>
-              <w:rPr>
-                <w:sz w:val="14"/>
-              </w:rPr>
-              <w:t>Not reported as completed</w:t>
-            </w:r>
-          </w:p>
-        </w:tc>
-        <w:tc>
-          <w:tcPr>
-            <w:tcW w:w="2232" w:type="dxa"/>
-            <w:shd w:val="clear" w:color="auto" w:fill="F1F5F9"/>
-            <w:vAlign w:val="center"/>
-          </w:tcPr>
-          <w:p>
-            <w:pPr>
-              <w:spacing w:after="20"/>
-            </w:pPr>
-            <w:r>
-              <w:rPr>
-                <w:sz w:val="14"/>
-              </w:rPr>
-              <w:t>Do not mark complete unless the capstone was completed and evidence is available.</w:t>
-            </w:r>
-          </w:p>
-        </w:tc>
-      </w:tr>
-      <w:tr>
-        <w:trPr>
-          <w:jc w:val="center"/>
-        </w:trPr>
-        <w:tc>
-          <w:tcPr>
-            <w:tcW w:w="3096" w:type="dxa"/>
-            <w:vAlign w:val="center"/>
-          </w:tcPr>
-          <w:p>
-            <w:pPr>
-              <w:spacing w:after="20"/>
-            </w:pPr>
-            <w:r>
-              <w:rPr>
-                <w:sz w:val="14"/>
-              </w:rPr>
-              <w:t>Week 4: portfolio/GitHub and case study</w:t>
-            </w:r>
-          </w:p>
-        </w:tc>
-        <w:tc>
-          <w:tcPr>
-            <w:tcW w:w="3096" w:type="dxa"/>
-            <w:vAlign w:val="center"/>
-          </w:tcPr>
-          <w:p>
-            <w:pPr>
-              <w:spacing w:after="20"/>
-            </w:pPr>
-            <w:r>
-              <w:rPr>
-                <w:sz w:val="14"/>
-              </w:rPr>
-              <w:t>GitHub work reported as completed by the intern.</w:t>
-            </w:r>
-          </w:p>
-        </w:tc>
-        <w:tc>
-          <w:tcPr>
-            <w:tcW w:w="1944" w:type="dxa"/>
-            <w:vAlign w:val="center"/>
-          </w:tcPr>
-          <w:p>
-            <w:pPr>
-              <w:spacing w:after="20"/>
-            </w:pPr>
-            <w:r>
-              <w:rPr>
-                <w:sz w:val="14"/>
-              </w:rPr>
-              <w:t>GitHub work completed; specific repository URL/content not supplied for independent inspection</w:t>
-            </w:r>
-          </w:p>
-        </w:tc>
-        <w:tc>
-          <w:tcPr>
-            <w:tcW w:w="2232" w:type="dxa"/>
-            <w:vAlign w:val="center"/>
-          </w:tcPr>
-          <w:p>
-            <w:pPr>
-              <w:spacing w:after="20"/>
-            </w:pPr>
-            <w:r>
-              <w:rPr>
-                <w:sz w:val="14"/>
-              </w:rPr>
-              <w:t>Add the GitHub repository URL to the submitted copy if required.</w:t>
-            </w:r>
-          </w:p>
-        </w:tc>
-      </w:tr>
-      <w:tr>
-        <w:trPr>
-          <w:jc w:val="center"/>
-        </w:trPr>
-        <w:tc>
-          <w:tcPr>
-            <w:tcW w:w="3096" w:type="dxa"/>
-            <w:shd w:val="clear" w:color="auto" w:fill="F1F5F9"/>
-            <w:vAlign w:val="center"/>
-          </w:tcPr>
-          <w:p>
-            <w:pPr>
-              <w:spacing w:after="20"/>
-            </w:pPr>
-            <w:r>
-              <w:rPr>
-                <w:sz w:val="14"/>
-              </w:rPr>
-              <w:t>Week 4: freelancing profile and proposal template</w:t>
-            </w:r>
-          </w:p>
-        </w:tc>
-        <w:tc>
-          <w:tcPr>
-            <w:tcW w:w="3096" w:type="dxa"/>
-            <w:shd w:val="clear" w:color="auto" w:fill="F1F5F9"/>
-            <w:vAlign w:val="center"/>
-          </w:tcPr>
-          <w:p>
-            <w:pPr>
-              <w:spacing w:after="20"/>
-            </w:pPr>
-            <w:r>
-              <w:rPr>
-                <w:sz w:val="14"/>
-              </w:rPr>
-              <w:t>No completion information supplied.</w:t>
-            </w:r>
-          </w:p>
-        </w:tc>
-        <w:tc>
-          <w:tcPr>
-            <w:tcW w:w="1944" w:type="dxa"/>
-            <w:shd w:val="clear" w:color="auto" w:fill="F1F5F9"/>
-            <w:vAlign w:val="center"/>
-          </w:tcPr>
-          <w:p>
-            <w:pPr>
-              <w:spacing w:after="20"/>
-            </w:pPr>
-            <w:r>
-              <w:rPr>
-                <w:sz w:val="14"/>
-              </w:rPr>
-              <w:t>Not verified</w:t>
-            </w:r>
-          </w:p>
-        </w:tc>
-        <w:tc>
-          <w:tcPr>
-            <w:tcW w:w="2232" w:type="dxa"/>
-            <w:shd w:val="clear" w:color="auto" w:fill="F1F5F9"/>
-            <w:vAlign w:val="center"/>
-          </w:tcPr>
-          <w:p>
-            <w:pPr>
-              <w:spacing w:after="20"/>
-            </w:pPr>
-            <w:r>
-              <w:rPr>
-                <w:sz w:val="14"/>
-              </w:rPr>
-              <w:t>Include only if completed and required by the academy.</w:t>
-            </w:r>
-          </w:p>
-        </w:tc>
-      </w:tr>
-      <w:tr>
-        <w:trPr>
-          <w:jc w:val="center"/>
-        </w:trPr>
-        <w:tc>
-          <w:tcPr>
-            <w:tcW w:w="3096" w:type="dxa"/>
-            <w:vAlign w:val="center"/>
-          </w:tcPr>
-          <w:p>
-            <w:pPr>
-              <w:spacing w:after="20"/>
-            </w:pPr>
-            <w:r>
-              <w:rPr>
-                <w:sz w:val="14"/>
-              </w:rPr>
-              <w:t>Week 4: final project presentation and review</w:t>
-            </w:r>
-          </w:p>
-        </w:tc>
-        <w:tc>
-          <w:tcPr>
-            <w:tcW w:w="3096" w:type="dxa"/>
-            <w:vAlign w:val="center"/>
-          </w:tcPr>
-          <w:p>
-            <w:pPr>
-              <w:spacing w:after="20"/>
-            </w:pPr>
-            <w:r>
-              <w:rPr>
-                <w:sz w:val="14"/>
-              </w:rPr>
-              <w:t>No completion information supplied.</w:t>
-            </w:r>
-          </w:p>
-        </w:tc>
-        <w:tc>
-          <w:tcPr>
-            <w:tcW w:w="1944" w:type="dxa"/>
-            <w:vAlign w:val="center"/>
-          </w:tcPr>
-          <w:p>
-            <w:pPr>
-              <w:spacing w:after="20"/>
-            </w:pPr>
-            <w:r>
-              <w:rPr>
-                <w:sz w:val="14"/>
-              </w:rPr>
-              <w:t>Not verified</w:t>
-            </w:r>
-          </w:p>
-        </w:tc>
-        <w:tc>
-          <w:tcPr>
-            <w:tcW w:w="2232" w:type="dxa"/>
-            <w:vAlign w:val="center"/>
-          </w:tcPr>
-          <w:p>
-            <w:pPr>
-              <w:spacing w:after="20"/>
-            </w:pPr>
-            <w:r>
-              <w:rPr>
-                <w:sz w:val="14"/>
-              </w:rPr>
-              <w:t>Include only if completed and required by the academy.</w:t>
-            </w:r>
-          </w:p>
-        </w:tc>
-      </w:tr>
-    </w:tbl>
-    <w:p>
-      <w:pPr>
-        <w:spacing w:after="20"/>
-      </w:pPr>
+        <w:t>14. GitHub Portfolio and SQL Business-Question Review</w:t>
+      </w:r>
     </w:p>
     <w:p>
-      <w:pPr>
-        <w:pStyle w:val="Heading1"/>
-      </w:pPr>
-      <w:r>
-        <w:t>16. Week 4: GitHub Portfolio and SQL Business-Question Review</w:t>
-      </w:r>
-    </w:p>
-    <w:p>
-      <w:r>
-        <w:t>During Week 4, I completed my GitHub work and reviewed the Customer Shopping Analysis SQL business questions, queries, documented outputs and findings. I checked that the questions addressed the project objectives and that the reported results were interpreted consistently with the analysis definitions, including using SUM(price) for recorded sales and SUM(quantity) for units sold. This was a review of the supplied SQL work and documented results; it should not be taken as confirmation that every query was executed again against a live MySQL database during this report update.</w:t>
+      <w:r>
+        <w:t xml:space="preserve">During Week 4, I completed my GitHub work and reviewed the Customer Shopping Analysis SQL business questions, queries, documented outputs and findings. I checked that the questions addressed the project objectives and that the reported results were interpreted consistently with the analysis definitions, including using </w:t>
+      </w:r>
+      <w:proofErr w:type="gramStart"/>
+      <w:r>
+        <w:t>SUM(</w:t>
+      </w:r>
+      <w:proofErr w:type="gramEnd"/>
+      <w:r>
+        <w:t xml:space="preserve">price) for recorded sales and </w:t>
+      </w:r>
+      <w:proofErr w:type="gramStart"/>
+      <w:r>
+        <w:t>SUM(</w:t>
+      </w:r>
+      <w:proofErr w:type="gramEnd"/>
+      <w:r>
+        <w:t>quantity) for units sold. This was a review of the supplied SQL work and documented results; it should not be taken as confirmation that every query was executed again against a live MySQL database during this report update.</w:t>
       </w:r>
     </w:p>
     <w:p>
@@ -12864,577 +12053,25 @@
         <w:pStyle w:val="Heading1"/>
       </w:pPr>
       <w:r>
-        <w:t>17. Business Recommendations</w:t>
+        <w:t>15. AI-Assisted Data Analysis</w:t>
       </w:r>
     </w:p>
-    <w:tbl>
-      <w:tblPr>
-        <w:tblStyle w:val="TableGrid"/>
-        <w:tblW w:w="0" w:type="auto"/>
-        <w:jc w:val="center"/>
-        <w:tblLook w:val="04A0" w:firstRow="1" w:lastRow="0" w:firstColumn="1" w:lastColumn="0" w:noHBand="0" w:noVBand="1"/>
-      </w:tblPr>
-      <w:tblGrid>
-        <w:gridCol w:w="2346"/>
-        <w:gridCol w:w="4111"/>
-        <w:gridCol w:w="3753"/>
-      </w:tblGrid>
-      <w:tr>
-        <w:trPr>
-          <w:jc w:val="center"/>
-        </w:trPr>
-        <w:tc>
-          <w:tcPr>
-            <w:tcW w:w="2376" w:type="dxa"/>
-            <w:shd w:val="clear" w:color="auto" w:fill="17365D"/>
-            <w:vAlign w:val="center"/>
-          </w:tcPr>
-          <w:p>
-            <w:pPr>
-              <w:spacing w:after="20"/>
-            </w:pPr>
-            <w:r>
-              <w:rPr>
-                <w:b/>
-                <w:color w:val="FFFFFF"/>
-                <w:sz w:val="15"/>
-              </w:rPr>
-              <w:t>Finding</w:t>
-            </w:r>
-          </w:p>
-        </w:tc>
-        <w:tc>
-          <w:tcPr>
-            <w:tcW w:w="4176" w:type="dxa"/>
-            <w:shd w:val="clear" w:color="auto" w:fill="17365D"/>
-            <w:vAlign w:val="center"/>
-          </w:tcPr>
-          <w:p>
-            <w:pPr>
-              <w:spacing w:after="20"/>
-            </w:pPr>
-            <w:r>
-              <w:rPr>
-                <w:b/>
-                <w:color w:val="FFFFFF"/>
-                <w:sz w:val="15"/>
-              </w:rPr>
-              <w:t>Recommendation</w:t>
-            </w:r>
-          </w:p>
-        </w:tc>
-        <w:tc>
-          <w:tcPr>
-            <w:tcW w:w="3816" w:type="dxa"/>
-            <w:shd w:val="clear" w:color="auto" w:fill="17365D"/>
-            <w:vAlign w:val="center"/>
-          </w:tcPr>
-          <w:p>
-            <w:pPr>
-              <w:spacing w:after="20"/>
-            </w:pPr>
-            <w:r>
-              <w:rPr>
-                <w:b/>
-                <w:color w:val="FFFFFF"/>
-                <w:sz w:val="15"/>
-              </w:rPr>
-              <w:t>Validation before action</w:t>
-            </w:r>
-          </w:p>
-        </w:tc>
-      </w:tr>
-      <w:tr>
-        <w:trPr>
-          <w:jc w:val="center"/>
-        </w:trPr>
-        <w:tc>
-          <w:tcPr>
-            <w:tcW w:w="2376" w:type="dxa"/>
-            <w:vAlign w:val="center"/>
-          </w:tcPr>
-          <w:p>
-            <w:pPr>
-              <w:spacing w:after="20"/>
-            </w:pPr>
-            <w:r>
-              <w:rPr>
-                <w:sz w:val="15"/>
-              </w:rPr>
-              <w:t>Clothing leads sales and quantity.</w:t>
-            </w:r>
-          </w:p>
-        </w:tc>
-        <w:tc>
-          <w:tcPr>
-            <w:tcW w:w="4176" w:type="dxa"/>
-            <w:vAlign w:val="center"/>
-          </w:tcPr>
-          <w:p>
-            <w:pPr>
-              <w:spacing w:after="20"/>
-            </w:pPr>
-            <w:r>
-              <w:rPr>
-                <w:sz w:val="15"/>
-              </w:rPr>
-              <w:t>Monitor stock and test promotions for the leading category.</w:t>
-            </w:r>
-          </w:p>
-        </w:tc>
-        <w:tc>
-          <w:tcPr>
-            <w:tcW w:w="3816" w:type="dxa"/>
-            <w:vAlign w:val="center"/>
-          </w:tcPr>
-          <w:p>
-            <w:pPr>
-              <w:spacing w:after="20"/>
-            </w:pPr>
-            <w:r>
-              <w:rPr>
-                <w:sz w:val="15"/>
-              </w:rPr>
-              <w:t>Review margin, seasonality, returns and stockouts.</w:t>
-            </w:r>
-          </w:p>
-        </w:tc>
-      </w:tr>
-      <w:tr>
-        <w:trPr>
-          <w:jc w:val="center"/>
-        </w:trPr>
-        <w:tc>
-          <w:tcPr>
-            <w:tcW w:w="2376" w:type="dxa"/>
-            <w:shd w:val="clear" w:color="auto" w:fill="F1F5F9"/>
-            <w:vAlign w:val="center"/>
-          </w:tcPr>
-          <w:p>
-            <w:pPr>
-              <w:spacing w:after="20"/>
-            </w:pPr>
-            <w:r>
-              <w:rPr>
-                <w:sz w:val="15"/>
-              </w:rPr>
-              <w:t>Mall of Istanbul leads total sales.</w:t>
-            </w:r>
-          </w:p>
-        </w:tc>
-        <w:tc>
-          <w:tcPr>
-            <w:tcW w:w="4176" w:type="dxa"/>
-            <w:shd w:val="clear" w:color="auto" w:fill="F1F5F9"/>
-            <w:vAlign w:val="center"/>
-          </w:tcPr>
-          <w:p>
-            <w:pPr>
-              <w:spacing w:after="20"/>
-            </w:pPr>
-            <w:r>
-              <w:rPr>
-                <w:sz w:val="15"/>
-              </w:rPr>
-              <w:t>Compare its category mix and availability with other malls.</w:t>
-            </w:r>
-          </w:p>
-        </w:tc>
-        <w:tc>
-          <w:tcPr>
-            <w:tcW w:w="3816" w:type="dxa"/>
-            <w:shd w:val="clear" w:color="auto" w:fill="F1F5F9"/>
-            <w:vAlign w:val="center"/>
-          </w:tcPr>
-          <w:p>
-            <w:pPr>
-              <w:spacing w:after="20"/>
-            </w:pPr>
-            <w:r>
-              <w:rPr>
-                <w:sz w:val="15"/>
-              </w:rPr>
-              <w:t>Check store size, footfall and trading hours if available.</w:t>
-            </w:r>
-          </w:p>
-        </w:tc>
-      </w:tr>
-      <w:tr>
-        <w:trPr>
-          <w:jc w:val="center"/>
-        </w:trPr>
-        <w:tc>
-          <w:tcPr>
-            <w:tcW w:w="2376" w:type="dxa"/>
-            <w:vAlign w:val="center"/>
-          </w:tcPr>
-          <w:p>
-            <w:pPr>
-              <w:spacing w:after="20"/>
-            </w:pPr>
-            <w:r>
-              <w:rPr>
-                <w:sz w:val="15"/>
-              </w:rPr>
-              <w:t>Cash leads recorded payment value.</w:t>
-            </w:r>
-          </w:p>
-        </w:tc>
-        <w:tc>
-          <w:tcPr>
-            <w:tcW w:w="4176" w:type="dxa"/>
-            <w:vAlign w:val="center"/>
-          </w:tcPr>
-          <w:p>
-            <w:pPr>
-              <w:spacing w:after="20"/>
-            </w:pPr>
-            <w:r>
-              <w:rPr>
-                <w:sz w:val="15"/>
-              </w:rPr>
-              <w:t>Maintain cash payment support and review payment operations.</w:t>
-            </w:r>
-          </w:p>
-        </w:tc>
-        <w:tc>
-          <w:tcPr>
-            <w:tcW w:w="3816" w:type="dxa"/>
-            <w:vAlign w:val="center"/>
-          </w:tcPr>
-          <w:p>
-            <w:pPr>
-              <w:spacing w:after="20"/>
-            </w:pPr>
-            <w:r>
-              <w:rPr>
-                <w:sz w:val="15"/>
-              </w:rPr>
-              <w:t>Assess fees, reconciliation and customer experience.</w:t>
-            </w:r>
-          </w:p>
-        </w:tc>
-      </w:tr>
-      <w:tr>
-        <w:trPr>
-          <w:jc w:val="center"/>
-        </w:trPr>
-        <w:tc>
-          <w:tcPr>
-            <w:tcW w:w="2376" w:type="dxa"/>
-            <w:shd w:val="clear" w:color="auto" w:fill="F1F5F9"/>
-            <w:vAlign w:val="center"/>
-          </w:tcPr>
-          <w:p>
-            <w:pPr>
-              <w:spacing w:after="20"/>
-            </w:pPr>
-            <w:r>
-              <w:rPr>
-                <w:sz w:val="15"/>
-              </w:rPr>
-              <w:t>Female transactions contribute more total value; male average is slightly higher.</w:t>
-            </w:r>
-          </w:p>
-        </w:tc>
-        <w:tc>
-          <w:tcPr>
-            <w:tcW w:w="4176" w:type="dxa"/>
-            <w:shd w:val="clear" w:color="auto" w:fill="F1F5F9"/>
-            <w:vAlign w:val="center"/>
-          </w:tcPr>
-          <w:p>
-            <w:pPr>
-              <w:spacing w:after="20"/>
-            </w:pPr>
-            <w:r>
-              <w:rPr>
-                <w:sz w:val="15"/>
-              </w:rPr>
-              <w:t>Use segmented offers as hypotheses and measure campaign response.</w:t>
-            </w:r>
-          </w:p>
-        </w:tc>
-        <w:tc>
-          <w:tcPr>
-            <w:tcW w:w="3816" w:type="dxa"/>
-            <w:shd w:val="clear" w:color="auto" w:fill="F1F5F9"/>
-            <w:vAlign w:val="center"/>
-          </w:tcPr>
-          <w:p>
-            <w:pPr>
-              <w:spacing w:after="20"/>
-            </w:pPr>
-            <w:r>
-              <w:rPr>
-                <w:sz w:val="15"/>
-              </w:rPr>
-              <w:t>Do not treat gender as a cause or assume all customers behave alike.</w:t>
-            </w:r>
-          </w:p>
-        </w:tc>
-      </w:tr>
-      <w:tr>
-        <w:trPr>
-          <w:jc w:val="center"/>
-        </w:trPr>
-        <w:tc>
-          <w:tcPr>
-            <w:tcW w:w="2376" w:type="dxa"/>
-            <w:vAlign w:val="center"/>
-          </w:tcPr>
-          <w:p>
-            <w:pPr>
-              <w:spacing w:after="20"/>
-            </w:pPr>
-            <w:r>
-              <w:rPr>
-                <w:sz w:val="15"/>
-              </w:rPr>
-              <w:t>Technology has highest average transaction value.</w:t>
-            </w:r>
-          </w:p>
-        </w:tc>
-        <w:tc>
-          <w:tcPr>
-            <w:tcW w:w="4176" w:type="dxa"/>
-            <w:vAlign w:val="center"/>
-          </w:tcPr>
-          <w:p>
-            <w:pPr>
-              <w:spacing w:after="20"/>
-            </w:pPr>
-            <w:r>
-              <w:rPr>
-                <w:sz w:val="15"/>
-              </w:rPr>
-              <w:t>Explore bundles or cross-selling where product compatibility and margins support it.</w:t>
-            </w:r>
-          </w:p>
-        </w:tc>
-        <w:tc>
-          <w:tcPr>
-            <w:tcW w:w="3816" w:type="dxa"/>
-            <w:vAlign w:val="center"/>
-          </w:tcPr>
-          <w:p>
-            <w:pPr>
-              <w:spacing w:after="20"/>
-            </w:pPr>
-            <w:r>
-              <w:rPr>
-                <w:sz w:val="15"/>
-              </w:rPr>
-              <w:t>Check margins, stock and demand before launch.</w:t>
-            </w:r>
-          </w:p>
-        </w:tc>
-      </w:tr>
-      <w:tr>
-        <w:trPr>
-          <w:jc w:val="center"/>
-        </w:trPr>
-        <w:tc>
-          <w:tcPr>
-            <w:tcW w:w="2376" w:type="dxa"/>
-            <w:shd w:val="clear" w:color="auto" w:fill="F1F5F9"/>
-            <w:vAlign w:val="center"/>
-          </w:tcPr>
-          <w:p>
-            <w:pPr>
-              <w:spacing w:after="20"/>
-            </w:pPr>
-            <w:r>
-              <w:rPr>
-                <w:sz w:val="15"/>
-              </w:rPr>
-              <w:t>Books and Souvenir have comparatively low totals.</w:t>
-            </w:r>
-          </w:p>
-        </w:tc>
-        <w:tc>
-          <w:tcPr>
-            <w:tcW w:w="4176" w:type="dxa"/>
-            <w:shd w:val="clear" w:color="auto" w:fill="F1F5F9"/>
-            <w:vAlign w:val="center"/>
-          </w:tcPr>
-          <w:p>
-            <w:pPr>
-              <w:spacing w:after="20"/>
-            </w:pPr>
-            <w:r>
-              <w:rPr>
-                <w:sz w:val="15"/>
-              </w:rPr>
-              <w:t>Review assortment, pricing, visibility and demand before reducing stock.</w:t>
-            </w:r>
-          </w:p>
-        </w:tc>
-        <w:tc>
-          <w:tcPr>
-            <w:tcW w:w="3816" w:type="dxa"/>
-            <w:shd w:val="clear" w:color="auto" w:fill="F1F5F9"/>
-            <w:vAlign w:val="center"/>
-          </w:tcPr>
-          <w:p>
-            <w:pPr>
-              <w:spacing w:after="20"/>
-            </w:pPr>
-            <w:r>
-              <w:rPr>
-                <w:sz w:val="15"/>
-              </w:rPr>
-              <w:t>Use margin and stock-turn data; low sales alone is insufficient.</w:t>
-            </w:r>
-          </w:p>
-        </w:tc>
-      </w:tr>
-      <w:tr>
-        <w:trPr>
-          <w:jc w:val="center"/>
-        </w:trPr>
-        <w:tc>
-          <w:tcPr>
-            <w:tcW w:w="2376" w:type="dxa"/>
-            <w:vAlign w:val="center"/>
-          </w:tcPr>
-          <w:p>
-            <w:pPr>
-              <w:spacing w:after="20"/>
-            </w:pPr>
-            <w:r>
-              <w:rPr>
-                <w:sz w:val="15"/>
-              </w:rPr>
-              <w:t>Monday has highest weekday sales.</w:t>
-            </w:r>
-          </w:p>
-        </w:tc>
-        <w:tc>
-          <w:tcPr>
-            <w:tcW w:w="4176" w:type="dxa"/>
-            <w:vAlign w:val="center"/>
-          </w:tcPr>
-          <w:p>
-            <w:pPr>
-              <w:spacing w:after="20"/>
-            </w:pPr>
-            <w:r>
-              <w:rPr>
-                <w:sz w:val="15"/>
-              </w:rPr>
-              <w:t>Consider staffing and promotional tests around observed patterns.</w:t>
-            </w:r>
-          </w:p>
-        </w:tc>
-        <w:tc>
-          <w:tcPr>
-            <w:tcW w:w="3816" w:type="dxa"/>
-            <w:vAlign w:val="center"/>
-          </w:tcPr>
-          <w:p>
-            <w:pPr>
-              <w:spacing w:after="20"/>
-            </w:pPr>
-            <w:r>
-              <w:rPr>
-                <w:sz w:val="15"/>
-              </w:rPr>
-              <w:t>Compare equivalent weeks and account for seasonality.</w:t>
-            </w:r>
-          </w:p>
-        </w:tc>
-      </w:tr>
-      <w:tr>
-        <w:trPr>
-          <w:jc w:val="center"/>
-        </w:trPr>
-        <w:tc>
-          <w:tcPr>
-            <w:tcW w:w="2376" w:type="dxa"/>
-            <w:shd w:val="clear" w:color="auto" w:fill="F1F5F9"/>
-            <w:vAlign w:val="center"/>
-          </w:tcPr>
-          <w:p>
-            <w:pPr>
-              <w:spacing w:after="20"/>
-            </w:pPr>
-            <w:r>
-              <w:rPr>
-                <w:sz w:val="15"/>
-              </w:rPr>
-              <w:t>Potential price outliers exist.</w:t>
-            </w:r>
-          </w:p>
-        </w:tc>
-        <w:tc>
-          <w:tcPr>
-            <w:tcW w:w="4176" w:type="dxa"/>
-            <w:shd w:val="clear" w:color="auto" w:fill="F1F5F9"/>
-            <w:vAlign w:val="center"/>
-          </w:tcPr>
-          <w:p>
-            <w:pPr>
-              <w:spacing w:after="20"/>
-            </w:pPr>
-            <w:r>
-              <w:rPr>
-                <w:sz w:val="15"/>
-              </w:rPr>
-              <w:t>Flag high values for review rather than automatic deletion.</w:t>
-            </w:r>
-          </w:p>
-        </w:tc>
-        <w:tc>
-          <w:tcPr>
-            <w:tcW w:w="3816" w:type="dxa"/>
-            <w:shd w:val="clear" w:color="auto" w:fill="F1F5F9"/>
-            <w:vAlign w:val="center"/>
-          </w:tcPr>
-          <w:p>
-            <w:pPr>
-              <w:spacing w:after="20"/>
-            </w:pPr>
-            <w:r>
-              <w:rPr>
-                <w:sz w:val="15"/>
-              </w:rPr>
-              <w:t>Validate invoice/source evidence and product pricing rules.</w:t>
-            </w:r>
-          </w:p>
-        </w:tc>
-      </w:tr>
-    </w:tbl>
     <w:p>
-      <w:pPr>
-        <w:spacing w:after="20"/>
-      </w:pPr>
+      <w:r>
+        <w:t>The original reference report states that AI tools were used to support learning and productivity—for example, explaining SQL syntax, suggesting queries from business questions, helping interpret errors, assisting with formulas and improving report structure. Since the uploaded package does not include a separate AI prompt history, this report does not claim specific AI-generated code or insights beyond that documented description.</w:t>
+      </w:r>
+    </w:p>
+    <w:p>
+      <w:r>
+        <w:t>A responsible AI workflow for the remaining week is to record the task and prompt, review generated suggestions, run code against the dataset, compare results with independent calculations, and retain only verified findings. AI should support the student's analysis rather than replace data validation or mentor review.</w:t>
+      </w:r>
     </w:p>
     <w:p>
       <w:pPr>
         <w:pStyle w:val="Heading1"/>
       </w:pPr>
       <w:r>
-        <w:t>18. AI-Assisted Data Analysis</w:t>
-      </w:r>
-    </w:p>
-    <w:p>
-      <w:r>
-        <w:t>The original reference report states that AI tools were used to support learning and productivity—for example, explaining SQL syntax, suggesting queries from business questions, helping interpret errors, assisting with formulas and improving report structure. Since the uploaded package does not include a separate AI prompt history, this report does not claim specific AI-generated code or insights beyond that documented description.</w:t>
-      </w:r>
-    </w:p>
-    <w:p>
-      <w:r>
-        <w:t>A responsible AI workflow for the remaining week is to record the task and prompt, review generated suggestions, run code against the dataset, compare results with independent calculations, and retain only verified findings. AI should support the student's analysis rather than replace data validation or mentor review.</w:t>
-      </w:r>
-    </w:p>
-    <w:p>
-      <w:pPr>
-        <w:pStyle w:val="Heading1"/>
-      </w:pPr>
-      <w:r>
-        <w:lastRenderedPageBreak/>
-        <w:t>19. Limitations and Future Analysis</w:t>
+        <w:t>16. Limitations and Future Work</w:t>
       </w:r>
     </w:p>
     <w:p>
@@ -13505,7 +12142,15 @@
         <w:spacing w:after="40"/>
       </w:pPr>
       <w:r>
-        <w:t>The Power BI package structure was inspected, but rendered visual content, DAX formulas, model relationships and interactive slicer behaviour require verification in Power BI Desktop.</w:t>
+        <w:t xml:space="preserve">The Power BI package structure was inspected, but rendered visual content, DAX formulas, model relationships and interactive slicer </w:t>
+      </w:r>
+      <w:proofErr w:type="spellStart"/>
+      <w:r>
+        <w:t>behaviour</w:t>
+      </w:r>
+      <w:proofErr w:type="spellEnd"/>
+      <w:r>
+        <w:t xml:space="preserve"> require verification in Power BI Desktop.</w:t>
       </w:r>
     </w:p>
     <w:p>
@@ -13531,7 +12176,15 @@
         <w:spacing w:after="40"/>
       </w:pPr>
       <w:r>
-        <w:t>Use a dataset containing multiple transactions per customer to analyse repeat purchase, retention and customer lifetime value.</w:t>
+        <w:t xml:space="preserve">Use a dataset containing multiple transactions per customer to </w:t>
+      </w:r>
+      <w:proofErr w:type="spellStart"/>
+      <w:r>
+        <w:t>analyse</w:t>
+      </w:r>
+      <w:proofErr w:type="spellEnd"/>
+      <w:r>
+        <w:t xml:space="preserve"> repeat purchase, retention and customer lifetime value.</w:t>
       </w:r>
     </w:p>
     <w:p>
@@ -13548,8 +12201,13 @@
         <w:pStyle w:val="ListBullet"/>
         <w:spacing w:after="40"/>
       </w:pPr>
-      <w:r>
-        <w:t>Standardise and document age bands, categories, date logic and currency.</w:t>
+      <w:proofErr w:type="spellStart"/>
+      <w:r>
+        <w:t>Standardise</w:t>
+      </w:r>
+      <w:proofErr w:type="spellEnd"/>
+      <w:r>
+        <w:t xml:space="preserve"> and document age bands, categories, date logic and currency.</w:t>
       </w:r>
     </w:p>
     <w:p>
@@ -13602,7 +12260,7 @@
         <w:pStyle w:val="Heading1"/>
       </w:pPr>
       <w:r>
-        <w:t>20. Deliverables</w:t>
+        <w:t>17. Project Deliverables</w:t>
       </w:r>
     </w:p>
     <w:tbl>
@@ -13775,7 +12433,21 @@
               <w:rPr>
                 <w:sz w:val="16"/>
               </w:rPr>
-              <w:t>Supplied notebook with executed outputs, quality checks, summary tables and visualisations.</w:t>
+              <w:t xml:space="preserve">Supplied notebook with executed outputs, quality checks, summary tables and </w:t>
+            </w:r>
+            <w:proofErr w:type="spellStart"/>
+            <w:r>
+              <w:rPr>
+                <w:sz w:val="16"/>
+              </w:rPr>
+              <w:t>visualisations</w:t>
+            </w:r>
+            <w:proofErr w:type="spellEnd"/>
+            <w:r>
+              <w:rPr>
+                <w:sz w:val="16"/>
+              </w:rPr>
+              <w:t>.</w:t>
             </w:r>
           </w:p>
         </w:tc>
@@ -13958,7 +12630,7 @@
               <w:rPr>
                 <w:sz w:val="16"/>
               </w:rPr>
-              <w:t>Three-week internship report</w:t>
+              <w:t>Three-week capstone project report</w:t>
             </w:r>
           </w:p>
         </w:tc>
@@ -13976,7 +12648,7 @@
               <w:rPr>
                 <w:sz w:val="16"/>
               </w:rPr>
-              <w:t>Four-week internship report, updated to include the reported Week 4 activities.</w:t>
+              <w:t>Four-week capstone project report, updated to include the reported Week 4 activities.</w:t>
             </w:r>
           </w:p>
         </w:tc>
@@ -14031,7 +12703,8 @@
         <w:pStyle w:val="Heading1"/>
       </w:pPr>
       <w:r>
-        <w:t>21. Appendix A — Selected SQL Examples</w:t>
+        <w:lastRenderedPageBreak/>
+        <w:t>18. Appendix A — Selected SQL Examples</w:t>
       </w:r>
     </w:p>
     <w:p>
@@ -14061,7 +12734,39 @@
           <w:sz w:val="16"/>
         </w:rPr>
         <w:br/>
-        <w:t xml:space="preserve">    SUM(price) AS total_recorded_sales,</w:t>
+        <w:t xml:space="preserve">    </w:t>
+      </w:r>
+      <w:proofErr w:type="gramStart"/>
+      <w:r>
+        <w:rPr>
+          <w:rFonts w:ascii="Consolas" w:hAnsi="Consolas"/>
+          <w:sz w:val="16"/>
+        </w:rPr>
+        <w:t>SUM(</w:t>
+      </w:r>
+      <w:proofErr w:type="gramEnd"/>
+      <w:r>
+        <w:rPr>
+          <w:rFonts w:ascii="Consolas" w:hAnsi="Consolas"/>
+          <w:sz w:val="16"/>
+        </w:rPr>
+        <w:t xml:space="preserve">price) AS </w:t>
+      </w:r>
+      <w:proofErr w:type="spellStart"/>
+      <w:r>
+        <w:rPr>
+          <w:rFonts w:ascii="Consolas" w:hAnsi="Consolas"/>
+          <w:sz w:val="16"/>
+        </w:rPr>
+        <w:t>total_recorded_sales</w:t>
+      </w:r>
+      <w:proofErr w:type="spellEnd"/>
+      <w:r>
+        <w:rPr>
+          <w:rFonts w:ascii="Consolas" w:hAnsi="Consolas"/>
+          <w:sz w:val="16"/>
+        </w:rPr>
+        <w:t>,</w:t>
       </w:r>
       <w:r>
         <w:rPr>
@@ -14069,7 +12774,48 @@
           <w:sz w:val="16"/>
         </w:rPr>
         <w:br/>
-        <w:t xml:space="preserve">    COUNT(invoice_no) AS total_transactions,</w:t>
+        <w:t xml:space="preserve">    </w:t>
+      </w:r>
+      <w:proofErr w:type="gramStart"/>
+      <w:r>
+        <w:rPr>
+          <w:rFonts w:ascii="Consolas" w:hAnsi="Consolas"/>
+          <w:sz w:val="16"/>
+        </w:rPr>
+        <w:t>COUNT(</w:t>
+      </w:r>
+      <w:proofErr w:type="spellStart"/>
+      <w:proofErr w:type="gramEnd"/>
+      <w:r>
+        <w:rPr>
+          <w:rFonts w:ascii="Consolas" w:hAnsi="Consolas"/>
+          <w:sz w:val="16"/>
+        </w:rPr>
+        <w:t>invoice_no</w:t>
+      </w:r>
+      <w:proofErr w:type="spellEnd"/>
+      <w:r>
+        <w:rPr>
+          <w:rFonts w:ascii="Consolas" w:hAnsi="Consolas"/>
+          <w:sz w:val="16"/>
+        </w:rPr>
+        <w:t xml:space="preserve">) AS </w:t>
+      </w:r>
+      <w:proofErr w:type="spellStart"/>
+      <w:r>
+        <w:rPr>
+          <w:rFonts w:ascii="Consolas" w:hAnsi="Consolas"/>
+          <w:sz w:val="16"/>
+        </w:rPr>
+        <w:t>total_transactions</w:t>
+      </w:r>
+      <w:proofErr w:type="spellEnd"/>
+      <w:r>
+        <w:rPr>
+          <w:rFonts w:ascii="Consolas" w:hAnsi="Consolas"/>
+          <w:sz w:val="16"/>
+        </w:rPr>
+        <w:t>,</w:t>
       </w:r>
       <w:r>
         <w:rPr>
@@ -14077,7 +12823,39 @@
           <w:sz w:val="16"/>
         </w:rPr>
         <w:br/>
-        <w:t xml:space="preserve">    SUM(quantity) AS total_quantity_sold,</w:t>
+        <w:t xml:space="preserve">    </w:t>
+      </w:r>
+      <w:proofErr w:type="gramStart"/>
+      <w:r>
+        <w:rPr>
+          <w:rFonts w:ascii="Consolas" w:hAnsi="Consolas"/>
+          <w:sz w:val="16"/>
+        </w:rPr>
+        <w:t>SUM(</w:t>
+      </w:r>
+      <w:proofErr w:type="gramEnd"/>
+      <w:r>
+        <w:rPr>
+          <w:rFonts w:ascii="Consolas" w:hAnsi="Consolas"/>
+          <w:sz w:val="16"/>
+        </w:rPr>
+        <w:t xml:space="preserve">quantity) AS </w:t>
+      </w:r>
+      <w:proofErr w:type="spellStart"/>
+      <w:r>
+        <w:rPr>
+          <w:rFonts w:ascii="Consolas" w:hAnsi="Consolas"/>
+          <w:sz w:val="16"/>
+        </w:rPr>
+        <w:t>total_quantity_sold</w:t>
+      </w:r>
+      <w:proofErr w:type="spellEnd"/>
+      <w:r>
+        <w:rPr>
+          <w:rFonts w:ascii="Consolas" w:hAnsi="Consolas"/>
+          <w:sz w:val="16"/>
+        </w:rPr>
+        <w:t>,</w:t>
       </w:r>
       <w:r>
         <w:rPr>
@@ -14085,22 +12863,56 @@
           <w:sz w:val="16"/>
         </w:rPr>
         <w:br/>
-      </w:r>
+        <w:t xml:space="preserve">    ROUND(</w:t>
+      </w:r>
+      <w:proofErr w:type="gramStart"/>
       <w:r>
         <w:rPr>
           <w:rFonts w:ascii="Consolas" w:hAnsi="Consolas"/>
           <w:sz w:val="16"/>
         </w:rPr>
-        <w:lastRenderedPageBreak/>
-        <w:t xml:space="preserve">    ROUND(AVG(price), 2) AS average_transaction_value</w:t>
-      </w:r>
+        <w:t>AVG(</w:t>
+      </w:r>
+      <w:proofErr w:type="gramEnd"/>
+      <w:r>
+        <w:rPr>
+          <w:rFonts w:ascii="Consolas" w:hAnsi="Consolas"/>
+          <w:sz w:val="16"/>
+        </w:rPr>
+        <w:t xml:space="preserve">price), 2) AS </w:t>
+      </w:r>
+      <w:proofErr w:type="spellStart"/>
+      <w:r>
+        <w:rPr>
+          <w:rFonts w:ascii="Consolas" w:hAnsi="Consolas"/>
+          <w:sz w:val="16"/>
+        </w:rPr>
+        <w:t>average_transaction_value</w:t>
+      </w:r>
+      <w:proofErr w:type="spellEnd"/>
       <w:r>
         <w:rPr>
           <w:rFonts w:ascii="Consolas" w:hAnsi="Consolas"/>
           <w:sz w:val="16"/>
         </w:rPr>
         <w:br/>
-        <w:t>FROM customer_shopping_analysis;</w:t>
+        <w:t xml:space="preserve">FROM </w:t>
+      </w:r>
+      <w:proofErr w:type="spellStart"/>
+      <w:r>
+        <w:rPr>
+          <w:rFonts w:ascii="Consolas" w:hAnsi="Consolas"/>
+          <w:sz w:val="16"/>
+        </w:rPr>
+        <w:t>customer_shopping_analysis</w:t>
+      </w:r>
+      <w:proofErr w:type="spellEnd"/>
+      <w:r>
+        <w:rPr>
+          <w:rFonts w:ascii="Consolas" w:hAnsi="Consolas"/>
+          <w:sz w:val="16"/>
+        </w:rPr>
+        <w:t>;</w:t>
       </w:r>
     </w:p>
     <w:p>
@@ -14135,7 +12947,39 @@
           <w:sz w:val="16"/>
         </w:rPr>
         <w:br/>
-        <w:t xml:space="preserve">       ROUND(SUM(price), 2) AS total_sales,</w:t>
+        <w:t xml:space="preserve">       ROUND(</w:t>
+      </w:r>
+      <w:proofErr w:type="gramStart"/>
+      <w:r>
+        <w:rPr>
+          <w:rFonts w:ascii="Consolas" w:hAnsi="Consolas"/>
+          <w:sz w:val="16"/>
+        </w:rPr>
+        <w:t>SUM(</w:t>
+      </w:r>
+      <w:proofErr w:type="gramEnd"/>
+      <w:r>
+        <w:rPr>
+          <w:rFonts w:ascii="Consolas" w:hAnsi="Consolas"/>
+          <w:sz w:val="16"/>
+        </w:rPr>
+        <w:t xml:space="preserve">price), 2) AS </w:t>
+      </w:r>
+      <w:proofErr w:type="spellStart"/>
+      <w:r>
+        <w:rPr>
+          <w:rFonts w:ascii="Consolas" w:hAnsi="Consolas"/>
+          <w:sz w:val="16"/>
+        </w:rPr>
+        <w:t>total_sales</w:t>
+      </w:r>
+      <w:proofErr w:type="spellEnd"/>
+      <w:r>
+        <w:rPr>
+          <w:rFonts w:ascii="Consolas" w:hAnsi="Consolas"/>
+          <w:sz w:val="16"/>
+        </w:rPr>
+        <w:t>,</w:t>
       </w:r>
       <w:r>
         <w:rPr>
@@ -14143,7 +12987,23 @@
           <w:sz w:val="16"/>
         </w:rPr>
         <w:br/>
-        <w:t xml:space="preserve">       ROUND(SUM(price) * 100.0 /</w:t>
+        <w:t xml:space="preserve">       ROUND(</w:t>
+      </w:r>
+      <w:proofErr w:type="gramStart"/>
+      <w:r>
+        <w:rPr>
+          <w:rFonts w:ascii="Consolas" w:hAnsi="Consolas"/>
+          <w:sz w:val="16"/>
+        </w:rPr>
+        <w:t>SUM(</w:t>
+      </w:r>
+      <w:proofErr w:type="gramEnd"/>
+      <w:r>
+        <w:rPr>
+          <w:rFonts w:ascii="Consolas" w:hAnsi="Consolas"/>
+          <w:sz w:val="16"/>
+        </w:rPr>
+        <w:t>price) * 100.0 /</w:t>
       </w:r>
       <w:r>
         <w:rPr>
@@ -14151,7 +13011,55 @@
           <w:sz w:val="16"/>
         </w:rPr>
         <w:br/>
-        <w:t xml:space="preserve">             (SELECT SUM(price) FROM customer_shopping_analysis), 2)</w:t>
+        <w:t xml:space="preserve">          </w:t>
+      </w:r>
+      <w:proofErr w:type="gramStart"/>
+      <w:r>
+        <w:rPr>
+          <w:rFonts w:ascii="Consolas" w:hAnsi="Consolas"/>
+          <w:sz w:val="16"/>
+        </w:rPr>
+        <w:t xml:space="preserve">   (</w:t>
+      </w:r>
+      <w:proofErr w:type="gramEnd"/>
+      <w:r>
+        <w:rPr>
+          <w:rFonts w:ascii="Consolas" w:hAnsi="Consolas"/>
+          <w:sz w:val="16"/>
+        </w:rPr>
+        <w:t xml:space="preserve">SELECT </w:t>
+      </w:r>
+      <w:proofErr w:type="gramStart"/>
+      <w:r>
+        <w:rPr>
+          <w:rFonts w:ascii="Consolas" w:hAnsi="Consolas"/>
+          <w:sz w:val="16"/>
+        </w:rPr>
+        <w:t>SUM(</w:t>
+      </w:r>
+      <w:proofErr w:type="gramEnd"/>
+      <w:r>
+        <w:rPr>
+          <w:rFonts w:ascii="Consolas" w:hAnsi="Consolas"/>
+          <w:sz w:val="16"/>
+        </w:rPr>
+        <w:t xml:space="preserve">price) FROM </w:t>
+      </w:r>
+      <w:proofErr w:type="spellStart"/>
+      <w:r>
+        <w:rPr>
+          <w:rFonts w:ascii="Consolas" w:hAnsi="Consolas"/>
+          <w:sz w:val="16"/>
+        </w:rPr>
+        <w:t>customer_shopping_analysis</w:t>
+      </w:r>
+      <w:proofErr w:type="spellEnd"/>
+      <w:r>
+        <w:rPr>
+          <w:rFonts w:ascii="Consolas" w:hAnsi="Consolas"/>
+          <w:sz w:val="16"/>
+        </w:rPr>
+        <w:t>), 2)</w:t>
       </w:r>
       <w:r>
         <w:rPr>
@@ -14159,16 +13067,34 @@
           <w:sz w:val="16"/>
         </w:rPr>
         <w:br/>
-        <w:t xml:space="preserve">         AS sales_percentage</w:t>
-      </w:r>
+        <w:t xml:space="preserve">         AS </w:t>
+      </w:r>
+      <w:proofErr w:type="spellStart"/>
+      <w:r>
+        <w:rPr>
+          <w:rFonts w:ascii="Consolas" w:hAnsi="Consolas"/>
+          <w:sz w:val="16"/>
+        </w:rPr>
+        <w:t>sales_percentage</w:t>
+      </w:r>
+      <w:proofErr w:type="spellEnd"/>
       <w:r>
         <w:rPr>
           <w:rFonts w:ascii="Consolas" w:hAnsi="Consolas"/>
           <w:sz w:val="16"/>
         </w:rPr>
         <w:br/>
-        <w:t>FROM customer_shopping_analysis</w:t>
-      </w:r>
+        <w:t xml:space="preserve">FROM </w:t>
+      </w:r>
+      <w:proofErr w:type="spellStart"/>
+      <w:r>
+        <w:rPr>
+          <w:rFonts w:ascii="Consolas" w:hAnsi="Consolas"/>
+          <w:sz w:val="16"/>
+        </w:rPr>
+        <w:t>customer_shopping_analysis</w:t>
+      </w:r>
+      <w:proofErr w:type="spellEnd"/>
       <w:r>
         <w:rPr>
           <w:rFonts w:ascii="Consolas" w:hAnsi="Consolas"/>
@@ -14183,7 +13109,23 @@
           <w:sz w:val="16"/>
         </w:rPr>
         <w:br/>
-        <w:t>ORDER BY total_sales DESC;</w:t>
+        <w:t xml:space="preserve">ORDER BY </w:t>
+      </w:r>
+      <w:proofErr w:type="spellStart"/>
+      <w:r>
+        <w:rPr>
+          <w:rFonts w:ascii="Consolas" w:hAnsi="Consolas"/>
+          <w:sz w:val="16"/>
+        </w:rPr>
+        <w:t>total_sales</w:t>
+      </w:r>
+      <w:proofErr w:type="spellEnd"/>
+      <w:r>
+        <w:rPr>
+          <w:rFonts w:ascii="Consolas" w:hAnsi="Consolas"/>
+          <w:sz w:val="16"/>
+        </w:rPr>
+        <w:t xml:space="preserve"> DESC;</w:t>
       </w:r>
     </w:p>
     <w:p>
@@ -14196,7 +13138,7 @@
         <w:pStyle w:val="Heading1"/>
       </w:pPr>
       <w:r>
-        <w:t>Appendix B — KPI Definitions</w:t>
+        <w:t>19. Appendix B — KPI Definitions</w:t>
       </w:r>
     </w:p>
     <w:tbl>
@@ -14306,11 +13248,19 @@
             <w:pPr>
               <w:spacing w:after="20"/>
             </w:pPr>
+            <w:proofErr w:type="gramStart"/>
             <w:r>
               <w:rPr>
                 <w:sz w:val="16"/>
               </w:rPr>
-              <w:t>SUM(price)</w:t>
+              <w:t>SUM(</w:t>
+            </w:r>
+            <w:proofErr w:type="gramEnd"/>
+            <w:r>
+              <w:rPr>
+                <w:sz w:val="16"/>
+              </w:rPr>
+              <w:t>price)</w:t>
             </w:r>
           </w:p>
         </w:tc>
@@ -14364,11 +13314,19 @@
             <w:pPr>
               <w:spacing w:after="20"/>
             </w:pPr>
+            <w:proofErr w:type="gramStart"/>
             <w:r>
               <w:rPr>
                 <w:sz w:val="16"/>
               </w:rPr>
-              <w:t>SUM(quantity)</w:t>
+              <w:t>SUM(</w:t>
+            </w:r>
+            <w:proofErr w:type="gramEnd"/>
+            <w:r>
+              <w:rPr>
+                <w:sz w:val="16"/>
+              </w:rPr>
+              <w:t>quantity)</w:t>
             </w:r>
           </w:p>
         </w:tc>
@@ -14421,11 +13379,27 @@
             <w:pPr>
               <w:spacing w:after="20"/>
             </w:pPr>
+            <w:proofErr w:type="gramStart"/>
             <w:r>
               <w:rPr>
                 <w:sz w:val="16"/>
               </w:rPr>
-              <w:t>COUNT(invoice_no)</w:t>
+              <w:t>COUNT(</w:t>
+            </w:r>
+            <w:proofErr w:type="spellStart"/>
+            <w:proofErr w:type="gramEnd"/>
+            <w:r>
+              <w:rPr>
+                <w:sz w:val="16"/>
+              </w:rPr>
+              <w:t>invoice_no</w:t>
+            </w:r>
+            <w:proofErr w:type="spellEnd"/>
+            <w:r>
+              <w:rPr>
+                <w:sz w:val="16"/>
+              </w:rPr>
+              <w:t>)</w:t>
             </w:r>
           </w:p>
         </w:tc>
@@ -14479,11 +13453,19 @@
             <w:pPr>
               <w:spacing w:after="20"/>
             </w:pPr>
+            <w:proofErr w:type="gramStart"/>
             <w:r>
               <w:rPr>
                 <w:sz w:val="16"/>
               </w:rPr>
-              <w:t>AVG(price)</w:t>
+              <w:t>AVG(</w:t>
+            </w:r>
+            <w:proofErr w:type="gramEnd"/>
+            <w:r>
+              <w:rPr>
+                <w:sz w:val="16"/>
+              </w:rPr>
+              <w:t>price)</w:t>
             </w:r>
           </w:p>
         </w:tc>
@@ -14501,7 +13483,21 @@
               <w:rPr>
                 <w:sz w:val="16"/>
               </w:rPr>
-              <w:t>Mean recorded transaction value, not customer lifetime spend.</w:t>
+              <w:t xml:space="preserve">Mean recorded transaction value, not customer lifetime </w:t>
+            </w:r>
+            <w:proofErr w:type="gramStart"/>
+            <w:r>
+              <w:rPr>
+                <w:sz w:val="16"/>
+              </w:rPr>
+              <w:t>spend</w:t>
+            </w:r>
+            <w:proofErr w:type="gramEnd"/>
+            <w:r>
+              <w:rPr>
+                <w:sz w:val="16"/>
+              </w:rPr>
+              <w:t>.</w:t>
             </w:r>
           </w:p>
         </w:tc>
@@ -14540,7 +13536,35 @@
               <w:rPr>
                 <w:sz w:val="16"/>
               </w:rPr>
-              <w:t>Category SUM(price) / overall SUM(price) × 100</w:t>
+              <w:t xml:space="preserve">Category </w:t>
+            </w:r>
+            <w:proofErr w:type="gramStart"/>
+            <w:r>
+              <w:rPr>
+                <w:sz w:val="16"/>
+              </w:rPr>
+              <w:t>SUM(</w:t>
+            </w:r>
+            <w:proofErr w:type="gramEnd"/>
+            <w:r>
+              <w:rPr>
+                <w:sz w:val="16"/>
+              </w:rPr>
+              <w:t xml:space="preserve">price) / overall </w:t>
+            </w:r>
+            <w:proofErr w:type="gramStart"/>
+            <w:r>
+              <w:rPr>
+                <w:sz w:val="16"/>
+              </w:rPr>
+              <w:t>SUM(</w:t>
+            </w:r>
+            <w:proofErr w:type="gramEnd"/>
+            <w:r>
+              <w:rPr>
+                <w:sz w:val="16"/>
+              </w:rPr>
+              <w:t>price) × 100</w:t>
             </w:r>
           </w:p>
         </w:tc>
@@ -14598,8 +13622,16 @@
               <w:rPr>
                 <w:sz w:val="16"/>
               </w:rPr>
-              <w:t>Count of transactions per customer_id</w:t>
-            </w:r>
+              <w:t xml:space="preserve">Count of transactions per </w:t>
+            </w:r>
+            <w:proofErr w:type="spellStart"/>
+            <w:r>
+              <w:rPr>
+                <w:sz w:val="16"/>
+              </w:rPr>
+              <w:t>customer_id</w:t>
+            </w:r>
+            <w:proofErr w:type="spellEnd"/>
           </w:p>
         </w:tc>
         <w:tc>
@@ -14700,12 +13732,12 @@
         <w:pStyle w:val="Heading1"/>
       </w:pPr>
       <w:r>
-        <w:t>22. Final Conclusion</w:t>
+        <w:t>20. Conclusion</w:t>
       </w:r>
     </w:p>
     <w:p>
       <w:r>
-        <w:t>During the four-week AI-Powered Data Analytics Internship at Brand Monk Academy, I worked on the Customer Shopping Behavior Analysis project using Excel, MySQL, Python/Jupyter Notebook and a Power BI report file. The supplied work demonstrates KPI analysis, structured SQL querying, Python data-quality checks and exploratory analysis, visualisation, and the preparation of business recommendations. In Week 4, I completed my GitHub work and reviewed the SQL business questions, queries, documented outputs and findings.</w:t>
+        <w:t>This AI-Powered Industry Capstone Project at Brand Monk Academy used Excel, MySQL, Python/Jupyter Notebook and a Power BI report file to analyse Customer Shopping Behavior. In Week 4, I completed my GitHub work and reviewed the SQL business questions, queries, documented outputs and findings.</w:t>
       </w:r>
     </w:p>
     <w:p>
@@ -14813,39 +13845,7 @@
         <w:color w:val="646E78"/>
         <w:sz w:val="16"/>
       </w:rPr>
-      <w:t xml:space="preserve">Customer Shopping Behavior </w:t>
-    </w:r>
-    <w:proofErr w:type="gramStart"/>
-    <w:r>
-      <w:rPr>
-        <w:color w:val="646E78"/>
-        <w:sz w:val="16"/>
-      </w:rPr>
-      <w:t>Analysis  •</w:t>
-    </w:r>
-    <w:proofErr w:type="gramEnd"/>
-    <w:r>
-      <w:rPr>
-        <w:color w:val="646E78"/>
-        <w:sz w:val="16"/>
-      </w:rPr>
-      <w:t xml:space="preserve">  Internship </w:t>
-    </w:r>
-    <w:proofErr w:type="gramStart"/>
-    <w:r>
-      <w:rPr>
-        <w:color w:val="646E78"/>
-        <w:sz w:val="16"/>
-      </w:rPr>
-      <w:t>Report  •</w:t>
-    </w:r>
-    <w:proofErr w:type="gramEnd"/>
-    <w:r>
-      <w:rPr>
-        <w:color w:val="646E78"/>
-        <w:sz w:val="16"/>
-      </w:rPr>
-      <w:t xml:space="preserve">  October 2026</w:t>
+      <w:t>Customer Shopping Behavior Analysis  •  Capstone project Report  •  October 2026</w:t>
     </w:r>
   </w:p>
 </w:ftr>
@@ -14882,6 +13882,13 @@
     <w:pPr>
       <w:pStyle w:val="Header"/>
       <w:jc w:val="right"/>
+      <w:rPr>
+        <w:b/>
+        <w:bCs/>
+        <w:color w:val="646E78"/>
+        <w:sz w:val="16"/>
+        <w:lang w:val="en-IN"/>
+      </w:rPr>
     </w:pPr>
     <w:r>
       <w:rPr>
@@ -14904,7 +13911,17 @@
         <w:color w:val="646E78"/>
         <w:sz w:val="16"/>
       </w:rPr>
-      <w:t xml:space="preserve">  AI-POWERED DATA ANALYTICS INTERNSHIP</w:t>
+      <w:t xml:space="preserve">  </w:t>
+    </w:r>
+    <w:r>
+      <w:rPr>
+        <w:b/>
+        <w:bCs/>
+        <w:color w:val="646E78"/>
+        <w:sz w:val="16"/>
+        <w:lang w:val="en-IN"/>
+      </w:rPr>
+      <w:t>AI-POWERED INDUSTRY CAPSTONE PROJECT</w:t>
     </w:r>
   </w:p>
 </w:hdr>
